--- a/backpropagation.docx
+++ b/backpropagation.docx
@@ -7470,14 +7470,12 @@
                                     </m:ctrlPr>
                                   </m:sSupPr>
                                   <m:e>
-                                    <w:proofErr w:type="spellStart"/>
                                     <m:r>
                                       <m:rPr>
                                         <m:nor/>
                                       </m:rPr>
                                       <m:t>ReLU</m:t>
                                     </m:r>
-                                    <w:proofErr w:type="spellEnd"/>
                                   </m:e>
                                   <m:sup>
                                     <m:r>
@@ -7495,18 +7493,9 @@
                                   <w:rPr>
                                     <w:rFonts w:ascii="Cambria Math" w:hAnsi="Cambria Math"/>
                                   </w:rPr>
-                                  <m:t>(z</m:t>
+                                  <m:t>(z)</m:t>
                                 </m:r>
                                 <m:r>
-                                  <w:rPr>
-                                    <w:rFonts w:ascii="Cambria Math" w:hAnsi="Cambria Math"/>
-                                  </w:rPr>
-                                  <m:t>)</m:t>
-                                </m:r>
-                                <m:r>
-                                  <w:rPr>
-                                    <w:i/>
-                                  </w:rPr>
                                   <w:br/>
                                 </m:r>
                               </m:oMath>
@@ -7561,9 +7550,9 @@
                                   <m:t>x</m:t>
                                 </m:r>
                                 <m:r>
-                                  <w:rPr>
-                                    <w:b/>
-                                  </w:rPr>
+                                  <m:rPr>
+                                    <m:sty m:val="b"/>
+                                  </m:rPr>
                                   <w:br/>
                                 </m:r>
                               </m:oMath>
@@ -7600,9 +7589,6 @@
                                   <m:t>=δ</m:t>
                                 </m:r>
                                 <m:r>
-                                  <w:rPr>
-                                    <w:i/>
-                                  </w:rPr>
                                   <w:br/>
                                 </m:r>
                               </m:oMath>
@@ -7657,14 +7643,12 @@
                               </m:ctrlPr>
                             </m:sSupPr>
                             <m:e>
-                              <w:proofErr w:type="spellStart"/>
                               <m:r>
                                 <m:rPr>
                                   <m:nor/>
                                 </m:rPr>
                                 <m:t>ReLU</m:t>
                               </m:r>
-                              <w:proofErr w:type="spellEnd"/>
                             </m:e>
                             <m:sup>
                               <m:r>
@@ -7682,18 +7666,9 @@
                             <w:rPr>
                               <w:rFonts w:ascii="Cambria Math" w:hAnsi="Cambria Math"/>
                             </w:rPr>
-                            <m:t>(z</m:t>
+                            <m:t>(z)</m:t>
                           </m:r>
                           <m:r>
-                            <w:rPr>
-                              <w:rFonts w:ascii="Cambria Math" w:hAnsi="Cambria Math"/>
-                            </w:rPr>
-                            <m:t>)</m:t>
-                          </m:r>
-                          <m:r>
-                            <w:rPr>
-                              <w:i/>
-                            </w:rPr>
                             <w:br/>
                           </m:r>
                         </m:oMath>
@@ -7748,9 +7723,9 @@
                             <m:t>x</m:t>
                           </m:r>
                           <m:r>
-                            <w:rPr>
-                              <w:b/>
-                            </w:rPr>
+                            <m:rPr>
+                              <m:sty m:val="b"/>
+                            </m:rPr>
                             <w:br/>
                           </m:r>
                         </m:oMath>
@@ -7787,9 +7762,6 @@
                             <m:t>=δ</m:t>
                           </m:r>
                           <m:r>
-                            <w:rPr>
-                              <w:i/>
-                            </w:rPr>
                             <w:br/>
                           </m:r>
                         </m:oMath>
@@ -7888,14 +7860,12 @@
               </m:ctrlPr>
             </m:sSupPr>
             <m:e>
-              <w:proofErr w:type="spellStart"/>
               <m:r>
                 <m:rPr>
                   <m:nor/>
                 </m:rPr>
                 <m:t>ReLU</m:t>
               </m:r>
-              <w:proofErr w:type="spellEnd"/>
             </m:e>
             <m:sup>
               <m:r>
@@ -7944,7 +7914,7 @@
           </m:r>
           <m:r>
             <m:rPr>
-              <m:sty m:val="b"/>
+              <m:sty m:val="p"/>
             </m:rPr>
             <w:rPr>
               <w:rFonts w:ascii="Cambria Math" w:hAnsi="Cambria Math"/>
@@ -8017,7 +7987,6 @@
               </m:ctrlPr>
             </m:sSupPr>
             <m:e>
-              <w:proofErr w:type="spellStart"/>
               <m:r>
                 <m:rPr>
                   <m:nor/>
@@ -8029,7 +7998,6 @@
                 </w:rPr>
                 <m:t>ReLU</m:t>
               </m:r>
-              <w:proofErr w:type="spellEnd"/>
             </m:e>
             <m:sup>
               <m:r>
@@ -8053,17 +8021,20 @@
             <m:t>(z)</m:t>
           </m:r>
           <m:r>
+            <m:rPr>
+              <m:sty m:val="bi"/>
+            </m:rPr>
             <w:rPr>
               <w:rFonts w:ascii="Cambria Math" w:hAnsi="Cambria Math"/>
-              <w:b/>
-              <w:i/>
             </w:rPr>
             <w:br/>
           </m:r>
+        </m:oMath>
+        <m:oMath>
           <m:r>
-            <w:rPr>
-              <w:b/>
-            </w:rPr>
+            <m:rPr>
+              <m:sty m:val="b"/>
+            </m:rPr>
             <w:br/>
           </m:r>
         </m:oMath>
@@ -10856,10 +10827,7 @@
                                   <w:t>y</w:t>
                                 </w:r>
                                 <w:r>
-                                  <w:t xml:space="preserve"> = </w:t>
-                                </w:r>
-                                <w:r>
-                                  <w:t>a</w:t>
+                                  <w:t xml:space="preserve"> = a</w:t>
                                 </w:r>
                                 <w:r>
                                   <w:rPr>
@@ -11524,10 +11492,7 @@
                             <w:t>y</w:t>
                           </w:r>
                           <w:r>
-                            <w:t xml:space="preserve"> = </w:t>
-                          </w:r>
-                          <w:r>
-                            <w:t>a</w:t>
+                            <w:t xml:space="preserve"> = a</w:t>
                           </w:r>
                           <w:r>
                             <w:rPr>
@@ -12989,23 +12954,7 @@
                                   <w:sz w:val="20"/>
                                   <w:szCs w:val="20"/>
                                 </w:rPr>
-                                <m:t xml:space="preserve"> </m:t>
-                              </m:r>
-                              <m:r>
-                                <w:rPr>
-                                  <w:rFonts w:ascii="Cambria Math" w:hAnsi="Cambria Math"/>
-                                  <w:sz w:val="20"/>
-                                  <w:szCs w:val="20"/>
-                                </w:rPr>
-                                <m:t xml:space="preserve"> </m:t>
-                              </m:r>
-                              <m:r>
-                                <w:rPr>
-                                  <w:rFonts w:ascii="Cambria Math" w:hAnsi="Cambria Math"/>
-                                  <w:sz w:val="20"/>
-                                  <w:szCs w:val="20"/>
-                                </w:rPr>
-                                <m:t xml:space="preserve">= </m:t>
+                                <m:t xml:space="preserve">  = </m:t>
                               </m:r>
                               <m:f>
                                 <m:fPr>
@@ -13175,6 +13124,9 @@
                                 </m:sub>
                               </m:sSub>
                               <m:r>
+                                <m:rPr>
+                                  <m:sty m:val="p"/>
+                                </m:rPr>
                                 <w:rPr>
                                   <w:rFonts w:ascii="Cambria Math" w:hAnsi="Cambria Math"/>
                                   <w:sz w:val="20"/>
@@ -13405,15 +13357,7 @@
                                         <w:sz w:val="20"/>
                                         <w:szCs w:val="20"/>
                                       </w:rPr>
-                                      <m:t>1</m:t>
-                                    </m:r>
-                                    <m:r>
-                                      <w:rPr>
-                                        <w:rFonts w:ascii="Cambria Math" w:hAnsi="Cambria Math"/>
-                                        <w:sz w:val="20"/>
-                                        <w:szCs w:val="20"/>
-                                      </w:rPr>
-                                      <m:t xml:space="preserve"> </m:t>
+                                      <m:t xml:space="preserve">1 </m:t>
                                     </m:r>
                                   </m:sub>
                                 </m:sSub>
@@ -13462,31 +13406,7 @@
                                     <w:sz w:val="20"/>
                                     <w:szCs w:val="20"/>
                                   </w:rPr>
-                                  <m:t>=2*21.6*</m:t>
-                                </m:r>
-                                <m:r>
-                                  <w:rPr>
-                                    <w:rFonts w:ascii="Cambria Math" w:hAnsi="Cambria Math"/>
-                                    <w:sz w:val="20"/>
-                                    <w:szCs w:val="20"/>
-                                  </w:rPr>
-                                  <m:t>1</m:t>
-                                </m:r>
-                                <m:r>
-                                  <w:rPr>
-                                    <w:rFonts w:ascii="Cambria Math" w:hAnsi="Cambria Math"/>
-                                    <w:sz w:val="20"/>
-                                    <w:szCs w:val="20"/>
-                                  </w:rPr>
-                                  <m:t>=</m:t>
-                                </m:r>
-                                <m:r>
-                                  <w:rPr>
-                                    <w:rFonts w:ascii="Cambria Math" w:hAnsi="Cambria Math"/>
-                                    <w:sz w:val="20"/>
-                                    <w:szCs w:val="20"/>
-                                  </w:rPr>
-                                  <m:t>43.2</m:t>
+                                  <m:t>=2*21.6*1=43.2</m:t>
                                 </m:r>
                               </m:oMath>
                             </m:oMathPara>
@@ -13712,15 +13632,7 @@
                                         <w:sz w:val="20"/>
                                         <w:szCs w:val="20"/>
                                       </w:rPr>
-                                      <m:t>2</m:t>
-                                    </m:r>
-                                    <m:r>
-                                      <w:rPr>
-                                        <w:rFonts w:ascii="Cambria Math" w:hAnsi="Cambria Math"/>
-                                        <w:sz w:val="20"/>
-                                        <w:szCs w:val="20"/>
-                                      </w:rPr>
-                                      <m:t xml:space="preserve"> </m:t>
+                                      <m:t xml:space="preserve">2 </m:t>
                                     </m:r>
                                   </m:sub>
                                 </m:sSub>
@@ -13730,31 +13642,7 @@
                                     <w:sz w:val="20"/>
                                     <w:szCs w:val="20"/>
                                   </w:rPr>
-                                  <m:t xml:space="preserve">= </m:t>
-                                </m:r>
-                                <m:r>
-                                  <w:rPr>
-                                    <w:rFonts w:ascii="Cambria Math" w:hAnsi="Cambria Math"/>
-                                    <w:sz w:val="20"/>
-                                    <w:szCs w:val="20"/>
-                                  </w:rPr>
-                                  <m:t>2y</m:t>
-                                </m:r>
-                                <m:r>
-                                  <w:rPr>
-                                    <w:rFonts w:ascii="Cambria Math" w:hAnsi="Cambria Math"/>
-                                    <w:sz w:val="20"/>
-                                    <w:szCs w:val="20"/>
-                                  </w:rPr>
-                                  <m:t xml:space="preserve"> </m:t>
-                                </m:r>
-                                <m:r>
-                                  <w:rPr>
-                                    <w:rFonts w:ascii="Cambria Math" w:hAnsi="Cambria Math"/>
-                                    <w:sz w:val="20"/>
-                                    <w:szCs w:val="20"/>
-                                  </w:rPr>
-                                  <m:t xml:space="preserve">. </m:t>
+                                  <m:t xml:space="preserve">= 2y . </m:t>
                                 </m:r>
                                 <m:sSub>
                                   <m:sSubPr>
@@ -13793,15 +13681,7 @@
                                     <w:sz w:val="20"/>
                                     <w:szCs w:val="20"/>
                                   </w:rPr>
-                                  <m:t>=2*21.6*2=86.</m:t>
-                                </m:r>
-                                <m:r>
-                                  <w:rPr>
-                                    <w:rFonts w:ascii="Cambria Math" w:hAnsi="Cambria Math"/>
-                                    <w:sz w:val="20"/>
-                                    <w:szCs w:val="20"/>
-                                  </w:rPr>
-                                  <m:t>4</m:t>
+                                  <m:t>=2*21.6*2=86.4</m:t>
                                 </m:r>
                               </m:oMath>
                             </m:oMathPara>
@@ -13889,15 +13769,7 @@
                                             <w:sz w:val="20"/>
                                             <w:szCs w:val="20"/>
                                           </w:rPr>
-                                          <m:t>1</m:t>
-                                        </m:r>
-                                        <m:r>
-                                          <w:rPr>
-                                            <w:rFonts w:ascii="Cambria Math" w:hAnsi="Cambria Math"/>
-                                            <w:sz w:val="20"/>
-                                            <w:szCs w:val="20"/>
-                                          </w:rPr>
-                                          <m:t>3</m:t>
+                                          <m:t>13</m:t>
                                         </m:r>
                                       </m:sub>
                                     </m:sSub>
@@ -14035,15 +13907,7 @@
                                         <w:sz w:val="20"/>
                                         <w:szCs w:val="20"/>
                                       </w:rPr>
-                                      <m:t>3</m:t>
-                                    </m:r>
-                                    <m:r>
-                                      <w:rPr>
-                                        <w:rFonts w:ascii="Cambria Math" w:hAnsi="Cambria Math"/>
-                                        <w:sz w:val="20"/>
-                                        <w:szCs w:val="20"/>
-                                      </w:rPr>
-                                      <m:t xml:space="preserve"> </m:t>
+                                      <m:t xml:space="preserve">3 </m:t>
                                     </m:r>
                                   </m:sub>
                                 </m:sSub>
@@ -14092,47 +13956,7 @@
                                     <w:sz w:val="20"/>
                                     <w:szCs w:val="20"/>
                                   </w:rPr>
-                                  <m:t>=2*21.6*</m:t>
-                                </m:r>
-                                <m:r>
-                                  <w:rPr>
-                                    <w:rFonts w:ascii="Cambria Math" w:hAnsi="Cambria Math"/>
-                                    <w:sz w:val="20"/>
-                                    <w:szCs w:val="20"/>
-                                  </w:rPr>
-                                  <m:t>3</m:t>
-                                </m:r>
-                                <m:r>
-                                  <w:rPr>
-                                    <w:rFonts w:ascii="Cambria Math" w:hAnsi="Cambria Math"/>
-                                    <w:sz w:val="20"/>
-                                    <w:szCs w:val="20"/>
-                                  </w:rPr>
-                                  <m:t>=</m:t>
-                                </m:r>
-                                <m:r>
-                                  <w:rPr>
-                                    <w:rFonts w:ascii="Cambria Math" w:hAnsi="Cambria Math"/>
-                                    <w:sz w:val="20"/>
-                                    <w:szCs w:val="20"/>
-                                  </w:rPr>
-                                  <m:t>129</m:t>
-                                </m:r>
-                                <m:r>
-                                  <w:rPr>
-                                    <w:rFonts w:ascii="Cambria Math" w:hAnsi="Cambria Math"/>
-                                    <w:sz w:val="20"/>
-                                    <w:szCs w:val="20"/>
-                                  </w:rPr>
-                                  <m:t>.</m:t>
-                                </m:r>
-                                <m:r>
-                                  <w:rPr>
-                                    <w:rFonts w:ascii="Cambria Math" w:hAnsi="Cambria Math"/>
-                                    <w:sz w:val="20"/>
-                                    <w:szCs w:val="20"/>
-                                  </w:rPr>
-                                  <m:t>6</m:t>
+                                  <m:t>=2*21.6*3=129.6</m:t>
                                 </m:r>
                               </m:oMath>
                             </m:oMathPara>
@@ -14220,15 +14044,7 @@
                                             <w:sz w:val="20"/>
                                             <w:szCs w:val="20"/>
                                           </w:rPr>
-                                          <m:t>1</m:t>
-                                        </m:r>
-                                        <m:r>
-                                          <w:rPr>
-                                            <w:rFonts w:ascii="Cambria Math" w:hAnsi="Cambria Math"/>
-                                            <w:sz w:val="20"/>
-                                            <w:szCs w:val="20"/>
-                                          </w:rPr>
-                                          <m:t>4</m:t>
+                                          <m:t>14</m:t>
                                         </m:r>
                                       </m:sub>
                                     </m:sSub>
@@ -14366,15 +14182,7 @@
                                         <w:sz w:val="20"/>
                                         <w:szCs w:val="20"/>
                                       </w:rPr>
-                                      <m:t>4</m:t>
-                                    </m:r>
-                                    <m:r>
-                                      <w:rPr>
-                                        <w:rFonts w:ascii="Cambria Math" w:hAnsi="Cambria Math"/>
-                                        <w:sz w:val="20"/>
-                                        <w:szCs w:val="20"/>
-                                      </w:rPr>
-                                      <m:t xml:space="preserve"> </m:t>
+                                      <m:t xml:space="preserve">4 </m:t>
                                     </m:r>
                                   </m:sub>
                                 </m:sSub>
@@ -14423,47 +14231,7 @@
                                     <w:sz w:val="20"/>
                                     <w:szCs w:val="20"/>
                                   </w:rPr>
-                                  <m:t>=2*21.6*</m:t>
-                                </m:r>
-                                <m:r>
-                                  <w:rPr>
-                                    <w:rFonts w:ascii="Cambria Math" w:hAnsi="Cambria Math"/>
-                                    <w:sz w:val="20"/>
-                                    <w:szCs w:val="20"/>
-                                  </w:rPr>
-                                  <m:t>4</m:t>
-                                </m:r>
-                                <m:r>
-                                  <w:rPr>
-                                    <w:rFonts w:ascii="Cambria Math" w:hAnsi="Cambria Math"/>
-                                    <w:sz w:val="20"/>
-                                    <w:szCs w:val="20"/>
-                                  </w:rPr>
-                                  <m:t>=1</m:t>
-                                </m:r>
-                                <m:r>
-                                  <w:rPr>
-                                    <w:rFonts w:ascii="Cambria Math" w:hAnsi="Cambria Math"/>
-                                    <w:sz w:val="20"/>
-                                    <w:szCs w:val="20"/>
-                                  </w:rPr>
-                                  <m:t>72</m:t>
-                                </m:r>
-                                <m:r>
-                                  <w:rPr>
-                                    <w:rFonts w:ascii="Cambria Math" w:hAnsi="Cambria Math"/>
-                                    <w:sz w:val="20"/>
-                                    <w:szCs w:val="20"/>
-                                  </w:rPr>
-                                  <m:t>.</m:t>
-                                </m:r>
-                                <m:r>
-                                  <w:rPr>
-                                    <w:rFonts w:ascii="Cambria Math" w:hAnsi="Cambria Math"/>
-                                    <w:sz w:val="20"/>
-                                    <w:szCs w:val="20"/>
-                                  </w:rPr>
-                                  <m:t>8</m:t>
+                                  <m:t>=2*21.6*4=172.8</m:t>
                                 </m:r>
                               </m:oMath>
                             </m:oMathPara>
@@ -15239,23 +15007,7 @@
                             <w:sz w:val="20"/>
                             <w:szCs w:val="20"/>
                           </w:rPr>
-                          <m:t xml:space="preserve"> </m:t>
-                        </m:r>
-                        <m:r>
-                          <w:rPr>
-                            <w:rFonts w:ascii="Cambria Math" w:hAnsi="Cambria Math"/>
-                            <w:sz w:val="20"/>
-                            <w:szCs w:val="20"/>
-                          </w:rPr>
-                          <m:t xml:space="preserve"> </m:t>
-                        </m:r>
-                        <m:r>
-                          <w:rPr>
-                            <w:rFonts w:ascii="Cambria Math" w:hAnsi="Cambria Math"/>
-                            <w:sz w:val="20"/>
-                            <w:szCs w:val="20"/>
-                          </w:rPr>
-                          <m:t xml:space="preserve">= </m:t>
+                          <m:t xml:space="preserve">  = </m:t>
                         </m:r>
                         <m:f>
                           <m:fPr>
@@ -15425,6 +15177,9 @@
                           </m:sub>
                         </m:sSub>
                         <m:r>
+                          <m:rPr>
+                            <m:sty m:val="p"/>
+                          </m:rPr>
                           <w:rPr>
                             <w:rFonts w:ascii="Cambria Math" w:hAnsi="Cambria Math"/>
                             <w:sz w:val="20"/>
@@ -15655,15 +15410,7 @@
                                   <w:sz w:val="20"/>
                                   <w:szCs w:val="20"/>
                                 </w:rPr>
-                                <m:t>1</m:t>
-                              </m:r>
-                              <m:r>
-                                <w:rPr>
-                                  <w:rFonts w:ascii="Cambria Math" w:hAnsi="Cambria Math"/>
-                                  <w:sz w:val="20"/>
-                                  <w:szCs w:val="20"/>
-                                </w:rPr>
-                                <m:t xml:space="preserve"> </m:t>
+                                <m:t xml:space="preserve">1 </m:t>
                               </m:r>
                             </m:sub>
                           </m:sSub>
@@ -15712,31 +15459,7 @@
                               <w:sz w:val="20"/>
                               <w:szCs w:val="20"/>
                             </w:rPr>
-                            <m:t>=2*21.6*</m:t>
-                          </m:r>
-                          <m:r>
-                            <w:rPr>
-                              <w:rFonts w:ascii="Cambria Math" w:hAnsi="Cambria Math"/>
-                              <w:sz w:val="20"/>
-                              <w:szCs w:val="20"/>
-                            </w:rPr>
-                            <m:t>1</m:t>
-                          </m:r>
-                          <m:r>
-                            <w:rPr>
-                              <w:rFonts w:ascii="Cambria Math" w:hAnsi="Cambria Math"/>
-                              <w:sz w:val="20"/>
-                              <w:szCs w:val="20"/>
-                            </w:rPr>
-                            <m:t>=</m:t>
-                          </m:r>
-                          <m:r>
-                            <w:rPr>
-                              <w:rFonts w:ascii="Cambria Math" w:hAnsi="Cambria Math"/>
-                              <w:sz w:val="20"/>
-                              <w:szCs w:val="20"/>
-                            </w:rPr>
-                            <m:t>43.2</m:t>
+                            <m:t>=2*21.6*1=43.2</m:t>
                           </m:r>
                         </m:oMath>
                       </m:oMathPara>
@@ -15962,15 +15685,7 @@
                                   <w:sz w:val="20"/>
                                   <w:szCs w:val="20"/>
                                 </w:rPr>
-                                <m:t>2</m:t>
-                              </m:r>
-                              <m:r>
-                                <w:rPr>
-                                  <w:rFonts w:ascii="Cambria Math" w:hAnsi="Cambria Math"/>
-                                  <w:sz w:val="20"/>
-                                  <w:szCs w:val="20"/>
-                                </w:rPr>
-                                <m:t xml:space="preserve"> </m:t>
+                                <m:t xml:space="preserve">2 </m:t>
                               </m:r>
                             </m:sub>
                           </m:sSub>
@@ -15980,31 +15695,7 @@
                               <w:sz w:val="20"/>
                               <w:szCs w:val="20"/>
                             </w:rPr>
-                            <m:t xml:space="preserve">= </m:t>
-                          </m:r>
-                          <m:r>
-                            <w:rPr>
-                              <w:rFonts w:ascii="Cambria Math" w:hAnsi="Cambria Math"/>
-                              <w:sz w:val="20"/>
-                              <w:szCs w:val="20"/>
-                            </w:rPr>
-                            <m:t>2y</m:t>
-                          </m:r>
-                          <m:r>
-                            <w:rPr>
-                              <w:rFonts w:ascii="Cambria Math" w:hAnsi="Cambria Math"/>
-                              <w:sz w:val="20"/>
-                              <w:szCs w:val="20"/>
-                            </w:rPr>
-                            <m:t xml:space="preserve"> </m:t>
-                          </m:r>
-                          <m:r>
-                            <w:rPr>
-                              <w:rFonts w:ascii="Cambria Math" w:hAnsi="Cambria Math"/>
-                              <w:sz w:val="20"/>
-                              <w:szCs w:val="20"/>
-                            </w:rPr>
-                            <m:t xml:space="preserve">. </m:t>
+                            <m:t xml:space="preserve">= 2y . </m:t>
                           </m:r>
                           <m:sSub>
                             <m:sSubPr>
@@ -16043,15 +15734,7 @@
                               <w:sz w:val="20"/>
                               <w:szCs w:val="20"/>
                             </w:rPr>
-                            <m:t>=2*21.6*2=86.</m:t>
-                          </m:r>
-                          <m:r>
-                            <w:rPr>
-                              <w:rFonts w:ascii="Cambria Math" w:hAnsi="Cambria Math"/>
-                              <w:sz w:val="20"/>
-                              <w:szCs w:val="20"/>
-                            </w:rPr>
-                            <m:t>4</m:t>
+                            <m:t>=2*21.6*2=86.4</m:t>
                           </m:r>
                         </m:oMath>
                       </m:oMathPara>
@@ -16139,15 +15822,7 @@
                                       <w:sz w:val="20"/>
                                       <w:szCs w:val="20"/>
                                     </w:rPr>
-                                    <m:t>1</m:t>
-                                  </m:r>
-                                  <m:r>
-                                    <w:rPr>
-                                      <w:rFonts w:ascii="Cambria Math" w:hAnsi="Cambria Math"/>
-                                      <w:sz w:val="20"/>
-                                      <w:szCs w:val="20"/>
-                                    </w:rPr>
-                                    <m:t>3</m:t>
+                                    <m:t>13</m:t>
                                   </m:r>
                                 </m:sub>
                               </m:sSub>
@@ -16285,15 +15960,7 @@
                                   <w:sz w:val="20"/>
                                   <w:szCs w:val="20"/>
                                 </w:rPr>
-                                <m:t>3</m:t>
-                              </m:r>
-                              <m:r>
-                                <w:rPr>
-                                  <w:rFonts w:ascii="Cambria Math" w:hAnsi="Cambria Math"/>
-                                  <w:sz w:val="20"/>
-                                  <w:szCs w:val="20"/>
-                                </w:rPr>
-                                <m:t xml:space="preserve"> </m:t>
+                                <m:t xml:space="preserve">3 </m:t>
                               </m:r>
                             </m:sub>
                           </m:sSub>
@@ -16342,47 +16009,7 @@
                               <w:sz w:val="20"/>
                               <w:szCs w:val="20"/>
                             </w:rPr>
-                            <m:t>=2*21.6*</m:t>
-                          </m:r>
-                          <m:r>
-                            <w:rPr>
-                              <w:rFonts w:ascii="Cambria Math" w:hAnsi="Cambria Math"/>
-                              <w:sz w:val="20"/>
-                              <w:szCs w:val="20"/>
-                            </w:rPr>
-                            <m:t>3</m:t>
-                          </m:r>
-                          <m:r>
-                            <w:rPr>
-                              <w:rFonts w:ascii="Cambria Math" w:hAnsi="Cambria Math"/>
-                              <w:sz w:val="20"/>
-                              <w:szCs w:val="20"/>
-                            </w:rPr>
-                            <m:t>=</m:t>
-                          </m:r>
-                          <m:r>
-                            <w:rPr>
-                              <w:rFonts w:ascii="Cambria Math" w:hAnsi="Cambria Math"/>
-                              <w:sz w:val="20"/>
-                              <w:szCs w:val="20"/>
-                            </w:rPr>
-                            <m:t>129</m:t>
-                          </m:r>
-                          <m:r>
-                            <w:rPr>
-                              <w:rFonts w:ascii="Cambria Math" w:hAnsi="Cambria Math"/>
-                              <w:sz w:val="20"/>
-                              <w:szCs w:val="20"/>
-                            </w:rPr>
-                            <m:t>.</m:t>
-                          </m:r>
-                          <m:r>
-                            <w:rPr>
-                              <w:rFonts w:ascii="Cambria Math" w:hAnsi="Cambria Math"/>
-                              <w:sz w:val="20"/>
-                              <w:szCs w:val="20"/>
-                            </w:rPr>
-                            <m:t>6</m:t>
+                            <m:t>=2*21.6*3=129.6</m:t>
                           </m:r>
                         </m:oMath>
                       </m:oMathPara>
@@ -16470,15 +16097,7 @@
                                       <w:sz w:val="20"/>
                                       <w:szCs w:val="20"/>
                                     </w:rPr>
-                                    <m:t>1</m:t>
-                                  </m:r>
-                                  <m:r>
-                                    <w:rPr>
-                                      <w:rFonts w:ascii="Cambria Math" w:hAnsi="Cambria Math"/>
-                                      <w:sz w:val="20"/>
-                                      <w:szCs w:val="20"/>
-                                    </w:rPr>
-                                    <m:t>4</m:t>
+                                    <m:t>14</m:t>
                                   </m:r>
                                 </m:sub>
                               </m:sSub>
@@ -16616,15 +16235,7 @@
                                   <w:sz w:val="20"/>
                                   <w:szCs w:val="20"/>
                                 </w:rPr>
-                                <m:t>4</m:t>
-                              </m:r>
-                              <m:r>
-                                <w:rPr>
-                                  <w:rFonts w:ascii="Cambria Math" w:hAnsi="Cambria Math"/>
-                                  <w:sz w:val="20"/>
-                                  <w:szCs w:val="20"/>
-                                </w:rPr>
-                                <m:t xml:space="preserve"> </m:t>
+                                <m:t xml:space="preserve">4 </m:t>
                               </m:r>
                             </m:sub>
                           </m:sSub>
@@ -16673,47 +16284,7 @@
                               <w:sz w:val="20"/>
                               <w:szCs w:val="20"/>
                             </w:rPr>
-                            <m:t>=2*21.6*</m:t>
-                          </m:r>
-                          <m:r>
-                            <w:rPr>
-                              <w:rFonts w:ascii="Cambria Math" w:hAnsi="Cambria Math"/>
-                              <w:sz w:val="20"/>
-                              <w:szCs w:val="20"/>
-                            </w:rPr>
-                            <m:t>4</m:t>
-                          </m:r>
-                          <m:r>
-                            <w:rPr>
-                              <w:rFonts w:ascii="Cambria Math" w:hAnsi="Cambria Math"/>
-                              <w:sz w:val="20"/>
-                              <w:szCs w:val="20"/>
-                            </w:rPr>
-                            <m:t>=1</m:t>
-                          </m:r>
-                          <m:r>
-                            <w:rPr>
-                              <w:rFonts w:ascii="Cambria Math" w:hAnsi="Cambria Math"/>
-                              <w:sz w:val="20"/>
-                              <w:szCs w:val="20"/>
-                            </w:rPr>
-                            <m:t>72</m:t>
-                          </m:r>
-                          <m:r>
-                            <w:rPr>
-                              <w:rFonts w:ascii="Cambria Math" w:hAnsi="Cambria Math"/>
-                              <w:sz w:val="20"/>
-                              <w:szCs w:val="20"/>
-                            </w:rPr>
-                            <m:t>.</m:t>
-                          </m:r>
-                          <m:r>
-                            <w:rPr>
-                              <w:rFonts w:ascii="Cambria Math" w:hAnsi="Cambria Math"/>
-                              <w:sz w:val="20"/>
-                              <w:szCs w:val="20"/>
-                            </w:rPr>
-                            <m:t>8</m:t>
+                            <m:t>=2*21.6*4=172.8</m:t>
                           </m:r>
                         </m:oMath>
                       </m:oMathPara>
@@ -19456,8 +19027,8 @@
         <w:jc w:val="both"/>
         <w:rPr>
           <w:rFonts w:eastAsiaTheme="minorEastAsia"/>
-          <w:sz w:val="28"/>
-          <w:szCs w:val="28"/>
+          <w:b/>
+          <w:bCs/>
         </w:rPr>
       </w:pPr>
       <w:r>
@@ -19470,16 +19041,16 @@
         <mc:AlternateContent>
           <mc:Choice Requires="wps">
             <w:drawing>
-              <wp:anchor distT="0" distB="0" distL="114300" distR="114300" simplePos="0" relativeHeight="251745280" behindDoc="0" locked="0" layoutInCell="1" allowOverlap="1" wp14:anchorId="710E67A1" wp14:editId="03487FCF">
+              <wp:anchor distT="0" distB="0" distL="114300" distR="114300" simplePos="0" relativeHeight="251745280" behindDoc="0" locked="0" layoutInCell="1" allowOverlap="1" wp14:anchorId="710E67A1" wp14:editId="64CC2499">
                 <wp:simplePos x="0" y="0"/>
                 <wp:positionH relativeFrom="column">
-                  <wp:posOffset>3308574</wp:posOffset>
+                  <wp:posOffset>3308029</wp:posOffset>
                 </wp:positionH>
                 <wp:positionV relativeFrom="paragraph">
-                  <wp:posOffset>175895</wp:posOffset>
+                  <wp:posOffset>175142</wp:posOffset>
                 </wp:positionV>
-                <wp:extent cx="2979687" cy="1616710"/>
-                <wp:effectExtent l="0" t="0" r="11430" b="21590"/>
+                <wp:extent cx="2979687" cy="2110938"/>
+                <wp:effectExtent l="0" t="0" r="11430" b="22860"/>
                 <wp:wrapNone/>
                 <wp:docPr id="1649905674" name="Text Box 68"/>
                 <wp:cNvGraphicFramePr/>
@@ -19490,7 +19061,7 @@
                       <wps:spPr>
                         <a:xfrm>
                           <a:off x="0" y="0"/>
-                          <a:ext cx="2979687" cy="1616710"/>
+                          <a:ext cx="2979687" cy="2110938"/>
                         </a:xfrm>
                         <a:prstGeom prst="rect">
                           <a:avLst/>
@@ -19919,15 +19490,7 @@
                                   <w:sz w:val="20"/>
                                   <w:szCs w:val="20"/>
                                 </w:rPr>
-                                <m:t xml:space="preserve"> </m:t>
-                              </m:r>
-                              <m:r>
-                                <w:rPr>
-                                  <w:rFonts w:ascii="Cambria Math" w:eastAsiaTheme="minorEastAsia" w:hAnsi="Cambria Math"/>
-                                  <w:sz w:val="20"/>
-                                  <w:szCs w:val="20"/>
-                                </w:rPr>
-                                <m:t xml:space="preserve">   </m:t>
+                                <m:t xml:space="preserve">    </m:t>
                               </m:r>
                               <m:sSub>
                                 <m:sSubPr>
@@ -20412,15 +19975,7 @@
                                   <w:sz w:val="20"/>
                                   <w:szCs w:val="20"/>
                                 </w:rPr>
-                                <m:t>=</m:t>
-                              </m:r>
-                              <m:r>
-                                <w:rPr>
-                                  <w:rFonts w:ascii="Cambria Math" w:hAnsi="Cambria Math"/>
-                                  <w:sz w:val="20"/>
-                                  <w:szCs w:val="20"/>
-                                </w:rPr>
-                                <m:t>1</m:t>
+                                <m:t>=1</m:t>
                               </m:r>
                             </m:oMath>
                             <w:r>
@@ -20537,23 +20092,7 @@
                                   <w:sz w:val="20"/>
                                   <w:szCs w:val="20"/>
                                 </w:rPr>
-                                <m:t>=</m:t>
-                              </m:r>
-                              <m:r>
-                                <w:rPr>
-                                  <w:rFonts w:ascii="Cambria Math" w:hAnsi="Cambria Math"/>
-                                  <w:sz w:val="20"/>
-                                  <w:szCs w:val="20"/>
-                                </w:rPr>
-                                <m:t>1</m:t>
-                              </m:r>
-                              <m:r>
-                                <w:rPr>
-                                  <w:rFonts w:ascii="Cambria Math" w:hAnsi="Cambria Math"/>
-                                  <w:sz w:val="20"/>
-                                  <w:szCs w:val="20"/>
-                                </w:rPr>
-                                <m:t xml:space="preserve">; </m:t>
+                                <m:t xml:space="preserve">=1; </m:t>
                               </m:r>
                               <m:f>
                                 <m:fPr>
@@ -20660,15 +20199,7 @@
                                   <w:sz w:val="20"/>
                                   <w:szCs w:val="20"/>
                                 </w:rPr>
-                                <m:t>=</m:t>
-                              </m:r>
-                              <m:r>
-                                <w:rPr>
-                                  <w:rFonts w:ascii="Cambria Math" w:hAnsi="Cambria Math"/>
-                                  <w:sz w:val="20"/>
-                                  <w:szCs w:val="20"/>
-                                </w:rPr>
-                                <m:t>1</m:t>
+                                <m:t>=1</m:t>
                               </m:r>
                             </m:oMath>
                             <w:r>
@@ -20867,15 +20398,7 @@
                                   <w:sz w:val="20"/>
                                   <w:szCs w:val="20"/>
                                 </w:rPr>
-                                <m:t xml:space="preserve">= </m:t>
-                              </m:r>
-                              <m:r>
-                                <w:rPr>
-                                  <w:rFonts w:ascii="Cambria Math" w:hAnsi="Cambria Math"/>
-                                  <w:sz w:val="20"/>
-                                  <w:szCs w:val="20"/>
-                                </w:rPr>
-                                <m:t>2y . 1=43.2</m:t>
+                                <m:t>= 2y . 1=43.2</m:t>
                               </m:r>
                             </m:oMath>
                             <w:r>
@@ -21086,7 +20609,7 @@
                           <w:p>
                             <w:pPr>
                               <w:rPr>
-                                <w:rFonts w:ascii="Cambria Math" w:hAnsi="Cambria Math"/>
+                                <w:rFonts w:ascii="Cambria Math" w:eastAsiaTheme="minorEastAsia" w:hAnsi="Cambria Math"/>
                                 <w:sz w:val="20"/>
                                 <w:szCs w:val="20"/>
                               </w:rPr>
@@ -21384,6 +20907,205 @@
                               </m:d>
                             </m:oMath>
                           </w:p>
+                          <w:p>
+                            <w:pPr>
+                              <w:rPr>
+                                <w:rFonts w:eastAsiaTheme="minorEastAsia"/>
+                                <w:b/>
+                                <w:bCs/>
+                              </w:rPr>
+                            </w:pPr>
+                            <m:oMath>
+                              <m:borderBox>
+                                <m:borderBoxPr>
+                                  <m:ctrlPr>
+                                    <w:rPr>
+                                      <w:rFonts w:ascii="Cambria Math" w:eastAsiaTheme="minorEastAsia" w:hAnsi="Cambria Math"/>
+                                      <w:b/>
+                                      <w:bCs/>
+                                    </w:rPr>
+                                  </m:ctrlPr>
+                                </m:borderBoxPr>
+                                <m:e>
+                                  <m:sSub>
+                                    <m:sSubPr>
+                                      <m:ctrlPr>
+                                        <w:rPr>
+                                          <w:rFonts w:ascii="Cambria Math" w:eastAsiaTheme="minorEastAsia" w:hAnsi="Cambria Math"/>
+                                          <w:b/>
+                                          <w:bCs/>
+                                        </w:rPr>
+                                      </m:ctrlPr>
+                                    </m:sSubPr>
+                                    <m:e>
+                                      <m:r>
+                                        <m:rPr>
+                                          <m:sty m:val="b"/>
+                                        </m:rPr>
+                                        <w:rPr>
+                                          <w:rFonts w:ascii="Cambria Math" w:eastAsiaTheme="minorEastAsia" w:hAnsi="Cambria Math"/>
+                                        </w:rPr>
+                                        <m:t>∇</m:t>
+                                      </m:r>
+                                    </m:e>
+                                    <m:sub>
+                                      <m:r>
+                                        <m:rPr>
+                                          <m:sty m:val="b"/>
+                                        </m:rPr>
+                                        <w:rPr>
+                                          <w:rFonts w:ascii="Cambria Math" w:eastAsiaTheme="minorEastAsia" w:hAnsi="Cambria Math"/>
+                                        </w:rPr>
+                                        <m:t>w</m:t>
+                                      </m:r>
+                                    </m:sub>
+                                  </m:sSub>
+                                  <m:r>
+                                    <m:rPr>
+                                      <m:sty m:val="bi"/>
+                                    </m:rPr>
+                                    <w:rPr>
+                                      <w:rFonts w:ascii="Cambria Math" w:eastAsiaTheme="minorEastAsia" w:hAnsi="Cambria Math"/>
+                                    </w:rPr>
+                                    <m:t>L=δ</m:t>
+                                  </m:r>
+                                  <m:r>
+                                    <m:rPr>
+                                      <m:nor/>
+                                    </m:rPr>
+                                    <w:rPr>
+                                      <w:rFonts w:eastAsiaTheme="minorEastAsia"/>
+                                      <w:b/>
+                                      <w:bCs/>
+                                    </w:rPr>
+                                    <m:t> </m:t>
+                                  </m:r>
+                                  <m:r>
+                                    <m:rPr>
+                                      <m:sty m:val="b"/>
+                                    </m:rPr>
+                                    <w:rPr>
+                                      <w:rFonts w:ascii="Cambria Math" w:eastAsiaTheme="minorEastAsia" w:hAnsi="Cambria Math"/>
+                                    </w:rPr>
+                                    <m:t>x</m:t>
+                                  </m:r>
+                                </m:e>
+                              </m:borderBox>
+                            </m:oMath>
+                            <w:r>
+                              <w:rPr>
+                                <w:rFonts w:ascii="Cambria Math" w:eastAsiaTheme="minorEastAsia" w:hAnsi="Cambria Math"/>
+                                <w:b/>
+                                <w:bCs/>
+                              </w:rPr>
+                              <w:t xml:space="preserve">       </w:t>
+                            </w:r>
+                            <m:oMath>
+                              <m:sSub>
+                                <m:sSubPr>
+                                  <m:ctrlPr>
+                                    <w:rPr>
+                                      <w:rFonts w:ascii="Cambria Math" w:eastAsiaTheme="minorEastAsia" w:hAnsi="Cambria Math"/>
+                                      <w:b/>
+                                      <w:bCs/>
+                                    </w:rPr>
+                                  </m:ctrlPr>
+                                </m:sSubPr>
+                                <m:e>
+                                  <m:r>
+                                    <m:rPr>
+                                      <m:sty m:val="b"/>
+                                    </m:rPr>
+                                    <w:rPr>
+                                      <w:rFonts w:ascii="Cambria Math" w:eastAsiaTheme="minorEastAsia" w:hAnsi="Cambria Math"/>
+                                    </w:rPr>
+                                    <m:t>∇</m:t>
+                                  </m:r>
+                                </m:e>
+                                <m:sub>
+                                  <m:r>
+                                    <m:rPr>
+                                      <m:sty m:val="b"/>
+                                    </m:rPr>
+                                    <w:rPr>
+                                      <w:rFonts w:ascii="Cambria Math" w:eastAsiaTheme="minorEastAsia" w:hAnsi="Cambria Math"/>
+                                    </w:rPr>
+                                    <m:t>w</m:t>
+                                  </m:r>
+                                </m:sub>
+                              </m:sSub>
+                              <m:r>
+                                <m:rPr>
+                                  <m:sty m:val="bi"/>
+                                </m:rPr>
+                                <w:rPr>
+                                  <w:rFonts w:ascii="Cambria Math" w:eastAsiaTheme="minorEastAsia" w:hAnsi="Cambria Math"/>
+                                </w:rPr>
+                                <m:t>L=δ</m:t>
+                              </m:r>
+                              <m:r>
+                                <m:rPr>
+                                  <m:sty m:val="b"/>
+                                </m:rPr>
+                                <w:rPr>
+                                  <w:rFonts w:ascii="Cambria Math" w:eastAsiaTheme="minorEastAsia" w:hAnsi="Cambria Math"/>
+                                </w:rPr>
+                                <m:t>x</m:t>
+                              </m:r>
+                              <m:r>
+                                <m:rPr>
+                                  <m:sty m:val="b"/>
+                                </m:rPr>
+                                <w:rPr>
+                                  <w:rFonts w:eastAsiaTheme="minorEastAsia"/>
+                                </w:rPr>
+                                <w:br/>
+                              </m:r>
+                            </m:oMath>
+                          </w:p>
+                          <w:p>
+                            <w:pPr>
+                              <w:rPr>
+                                <w:rFonts w:eastAsiaTheme="minorEastAsia"/>
+                                <w:b/>
+                                <w:bCs/>
+                              </w:rPr>
+                            </w:pPr>
+                            <m:oMathPara>
+                              <m:oMathParaPr>
+                                <m:jc m:val="left"/>
+                              </m:oMathParaPr>
+                              <m:oMath>
+                                <m:r>
+                                  <m:rPr>
+                                    <m:sty m:val="b"/>
+                                  </m:rPr>
+                                  <w:rPr>
+                                    <w:rFonts w:eastAsiaTheme="minorEastAsia"/>
+                                  </w:rPr>
+                                  <w:br/>
+                                </m:r>
+                              </m:oMath>
+                            </m:oMathPara>
+                          </w:p>
+                          <w:p>
+                            <w:pPr>
+                              <w:rPr>
+                                <w:rFonts w:ascii="Cambria Math" w:eastAsiaTheme="minorEastAsia" w:hAnsi="Cambria Math"/>
+                                <w:sz w:val="20"/>
+                                <w:szCs w:val="20"/>
+                              </w:rPr>
+                            </w:pPr>
+                          </w:p>
+                          <w:p>
+                            <w:pPr>
+                              <w:rPr>
+                                <w:rFonts w:ascii="Cambria Math" w:hAnsi="Cambria Math"/>
+                                <w:sz w:val="20"/>
+                                <w:szCs w:val="20"/>
+                              </w:rPr>
+                            </w:pPr>
+                          </w:p>
                         </w:txbxContent>
                       </wps:txbx>
                       <wps:bodyPr rot="0" spcFirstLastPara="0" vertOverflow="overflow" horzOverflow="overflow" vert="horz" wrap="square" lIns="91440" tIns="45720" rIns="91440" bIns="45720" numCol="1" spcCol="0" rtlCol="0" fromWordArt="0" anchor="t" anchorCtr="0" forceAA="0" compatLnSpc="1">
@@ -21406,7 +21128,7 @@
           </mc:Choice>
           <mc:Fallback>
             <w:pict>
-              <v:shape w14:anchorId="710E67A1" id="Text Box 68" o:spid="_x0000_s1094" type="#_x0000_t202" style="position:absolute;left:0;text-align:left;margin-left:260.5pt;margin-top:13.85pt;width:234.6pt;height:127.3pt;z-index:251745280;visibility:visible;mso-wrap-style:square;mso-width-percent:0;mso-height-percent:0;mso-wrap-distance-left:9pt;mso-wrap-distance-top:0;mso-wrap-distance-right:9pt;mso-wrap-distance-bottom:0;mso-position-horizontal:absolute;mso-position-horizontal-relative:text;mso-position-vertical:absolute;mso-position-vertical-relative:text;mso-width-percent:0;mso-height-percent:0;mso-width-relative:margin;mso-height-relative:margin;v-text-anchor:top" o:gfxdata="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" fillcolor="white [3201]" strokeweight=".5pt">
+              <v:shape w14:anchorId="710E67A1" id="Text Box 68" o:spid="_x0000_s1094" type="#_x0000_t202" style="position:absolute;left:0;text-align:left;margin-left:260.45pt;margin-top:13.8pt;width:234.6pt;height:166.2pt;z-index:251745280;visibility:visible;mso-wrap-style:square;mso-width-percent:0;mso-height-percent:0;mso-wrap-distance-left:9pt;mso-wrap-distance-top:0;mso-wrap-distance-right:9pt;mso-wrap-distance-bottom:0;mso-position-horizontal:absolute;mso-position-horizontal-relative:text;mso-position-vertical:absolute;mso-position-vertical-relative:text;mso-width-percent:0;mso-height-percent:0;mso-width-relative:margin;mso-height-relative:margin;v-text-anchor:top" o:gfxdata="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" fillcolor="white [3201]" strokeweight=".5pt">
                 <v:textbox>
                   <w:txbxContent>
                     <w:p>
@@ -21822,15 +21544,7 @@
                             <w:sz w:val="20"/>
                             <w:szCs w:val="20"/>
                           </w:rPr>
-                          <m:t xml:space="preserve"> </m:t>
-                        </m:r>
-                        <m:r>
-                          <w:rPr>
-                            <w:rFonts w:ascii="Cambria Math" w:eastAsiaTheme="minorEastAsia" w:hAnsi="Cambria Math"/>
-                            <w:sz w:val="20"/>
-                            <w:szCs w:val="20"/>
-                          </w:rPr>
-                          <m:t xml:space="preserve">   </m:t>
+                          <m:t xml:space="preserve">    </m:t>
                         </m:r>
                         <m:sSub>
                           <m:sSubPr>
@@ -22315,15 +22029,7 @@
                             <w:sz w:val="20"/>
                             <w:szCs w:val="20"/>
                           </w:rPr>
-                          <m:t>=</m:t>
-                        </m:r>
-                        <m:r>
-                          <w:rPr>
-                            <w:rFonts w:ascii="Cambria Math" w:hAnsi="Cambria Math"/>
-                            <w:sz w:val="20"/>
-                            <w:szCs w:val="20"/>
-                          </w:rPr>
-                          <m:t>1</m:t>
+                          <m:t>=1</m:t>
                         </m:r>
                       </m:oMath>
                       <w:r>
@@ -22440,23 +22146,7 @@
                             <w:sz w:val="20"/>
                             <w:szCs w:val="20"/>
                           </w:rPr>
-                          <m:t>=</m:t>
-                        </m:r>
-                        <m:r>
-                          <w:rPr>
-                            <w:rFonts w:ascii="Cambria Math" w:hAnsi="Cambria Math"/>
-                            <w:sz w:val="20"/>
-                            <w:szCs w:val="20"/>
-                          </w:rPr>
-                          <m:t>1</m:t>
-                        </m:r>
-                        <m:r>
-                          <w:rPr>
-                            <w:rFonts w:ascii="Cambria Math" w:hAnsi="Cambria Math"/>
-                            <w:sz w:val="20"/>
-                            <w:szCs w:val="20"/>
-                          </w:rPr>
-                          <m:t xml:space="preserve">; </m:t>
+                          <m:t xml:space="preserve">=1; </m:t>
                         </m:r>
                         <m:f>
                           <m:fPr>
@@ -22563,15 +22253,7 @@
                             <w:sz w:val="20"/>
                             <w:szCs w:val="20"/>
                           </w:rPr>
-                          <m:t>=</m:t>
-                        </m:r>
-                        <m:r>
-                          <w:rPr>
-                            <w:rFonts w:ascii="Cambria Math" w:hAnsi="Cambria Math"/>
-                            <w:sz w:val="20"/>
-                            <w:szCs w:val="20"/>
-                          </w:rPr>
-                          <m:t>1</m:t>
+                          <m:t>=1</m:t>
                         </m:r>
                       </m:oMath>
                       <w:r>
@@ -22770,15 +22452,7 @@
                             <w:sz w:val="20"/>
                             <w:szCs w:val="20"/>
                           </w:rPr>
-                          <m:t xml:space="preserve">= </m:t>
-                        </m:r>
-                        <m:r>
-                          <w:rPr>
-                            <w:rFonts w:ascii="Cambria Math" w:hAnsi="Cambria Math"/>
-                            <w:sz w:val="20"/>
-                            <w:szCs w:val="20"/>
-                          </w:rPr>
-                          <m:t>2y . 1=43.2</m:t>
+                          <m:t>= 2y . 1=43.2</m:t>
                         </m:r>
                       </m:oMath>
                       <w:r>
@@ -22989,7 +22663,7 @@
                     <w:p>
                       <w:pPr>
                         <w:rPr>
-                          <w:rFonts w:ascii="Cambria Math" w:hAnsi="Cambria Math"/>
+                          <w:rFonts w:ascii="Cambria Math" w:eastAsiaTheme="minorEastAsia" w:hAnsi="Cambria Math"/>
                           <w:sz w:val="20"/>
                           <w:szCs w:val="20"/>
                         </w:rPr>
@@ -23287,6 +22961,205 @@
                         </m:d>
                       </m:oMath>
                     </w:p>
+                    <w:p>
+                      <w:pPr>
+                        <w:rPr>
+                          <w:rFonts w:eastAsiaTheme="minorEastAsia"/>
+                          <w:b/>
+                          <w:bCs/>
+                        </w:rPr>
+                      </w:pPr>
+                      <m:oMath>
+                        <m:borderBox>
+                          <m:borderBoxPr>
+                            <m:ctrlPr>
+                              <w:rPr>
+                                <w:rFonts w:ascii="Cambria Math" w:eastAsiaTheme="minorEastAsia" w:hAnsi="Cambria Math"/>
+                                <w:b/>
+                                <w:bCs/>
+                              </w:rPr>
+                            </m:ctrlPr>
+                          </m:borderBoxPr>
+                          <m:e>
+                            <m:sSub>
+                              <m:sSubPr>
+                                <m:ctrlPr>
+                                  <w:rPr>
+                                    <w:rFonts w:ascii="Cambria Math" w:eastAsiaTheme="minorEastAsia" w:hAnsi="Cambria Math"/>
+                                    <w:b/>
+                                    <w:bCs/>
+                                  </w:rPr>
+                                </m:ctrlPr>
+                              </m:sSubPr>
+                              <m:e>
+                                <m:r>
+                                  <m:rPr>
+                                    <m:sty m:val="b"/>
+                                  </m:rPr>
+                                  <w:rPr>
+                                    <w:rFonts w:ascii="Cambria Math" w:eastAsiaTheme="minorEastAsia" w:hAnsi="Cambria Math"/>
+                                  </w:rPr>
+                                  <m:t>∇</m:t>
+                                </m:r>
+                              </m:e>
+                              <m:sub>
+                                <m:r>
+                                  <m:rPr>
+                                    <m:sty m:val="b"/>
+                                  </m:rPr>
+                                  <w:rPr>
+                                    <w:rFonts w:ascii="Cambria Math" w:eastAsiaTheme="minorEastAsia" w:hAnsi="Cambria Math"/>
+                                  </w:rPr>
+                                  <m:t>w</m:t>
+                                </m:r>
+                              </m:sub>
+                            </m:sSub>
+                            <m:r>
+                              <m:rPr>
+                                <m:sty m:val="bi"/>
+                              </m:rPr>
+                              <w:rPr>
+                                <w:rFonts w:ascii="Cambria Math" w:eastAsiaTheme="minorEastAsia" w:hAnsi="Cambria Math"/>
+                              </w:rPr>
+                              <m:t>L=δ</m:t>
+                            </m:r>
+                            <m:r>
+                              <m:rPr>
+                                <m:nor/>
+                              </m:rPr>
+                              <w:rPr>
+                                <w:rFonts w:eastAsiaTheme="minorEastAsia"/>
+                                <w:b/>
+                                <w:bCs/>
+                              </w:rPr>
+                              <m:t> </m:t>
+                            </m:r>
+                            <m:r>
+                              <m:rPr>
+                                <m:sty m:val="b"/>
+                              </m:rPr>
+                              <w:rPr>
+                                <w:rFonts w:ascii="Cambria Math" w:eastAsiaTheme="minorEastAsia" w:hAnsi="Cambria Math"/>
+                              </w:rPr>
+                              <m:t>x</m:t>
+                            </m:r>
+                          </m:e>
+                        </m:borderBox>
+                      </m:oMath>
+                      <w:r>
+                        <w:rPr>
+                          <w:rFonts w:ascii="Cambria Math" w:eastAsiaTheme="minorEastAsia" w:hAnsi="Cambria Math"/>
+                          <w:b/>
+                          <w:bCs/>
+                        </w:rPr>
+                        <w:t xml:space="preserve">       </w:t>
+                      </w:r>
+                      <m:oMath>
+                        <m:sSub>
+                          <m:sSubPr>
+                            <m:ctrlPr>
+                              <w:rPr>
+                                <w:rFonts w:ascii="Cambria Math" w:eastAsiaTheme="minorEastAsia" w:hAnsi="Cambria Math"/>
+                                <w:b/>
+                                <w:bCs/>
+                              </w:rPr>
+                            </m:ctrlPr>
+                          </m:sSubPr>
+                          <m:e>
+                            <m:r>
+                              <m:rPr>
+                                <m:sty m:val="b"/>
+                              </m:rPr>
+                              <w:rPr>
+                                <w:rFonts w:ascii="Cambria Math" w:eastAsiaTheme="minorEastAsia" w:hAnsi="Cambria Math"/>
+                              </w:rPr>
+                              <m:t>∇</m:t>
+                            </m:r>
+                          </m:e>
+                          <m:sub>
+                            <m:r>
+                              <m:rPr>
+                                <m:sty m:val="b"/>
+                              </m:rPr>
+                              <w:rPr>
+                                <w:rFonts w:ascii="Cambria Math" w:eastAsiaTheme="minorEastAsia" w:hAnsi="Cambria Math"/>
+                              </w:rPr>
+                              <m:t>w</m:t>
+                            </m:r>
+                          </m:sub>
+                        </m:sSub>
+                        <m:r>
+                          <m:rPr>
+                            <m:sty m:val="bi"/>
+                          </m:rPr>
+                          <w:rPr>
+                            <w:rFonts w:ascii="Cambria Math" w:eastAsiaTheme="minorEastAsia" w:hAnsi="Cambria Math"/>
+                          </w:rPr>
+                          <m:t>L=δ</m:t>
+                        </m:r>
+                        <m:r>
+                          <m:rPr>
+                            <m:sty m:val="b"/>
+                          </m:rPr>
+                          <w:rPr>
+                            <w:rFonts w:ascii="Cambria Math" w:eastAsiaTheme="minorEastAsia" w:hAnsi="Cambria Math"/>
+                          </w:rPr>
+                          <m:t>x</m:t>
+                        </m:r>
+                        <m:r>
+                          <m:rPr>
+                            <m:sty m:val="b"/>
+                          </m:rPr>
+                          <w:rPr>
+                            <w:rFonts w:eastAsiaTheme="minorEastAsia"/>
+                          </w:rPr>
+                          <w:br/>
+                        </m:r>
+                      </m:oMath>
+                    </w:p>
+                    <w:p>
+                      <w:pPr>
+                        <w:rPr>
+                          <w:rFonts w:eastAsiaTheme="minorEastAsia"/>
+                          <w:b/>
+                          <w:bCs/>
+                        </w:rPr>
+                      </w:pPr>
+                      <m:oMathPara>
+                        <m:oMathParaPr>
+                          <m:jc m:val="left"/>
+                        </m:oMathParaPr>
+                        <m:oMath>
+                          <m:r>
+                            <m:rPr>
+                              <m:sty m:val="b"/>
+                            </m:rPr>
+                            <w:rPr>
+                              <w:rFonts w:eastAsiaTheme="minorEastAsia"/>
+                            </w:rPr>
+                            <w:br/>
+                          </m:r>
+                        </m:oMath>
+                      </m:oMathPara>
+                    </w:p>
+                    <w:p>
+                      <w:pPr>
+                        <w:rPr>
+                          <w:rFonts w:ascii="Cambria Math" w:eastAsiaTheme="minorEastAsia" w:hAnsi="Cambria Math"/>
+                          <w:sz w:val="20"/>
+                          <w:szCs w:val="20"/>
+                        </w:rPr>
+                      </w:pPr>
+                    </w:p>
+                    <w:p>
+                      <w:pPr>
+                        <w:rPr>
+                          <w:rFonts w:ascii="Cambria Math" w:hAnsi="Cambria Math"/>
+                          <w:sz w:val="20"/>
+                          <w:szCs w:val="20"/>
+                        </w:rPr>
+                      </w:pPr>
+                    </w:p>
                   </w:txbxContent>
                 </v:textbox>
               </v:shape>
@@ -23294,633 +23167,6 @@
           </mc:Fallback>
         </mc:AlternateContent>
       </w:r>
-    </w:p>
-    <w:p>
-      <w:pPr>
-        <w:rPr>
-          <w:rFonts w:eastAsiaTheme="minorEastAsia"/>
-          <w:sz w:val="32"/>
-          <w:szCs w:val="32"/>
-        </w:rPr>
-      </w:pPr>
-      <m:oMathPara>
-        <m:oMathParaPr>
-          <m:jc m:val="left"/>
-        </m:oMathParaPr>
-        <m:oMath>
-          <m:sSubSup>
-            <m:sSubSupPr>
-              <m:ctrlPr>
-                <w:rPr>
-                  <w:rFonts w:ascii="Cambria Math" w:hAnsi="Cambria Math" w:cstheme="minorHAnsi"/>
-                  <w:i/>
-                  <w:sz w:val="32"/>
-                  <w:szCs w:val="32"/>
-                </w:rPr>
-              </m:ctrlPr>
-            </m:sSubSupPr>
-            <m:e>
-              <m:r>
-                <w:rPr>
-                  <w:rFonts w:ascii="Cambria Math" w:hAnsi="Cambria Math" w:cstheme="minorHAnsi"/>
-                  <w:sz w:val="32"/>
-                  <w:szCs w:val="32"/>
-                </w:rPr>
-                <m:t>w</m:t>
-              </m:r>
-            </m:e>
-            <m:sub>
-              <m:r>
-                <w:rPr>
-                  <w:rFonts w:ascii="Cambria Math" w:hAnsi="Cambria Math" w:cstheme="minorHAnsi"/>
-                  <w:sz w:val="32"/>
-                  <w:szCs w:val="32"/>
-                </w:rPr>
-                <m:t>i</m:t>
-              </m:r>
-            </m:sub>
-            <m:sup>
-              <m:r>
-                <w:rPr>
-                  <w:rFonts w:ascii="Cambria Math" w:hAnsi="Cambria Math" w:cstheme="minorHAnsi"/>
-                  <w:sz w:val="32"/>
-                  <w:szCs w:val="32"/>
-                </w:rPr>
-                <m:t>new</m:t>
-              </m:r>
-            </m:sup>
-          </m:sSubSup>
-          <m:r>
-            <w:rPr>
-              <w:rFonts w:ascii="Cambria Math" w:hAnsi="Cambria Math" w:cstheme="minorHAnsi"/>
-              <w:sz w:val="32"/>
-              <w:szCs w:val="32"/>
-            </w:rPr>
-            <m:t>=</m:t>
-          </m:r>
-          <m:sSub>
-            <m:sSubPr>
-              <m:ctrlPr>
-                <w:rPr>
-                  <w:rFonts w:ascii="Cambria Math" w:hAnsi="Cambria Math" w:cstheme="minorHAnsi"/>
-                  <w:i/>
-                  <w:sz w:val="32"/>
-                  <w:szCs w:val="32"/>
-                </w:rPr>
-              </m:ctrlPr>
-            </m:sSubPr>
-            <m:e>
-              <m:r>
-                <w:rPr>
-                  <w:rFonts w:ascii="Cambria Math" w:hAnsi="Cambria Math" w:cstheme="minorHAnsi"/>
-                  <w:sz w:val="32"/>
-                  <w:szCs w:val="32"/>
-                </w:rPr>
-                <m:t>w</m:t>
-              </m:r>
-            </m:e>
-            <m:sub>
-              <m:r>
-                <w:rPr>
-                  <w:rFonts w:ascii="Cambria Math" w:hAnsi="Cambria Math" w:cstheme="minorHAnsi"/>
-                  <w:sz w:val="32"/>
-                  <w:szCs w:val="32"/>
-                </w:rPr>
-                <m:t>i</m:t>
-              </m:r>
-            </m:sub>
-          </m:sSub>
-          <m:r>
-            <w:rPr>
-              <w:rFonts w:ascii="Cambria Math" w:hAnsi="Cambria Math" w:cstheme="minorHAnsi"/>
-              <w:sz w:val="32"/>
-              <w:szCs w:val="32"/>
-            </w:rPr>
-            <m:t>-η⋅</m:t>
-          </m:r>
-          <m:f>
-            <m:fPr>
-              <m:ctrlPr>
-                <w:rPr>
-                  <w:rFonts w:ascii="Cambria Math" w:hAnsi="Cambria Math" w:cstheme="minorHAnsi"/>
-                  <w:i/>
-                  <w:sz w:val="32"/>
-                  <w:szCs w:val="32"/>
-                </w:rPr>
-              </m:ctrlPr>
-            </m:fPr>
-            <m:num>
-              <m:r>
-                <w:rPr>
-                  <w:rFonts w:ascii="Cambria Math" w:hAnsi="Cambria Math" w:cstheme="minorHAnsi"/>
-                  <w:sz w:val="32"/>
-                  <w:szCs w:val="32"/>
-                </w:rPr>
-                <m:t>∂L</m:t>
-              </m:r>
-            </m:num>
-            <m:den>
-              <m:r>
-                <w:rPr>
-                  <w:rFonts w:ascii="Cambria Math" w:hAnsi="Cambria Math" w:cstheme="minorHAnsi"/>
-                  <w:sz w:val="32"/>
-                  <w:szCs w:val="32"/>
-                </w:rPr>
-                <m:t>∂</m:t>
-              </m:r>
-              <m:sSub>
-                <m:sSubPr>
-                  <m:ctrlPr>
-                    <w:rPr>
-                      <w:rFonts w:ascii="Cambria Math" w:hAnsi="Cambria Math" w:cstheme="minorHAnsi"/>
-                      <w:i/>
-                      <w:sz w:val="32"/>
-                      <w:szCs w:val="32"/>
-                    </w:rPr>
-                  </m:ctrlPr>
-                </m:sSubPr>
-                <m:e>
-                  <m:r>
-                    <w:rPr>
-                      <w:rFonts w:ascii="Cambria Math" w:hAnsi="Cambria Math" w:cstheme="minorHAnsi"/>
-                      <w:sz w:val="32"/>
-                      <w:szCs w:val="32"/>
-                    </w:rPr>
-                    <m:t>w</m:t>
-                  </m:r>
-                </m:e>
-                <m:sub>
-                  <m:r>
-                    <w:rPr>
-                      <w:rFonts w:ascii="Cambria Math" w:hAnsi="Cambria Math" w:cstheme="minorHAnsi"/>
-                      <w:sz w:val="32"/>
-                      <w:szCs w:val="32"/>
-                    </w:rPr>
-                    <m:t>i</m:t>
-                  </m:r>
-                </m:sub>
-              </m:sSub>
-            </m:den>
-          </m:f>
-        </m:oMath>
-      </m:oMathPara>
-    </w:p>
-    <w:p>
-      <w:pPr>
-        <w:rPr>
-          <w:rFonts w:eastAsiaTheme="minorEastAsia"/>
-          <w:sz w:val="28"/>
-          <w:szCs w:val="28"/>
-        </w:rPr>
-      </w:pPr>
-    </w:p>
-    <w:p>
-      <w:pPr>
-        <w:rPr>
-          <w:rFonts w:eastAsiaTheme="minorEastAsia"/>
-          <w:sz w:val="28"/>
-          <w:szCs w:val="28"/>
-        </w:rPr>
-      </w:pPr>
-    </w:p>
-    <w:p>
-      <w:pPr>
-        <w:rPr>
-          <w:rFonts w:eastAsiaTheme="minorEastAsia"/>
-          <w:sz w:val="28"/>
-          <w:szCs w:val="28"/>
-        </w:rPr>
-      </w:pPr>
-    </w:p>
-    <w:p>
-      <w:pPr>
-        <w:rPr>
-          <w:rFonts w:eastAsiaTheme="minorEastAsia"/>
-          <w:sz w:val="28"/>
-          <w:szCs w:val="28"/>
-        </w:rPr>
-      </w:pPr>
-    </w:p>
-    <w:p>
-      <w:pPr>
-        <w:rPr>
-          <w:rFonts w:eastAsiaTheme="minorEastAsia"/>
-          <w:sz w:val="28"/>
-          <w:szCs w:val="28"/>
-        </w:rPr>
-      </w:pPr>
-    </w:p>
-    <w:p>
-      <w:pPr>
-        <w:rPr>
-          <w:rFonts w:eastAsiaTheme="minorEastAsia"/>
-          <w:sz w:val="28"/>
-          <w:szCs w:val="28"/>
-        </w:rPr>
-      </w:pPr>
-    </w:p>
-    <w:p>
-      <w:pPr>
-        <w:rPr>
-          <w:rFonts w:eastAsiaTheme="minorEastAsia"/>
-          <w:sz w:val="28"/>
-          <w:szCs w:val="28"/>
-        </w:rPr>
-      </w:pPr>
-    </w:p>
-    <w:p>
-      <w:pPr>
-        <w:rPr>
-          <w:rFonts w:eastAsiaTheme="minorEastAsia"/>
-          <w:sz w:val="28"/>
-          <w:szCs w:val="28"/>
-        </w:rPr>
-      </w:pPr>
-    </w:p>
-    <w:p>
-      <w:pPr>
-        <w:rPr>
-          <w:rFonts w:eastAsiaTheme="minorEastAsia"/>
-          <w:sz w:val="28"/>
-          <w:szCs w:val="28"/>
-        </w:rPr>
-      </w:pPr>
-    </w:p>
-    <w:p>
-      <w:pPr>
-        <w:rPr>
-          <w:rFonts w:eastAsiaTheme="minorEastAsia"/>
-          <w:sz w:val="28"/>
-          <w:szCs w:val="28"/>
-        </w:rPr>
-      </w:pPr>
-    </w:p>
-    <w:p>
-      <w:pPr>
-        <w:rPr>
-          <w:rFonts w:eastAsiaTheme="minorEastAsia"/>
-          <w:sz w:val="28"/>
-          <w:szCs w:val="28"/>
-        </w:rPr>
-      </w:pPr>
-    </w:p>
-    <w:p>
-      <w:pPr>
-        <w:rPr>
-          <w:rFonts w:eastAsiaTheme="minorEastAsia"/>
-          <w:sz w:val="28"/>
-          <w:szCs w:val="28"/>
-        </w:rPr>
-      </w:pPr>
-    </w:p>
-    <w:p>
-      <w:pPr>
-        <w:rPr>
-          <w:rFonts w:eastAsiaTheme="minorEastAsia"/>
-          <w:b/>
-          <w:bCs/>
-        </w:rPr>
-      </w:pPr>
-      <w:r>
-        <w:rPr>
-          <w:rFonts w:ascii="Segoe UI Emoji" w:eastAsiaTheme="minorEastAsia" w:hAnsi="Segoe UI Emoji" w:cs="Segoe UI Emoji"/>
-          <w:b/>
-          <w:bCs/>
-        </w:rPr>
-        <w:lastRenderedPageBreak/>
-        <w:t>🧮</w:t>
-      </w:r>
-      <w:r>
-        <w:rPr>
-          <w:rFonts w:eastAsiaTheme="minorEastAsia"/>
-          <w:b/>
-          <w:bCs/>
-        </w:rPr>
-        <w:t xml:space="preserve"> 1. Scalar Form (Corrected)</w:t>
-      </w:r>
-    </w:p>
-    <w:p>
-      <w:pPr>
-        <w:rPr>
-          <w:rFonts w:eastAsiaTheme="minorEastAsia"/>
-          <w:b/>
-          <w:bCs/>
-        </w:rPr>
-      </w:pPr>
-      <m:oMathPara>
-        <m:oMath>
-          <m:f>
-            <m:fPr>
-              <m:ctrlPr>
-                <w:rPr>
-                  <w:rFonts w:ascii="Cambria Math" w:eastAsiaTheme="minorEastAsia" w:hAnsi="Cambria Math"/>
-                  <w:b/>
-                  <w:bCs/>
-                </w:rPr>
-              </m:ctrlPr>
-            </m:fPr>
-            <m:num>
-              <m:r>
-                <m:rPr>
-                  <m:sty m:val="b"/>
-                </m:rPr>
-                <w:rPr>
-                  <w:rFonts w:ascii="Cambria Math" w:eastAsiaTheme="minorEastAsia" w:hAnsi="Cambria Math"/>
-                </w:rPr>
-                <m:t>∂</m:t>
-              </m:r>
-              <m:r>
-                <m:rPr>
-                  <m:sty m:val="bi"/>
-                </m:rPr>
-                <w:rPr>
-                  <w:rFonts w:ascii="Cambria Math" w:eastAsiaTheme="minorEastAsia" w:hAnsi="Cambria Math"/>
-                </w:rPr>
-                <m:t>L</m:t>
-              </m:r>
-            </m:num>
-            <m:den>
-              <m:r>
-                <m:rPr>
-                  <m:sty m:val="b"/>
-                </m:rPr>
-                <w:rPr>
-                  <w:rFonts w:ascii="Cambria Math" w:eastAsiaTheme="minorEastAsia" w:hAnsi="Cambria Math"/>
-                </w:rPr>
-                <m:t>∂</m:t>
-              </m:r>
-              <m:sSub>
-                <m:sSubPr>
-                  <m:ctrlPr>
-                    <w:rPr>
-                      <w:rFonts w:ascii="Cambria Math" w:eastAsiaTheme="minorEastAsia" w:hAnsi="Cambria Math"/>
-                      <w:b/>
-                      <w:bCs/>
-                    </w:rPr>
-                  </m:ctrlPr>
-                </m:sSubPr>
-                <m:e>
-                  <m:r>
-                    <m:rPr>
-                      <m:sty m:val="bi"/>
-                    </m:rPr>
-                    <w:rPr>
-                      <w:rFonts w:ascii="Cambria Math" w:eastAsiaTheme="minorEastAsia" w:hAnsi="Cambria Math"/>
-                    </w:rPr>
-                    <m:t>w</m:t>
-                  </m:r>
-                </m:e>
-                <m:sub>
-                  <m:r>
-                    <m:rPr>
-                      <m:sty m:val="bi"/>
-                    </m:rPr>
-                    <w:rPr>
-                      <w:rFonts w:ascii="Cambria Math" w:eastAsiaTheme="minorEastAsia" w:hAnsi="Cambria Math"/>
-                    </w:rPr>
-                    <m:t>1</m:t>
-                  </m:r>
-                  <m:r>
-                    <m:rPr>
-                      <m:sty m:val="bi"/>
-                    </m:rPr>
-                    <w:rPr>
-                      <w:rFonts w:ascii="Cambria Math" w:eastAsiaTheme="minorEastAsia" w:hAnsi="Cambria Math"/>
-                    </w:rPr>
-                    <m:t>j</m:t>
-                  </m:r>
-                </m:sub>
-              </m:sSub>
-            </m:den>
-          </m:f>
-          <m:r>
-            <m:rPr>
-              <m:sty m:val="bi"/>
-            </m:rPr>
-            <w:rPr>
-              <w:rFonts w:ascii="Cambria Math" w:eastAsiaTheme="minorEastAsia" w:hAnsi="Cambria Math"/>
-            </w:rPr>
-            <m:t>=</m:t>
-          </m:r>
-          <m:f>
-            <m:fPr>
-              <m:ctrlPr>
-                <w:rPr>
-                  <w:rFonts w:ascii="Cambria Math" w:eastAsiaTheme="minorEastAsia" w:hAnsi="Cambria Math"/>
-                  <w:b/>
-                  <w:bCs/>
-                </w:rPr>
-              </m:ctrlPr>
-            </m:fPr>
-            <m:num>
-              <m:r>
-                <m:rPr>
-                  <m:sty m:val="b"/>
-                </m:rPr>
-                <w:rPr>
-                  <w:rFonts w:ascii="Cambria Math" w:eastAsiaTheme="minorEastAsia" w:hAnsi="Cambria Math"/>
-                </w:rPr>
-                <m:t>∂</m:t>
-              </m:r>
-              <m:r>
-                <m:rPr>
-                  <m:sty m:val="bi"/>
-                </m:rPr>
-                <w:rPr>
-                  <w:rFonts w:ascii="Cambria Math" w:eastAsiaTheme="minorEastAsia" w:hAnsi="Cambria Math"/>
-                </w:rPr>
-                <m:t>L</m:t>
-              </m:r>
-            </m:num>
-            <m:den>
-              <m:r>
-                <m:rPr>
-                  <m:sty m:val="b"/>
-                </m:rPr>
-                <w:rPr>
-                  <w:rFonts w:ascii="Cambria Math" w:eastAsiaTheme="minorEastAsia" w:hAnsi="Cambria Math"/>
-                </w:rPr>
-                <m:t>∂</m:t>
-              </m:r>
-              <m:sSub>
-                <m:sSubPr>
-                  <m:ctrlPr>
-                    <w:rPr>
-                      <w:rFonts w:ascii="Cambria Math" w:eastAsiaTheme="minorEastAsia" w:hAnsi="Cambria Math"/>
-                      <w:b/>
-                      <w:bCs/>
-                    </w:rPr>
-                  </m:ctrlPr>
-                </m:sSubPr>
-                <m:e>
-                  <m:r>
-                    <m:rPr>
-                      <m:sty m:val="bi"/>
-                    </m:rPr>
-                    <w:rPr>
-                      <w:rFonts w:ascii="Cambria Math" w:eastAsiaTheme="minorEastAsia" w:hAnsi="Cambria Math"/>
-                    </w:rPr>
-                    <m:t>z</m:t>
-                  </m:r>
-                </m:e>
-                <m:sub>
-                  <m:r>
-                    <m:rPr>
-                      <m:sty m:val="bi"/>
-                    </m:rPr>
-                    <w:rPr>
-                      <w:rFonts w:ascii="Cambria Math" w:eastAsiaTheme="minorEastAsia" w:hAnsi="Cambria Math"/>
-                    </w:rPr>
-                    <m:t>1</m:t>
-                  </m:r>
-                </m:sub>
-              </m:sSub>
-            </m:den>
-          </m:f>
-          <m:r>
-            <m:rPr>
-              <m:sty m:val="bi"/>
-            </m:rPr>
-            <w:rPr>
-              <w:rFonts w:ascii="Cambria Math" w:eastAsiaTheme="minorEastAsia" w:hAnsi="Cambria Math"/>
-            </w:rPr>
-            <m:t>⋅</m:t>
-          </m:r>
-          <m:sSub>
-            <m:sSubPr>
-              <m:ctrlPr>
-                <w:rPr>
-                  <w:rFonts w:ascii="Cambria Math" w:eastAsiaTheme="minorEastAsia" w:hAnsi="Cambria Math"/>
-                  <w:b/>
-                  <w:bCs/>
-                </w:rPr>
-              </m:ctrlPr>
-            </m:sSubPr>
-            <m:e>
-              <m:r>
-                <m:rPr>
-                  <m:sty m:val="bi"/>
-                </m:rPr>
-                <w:rPr>
-                  <w:rFonts w:ascii="Cambria Math" w:eastAsiaTheme="minorEastAsia" w:hAnsi="Cambria Math"/>
-                </w:rPr>
-                <m:t>x</m:t>
-              </m:r>
-            </m:e>
-            <m:sub>
-              <m:r>
-                <m:rPr>
-                  <m:sty m:val="bi"/>
-                </m:rPr>
-                <w:rPr>
-                  <w:rFonts w:ascii="Cambria Math" w:eastAsiaTheme="minorEastAsia" w:hAnsi="Cambria Math"/>
-                </w:rPr>
-                <m:t>j</m:t>
-              </m:r>
-            </m:sub>
-          </m:sSub>
-          <m:r>
-            <m:rPr>
-              <m:nor/>
-            </m:rPr>
-            <w:rPr>
-              <w:rFonts w:eastAsiaTheme="minorEastAsia"/>
-              <w:b/>
-              <w:bCs/>
-            </w:rPr>
-            <m:t xml:space="preserve">for </m:t>
-          </m:r>
-          <m:r>
-            <m:rPr>
-              <m:sty m:val="bi"/>
-            </m:rPr>
-            <w:rPr>
-              <w:rFonts w:ascii="Cambria Math" w:eastAsiaTheme="minorEastAsia" w:hAnsi="Cambria Math"/>
-            </w:rPr>
-            <m:t>j=1,2,3,4</m:t>
-          </m:r>
-          <m:r>
-            <w:rPr>
-              <w:rFonts w:eastAsiaTheme="minorEastAsia"/>
-              <w:b/>
-              <w:bCs/>
-              <w:i/>
-            </w:rPr>
-            <w:br/>
-          </m:r>
-        </m:oMath>
-      </m:oMathPara>
-    </w:p>
-    <w:p>
-      <w:pPr>
-        <w:rPr>
-          <w:rFonts w:eastAsiaTheme="minorEastAsia"/>
-          <w:b/>
-          <w:bCs/>
-        </w:rPr>
-      </w:pPr>
-      <w:r>
-        <w:rPr>
-          <w:rFonts w:eastAsiaTheme="minorEastAsia"/>
-          <w:b/>
-          <w:bCs/>
-        </w:rPr>
-        <w:pict w14:anchorId="200639DA">
-          <v:rect id="_x0000_i1061" style="width:0;height:1.5pt" o:hralign="center" o:hrstd="t" o:hr="t" fillcolor="#a0a0a0" stroked="f"/>
-        </w:pict>
-      </w:r>
-    </w:p>
-    <w:p>
-      <w:pPr>
-        <w:rPr>
-          <w:rFonts w:eastAsiaTheme="minorEastAsia"/>
-          <w:b/>
-          <w:bCs/>
-        </w:rPr>
-      </w:pPr>
-      <w:r>
-        <w:rPr>
-          <w:rFonts w:ascii="Segoe UI Emoji" w:eastAsiaTheme="minorEastAsia" w:hAnsi="Segoe UI Emoji" w:cs="Segoe UI Emoji"/>
-          <w:b/>
-          <w:bCs/>
-        </w:rPr>
-        <w:t>🔢</w:t>
-      </w:r>
-      <w:r>
-        <w:rPr>
-          <w:rFonts w:eastAsiaTheme="minorEastAsia"/>
-          <w:b/>
-          <w:bCs/>
-        </w:rPr>
-        <w:t xml:space="preserve"> 2. Vector / Matrix Form</w:t>
-      </w:r>
-    </w:p>
-    <w:p>
-      <w:pPr>
-        <w:rPr>
-          <w:rFonts w:eastAsiaTheme="minorEastAsia"/>
-          <w:b/>
-          <w:bCs/>
-        </w:rPr>
-      </w:pPr>
-      <w:r>
-        <w:rPr>
-          <w:rFonts w:eastAsiaTheme="minorEastAsia"/>
-          <w:b/>
-          <w:bCs/>
-        </w:rPr>
-        <w:t>Let:</w:t>
-      </w:r>
-    </w:p>
-    <w:p>
-      <w:pPr>
-        <w:spacing w:after="0"/>
-        <w:rPr>
-          <w:rFonts w:eastAsiaTheme="minorEastAsia"/>
-          <w:b/>
-          <w:bCs/>
-        </w:rPr>
-      </w:pPr>
       <m:oMath>
         <m:r>
           <m:rPr>
@@ -25697,16 +24943,7 @@
           <w:rPr>
             <w:rFonts w:ascii="Cambria Math" w:eastAsiaTheme="minorEastAsia" w:hAnsi="Cambria Math"/>
           </w:rPr>
-          <m:t>δ</m:t>
-        </m:r>
-        <m:r>
-          <m:rPr>
-            <m:sty m:val="bi"/>
-          </m:rPr>
-          <w:rPr>
-            <w:rFonts w:ascii="Cambria Math" w:eastAsiaTheme="minorEastAsia" w:hAnsi="Cambria Math"/>
-          </w:rPr>
-          <m:t>=</m:t>
+          <m:t>δ=</m:t>
         </m:r>
       </m:oMath>
       <w:r>
@@ -26157,13 +25394,7 @@
                                 <w:rPr>
                                   <w:rFonts w:ascii="Cambria Math" w:hAnsi="Cambria Math"/>
                                 </w:rPr>
-                                <m:t>2</m:t>
-                              </m:r>
-                              <m:r>
-                                <w:rPr>
-                                  <w:rFonts w:ascii="Cambria Math" w:hAnsi="Cambria Math"/>
-                                </w:rPr>
-                                <m:t>1</m:t>
+                                <m:t>21</m:t>
                               </m:r>
                             </m:sub>
                           </m:sSub>
@@ -26357,13 +25588,7 @@
                                 <w:rPr>
                                   <w:rFonts w:ascii="Cambria Math" w:hAnsi="Cambria Math"/>
                                 </w:rPr>
-                                <m:t>3</m:t>
-                              </m:r>
-                              <m:r>
-                                <w:rPr>
-                                  <w:rFonts w:ascii="Cambria Math" w:hAnsi="Cambria Math"/>
-                                </w:rPr>
-                                <m:t>1</m:t>
+                                <m:t>31</m:t>
                               </m:r>
                             </m:sub>
                           </m:sSub>
@@ -26592,13 +25817,7 @@
                                 <w:rPr>
                                   <w:rFonts w:ascii="Cambria Math" w:hAnsi="Cambria Math"/>
                                 </w:rPr>
-                                <m:t>1</m:t>
-                              </m:r>
-                              <m:r>
-                                <w:rPr>
-                                  <w:rFonts w:ascii="Cambria Math" w:hAnsi="Cambria Math"/>
-                                </w:rPr>
-                                <m:t>2</m:t>
+                                <m:t>12</m:t>
                               </m:r>
                             </m:sub>
                           </m:sSub>
@@ -27234,13 +26453,7 @@
                                 <w:rPr>
                                   <w:rFonts w:ascii="Cambria Math" w:hAnsi="Cambria Math"/>
                                 </w:rPr>
-                                <m:t>1</m:t>
-                              </m:r>
-                              <m:r>
-                                <w:rPr>
-                                  <w:rFonts w:ascii="Cambria Math" w:hAnsi="Cambria Math"/>
-                                </w:rPr>
-                                <m:t>3</m:t>
+                                <m:t>13</m:t>
                               </m:r>
                             </m:sub>
                           </m:sSub>
@@ -27876,13 +27089,7 @@
                                 <w:rPr>
                                   <w:rFonts w:ascii="Cambria Math" w:hAnsi="Cambria Math"/>
                                 </w:rPr>
-                                <m:t>1</m:t>
-                              </m:r>
-                              <m:r>
-                                <w:rPr>
-                                  <w:rFonts w:ascii="Cambria Math" w:hAnsi="Cambria Math"/>
-                                </w:rPr>
-                                <m:t>4</m:t>
+                                <m:t>14</m:t>
                               </m:r>
                             </m:sub>
                           </m:sSub>
@@ -28304,6 +27511,4554 @@
           </m:e>
         </m:d>
       </m:oMath>
+    </w:p>
+    <w:p>
+      <w:pPr>
+        <w:rPr>
+          <w:rFonts w:eastAsiaTheme="minorEastAsia"/>
+          <w:sz w:val="28"/>
+          <w:szCs w:val="28"/>
+        </w:rPr>
+      </w:pPr>
+      <w:r>
+        <w:rPr>
+          <w:rFonts w:eastAsiaTheme="minorEastAsia"/>
+          <w:noProof/>
+          <w:sz w:val="28"/>
+          <w:szCs w:val="28"/>
+        </w:rPr>
+        <mc:AlternateContent>
+          <mc:Choice Requires="wps">
+            <w:drawing>
+              <wp:anchor distT="0" distB="0" distL="114300" distR="114300" simplePos="0" relativeHeight="251746304" behindDoc="0" locked="0" layoutInCell="1" allowOverlap="1" wp14:anchorId="50C6EEBA" wp14:editId="501FF3FE">
+                <wp:simplePos x="0" y="0"/>
+                <wp:positionH relativeFrom="column">
+                  <wp:posOffset>3250242</wp:posOffset>
+                </wp:positionH>
+                <wp:positionV relativeFrom="paragraph">
+                  <wp:posOffset>3377</wp:posOffset>
+                </wp:positionV>
+                <wp:extent cx="3106920" cy="1485475"/>
+                <wp:effectExtent l="0" t="0" r="0" b="635"/>
+                <wp:wrapNone/>
+                <wp:docPr id="1582300424" name="Text Box 62"/>
+                <wp:cNvGraphicFramePr/>
+                <a:graphic xmlns:a="http://schemas.openxmlformats.org/drawingml/2006/main">
+                  <a:graphicData uri="http://schemas.microsoft.com/office/word/2010/wordprocessingShape">
+                    <wps:wsp>
+                      <wps:cNvSpPr txBox="1"/>
+                      <wps:spPr>
+                        <a:xfrm>
+                          <a:off x="0" y="0"/>
+                          <a:ext cx="3106920" cy="1485475"/>
+                        </a:xfrm>
+                        <a:prstGeom prst="rect">
+                          <a:avLst/>
+                        </a:prstGeom>
+                        <a:solidFill>
+                          <a:schemeClr val="lt1"/>
+                        </a:solidFill>
+                        <a:ln w="6350">
+                          <a:noFill/>
+                        </a:ln>
+                      </wps:spPr>
+                      <wps:txbx>
+                        <w:txbxContent>
+                          <w:p>
+                            <w:pPr>
+                              <w:spacing w:after="0"/>
+                              <w:rPr>
+                                <w:rFonts w:eastAsiaTheme="minorEastAsia"/>
+                                <w:sz w:val="20"/>
+                                <w:szCs w:val="20"/>
+                              </w:rPr>
+                            </w:pPr>
+                            <m:oMathPara>
+                              <m:oMathParaPr>
+                                <m:jc m:val="left"/>
+                              </m:oMathParaPr>
+                              <m:oMath>
+                                <m:f>
+                                  <m:fPr>
+                                    <m:ctrlPr>
+                                      <w:rPr>
+                                        <w:rFonts w:ascii="Cambria Math" w:hAnsi="Cambria Math"/>
+                                        <w:sz w:val="20"/>
+                                        <w:szCs w:val="20"/>
+                                      </w:rPr>
+                                    </m:ctrlPr>
+                                  </m:fPr>
+                                  <m:num>
+                                    <m:r>
+                                      <m:rPr>
+                                        <m:sty m:val="p"/>
+                                      </m:rPr>
+                                      <w:rPr>
+                                        <w:rFonts w:ascii="Cambria Math" w:hAnsi="Cambria Math"/>
+                                        <w:sz w:val="20"/>
+                                        <w:szCs w:val="20"/>
+                                      </w:rPr>
+                                      <m:t>∂</m:t>
+                                    </m:r>
+                                    <m:r>
+                                      <w:rPr>
+                                        <w:rFonts w:ascii="Cambria Math" w:hAnsi="Cambria Math"/>
+                                        <w:sz w:val="20"/>
+                                        <w:szCs w:val="20"/>
+                                      </w:rPr>
+                                      <m:t>L</m:t>
+                                    </m:r>
+                                  </m:num>
+                                  <m:den>
+                                    <m:r>
+                                      <m:rPr>
+                                        <m:sty m:val="p"/>
+                                      </m:rPr>
+                                      <w:rPr>
+                                        <w:rFonts w:ascii="Cambria Math" w:hAnsi="Cambria Math"/>
+                                        <w:sz w:val="20"/>
+                                        <w:szCs w:val="20"/>
+                                      </w:rPr>
+                                      <m:t>∂</m:t>
+                                    </m:r>
+                                    <m:sSub>
+                                      <m:sSubPr>
+                                        <m:ctrlPr>
+                                          <w:rPr>
+                                            <w:rFonts w:ascii="Cambria Math" w:hAnsi="Cambria Math"/>
+                                            <w:sz w:val="20"/>
+                                            <w:szCs w:val="20"/>
+                                          </w:rPr>
+                                        </m:ctrlPr>
+                                      </m:sSubPr>
+                                      <m:e>
+                                        <m:r>
+                                          <w:rPr>
+                                            <w:rFonts w:ascii="Cambria Math" w:hAnsi="Cambria Math"/>
+                                            <w:sz w:val="20"/>
+                                            <w:szCs w:val="20"/>
+                                          </w:rPr>
+                                          <m:t>x</m:t>
+                                        </m:r>
+                                      </m:e>
+                                      <m:sub>
+                                        <m:r>
+                                          <w:rPr>
+                                            <w:rFonts w:ascii="Cambria Math" w:hAnsi="Cambria Math"/>
+                                            <w:sz w:val="20"/>
+                                            <w:szCs w:val="20"/>
+                                          </w:rPr>
+                                          <m:t>1</m:t>
+                                        </m:r>
+                                      </m:sub>
+                                    </m:sSub>
+                                  </m:den>
+                                </m:f>
+                                <m:r>
+                                  <w:rPr>
+                                    <w:rFonts w:ascii="Cambria Math" w:hAnsi="Cambria Math"/>
+                                    <w:sz w:val="20"/>
+                                    <w:szCs w:val="20"/>
+                                  </w:rPr>
+                                  <m:t xml:space="preserve">= </m:t>
+                                </m:r>
+                                <m:r>
+                                  <w:rPr>
+                                    <w:rFonts w:ascii="Cambria Math" w:eastAsiaTheme="minorEastAsia" w:hAnsi="Cambria Math"/>
+                                    <w:sz w:val="20"/>
+                                    <w:szCs w:val="20"/>
+                                  </w:rPr>
+                                  <m:t>2y(</m:t>
+                                </m:r>
+                                <m:sSub>
+                                  <m:sSubPr>
+                                    <m:ctrlPr>
+                                      <w:rPr>
+                                        <w:rFonts w:ascii="Cambria Math" w:hAnsi="Cambria Math"/>
+                                        <w:sz w:val="20"/>
+                                        <w:szCs w:val="20"/>
+                                      </w:rPr>
+                                    </m:ctrlPr>
+                                  </m:sSubPr>
+                                  <m:e>
+                                    <m:r>
+                                      <w:rPr>
+                                        <w:rFonts w:ascii="Cambria Math" w:hAnsi="Cambria Math"/>
+                                        <w:sz w:val="20"/>
+                                        <w:szCs w:val="20"/>
+                                      </w:rPr>
+                                      <m:t>w</m:t>
+                                    </m:r>
+                                  </m:e>
+                                  <m:sub>
+                                    <m:r>
+                                      <w:rPr>
+                                        <w:rFonts w:ascii="Cambria Math" w:hAnsi="Cambria Math"/>
+                                        <w:sz w:val="20"/>
+                                        <w:szCs w:val="20"/>
+                                      </w:rPr>
+                                      <m:t>11</m:t>
+                                    </m:r>
+                                  </m:sub>
+                                </m:sSub>
+                                <m:r>
+                                  <w:rPr>
+                                    <w:rFonts w:ascii="Cambria Math" w:eastAsiaTheme="minorEastAsia" w:hAnsi="Cambria Math"/>
+                                    <w:sz w:val="20"/>
+                                    <w:szCs w:val="20"/>
+                                  </w:rPr>
+                                  <m:t>+</m:t>
+                                </m:r>
+                                <m:sSub>
+                                  <m:sSubPr>
+                                    <m:ctrlPr>
+                                      <w:rPr>
+                                        <w:rFonts w:ascii="Cambria Math" w:hAnsi="Cambria Math"/>
+                                        <w:sz w:val="20"/>
+                                        <w:szCs w:val="20"/>
+                                      </w:rPr>
+                                    </m:ctrlPr>
+                                  </m:sSubPr>
+                                  <m:e>
+                                    <m:r>
+                                      <w:rPr>
+                                        <w:rFonts w:ascii="Cambria Math" w:hAnsi="Cambria Math"/>
+                                        <w:sz w:val="20"/>
+                                        <w:szCs w:val="20"/>
+                                      </w:rPr>
+                                      <m:t>w</m:t>
+                                    </m:r>
+                                  </m:e>
+                                  <m:sub>
+                                    <m:r>
+                                      <w:rPr>
+                                        <w:rFonts w:ascii="Cambria Math" w:hAnsi="Cambria Math"/>
+                                        <w:sz w:val="20"/>
+                                        <w:szCs w:val="20"/>
+                                      </w:rPr>
+                                      <m:t>21</m:t>
+                                    </m:r>
+                                  </m:sub>
+                                </m:sSub>
+                                <m:r>
+                                  <w:rPr>
+                                    <w:rFonts w:ascii="Cambria Math" w:eastAsiaTheme="minorEastAsia" w:hAnsi="Cambria Math"/>
+                                    <w:sz w:val="20"/>
+                                    <w:szCs w:val="20"/>
+                                  </w:rPr>
+                                  <m:t xml:space="preserve">+ </m:t>
+                                </m:r>
+                                <m:sSub>
+                                  <m:sSubPr>
+                                    <m:ctrlPr>
+                                      <w:rPr>
+                                        <w:rFonts w:ascii="Cambria Math" w:hAnsi="Cambria Math"/>
+                                        <w:sz w:val="20"/>
+                                        <w:szCs w:val="20"/>
+                                      </w:rPr>
+                                    </m:ctrlPr>
+                                  </m:sSubPr>
+                                  <m:e>
+                                    <m:r>
+                                      <w:rPr>
+                                        <w:rFonts w:ascii="Cambria Math" w:hAnsi="Cambria Math"/>
+                                        <w:sz w:val="20"/>
+                                        <w:szCs w:val="20"/>
+                                      </w:rPr>
+                                      <m:t>w</m:t>
+                                    </m:r>
+                                  </m:e>
+                                  <m:sub>
+                                    <m:r>
+                                      <w:rPr>
+                                        <w:rFonts w:ascii="Cambria Math" w:hAnsi="Cambria Math"/>
+                                        <w:sz w:val="20"/>
+                                        <w:szCs w:val="20"/>
+                                      </w:rPr>
+                                      <m:t>31</m:t>
+                                    </m:r>
+                                  </m:sub>
+                                </m:sSub>
+                                <m:r>
+                                  <w:rPr>
+                                    <w:rFonts w:ascii="Cambria Math" w:eastAsiaTheme="minorEastAsia" w:hAnsi="Cambria Math"/>
+                                    <w:sz w:val="20"/>
+                                    <w:szCs w:val="20"/>
+                                  </w:rPr>
+                                  <m:t xml:space="preserve"> )</m:t>
+                                </m:r>
+                              </m:oMath>
+                            </m:oMathPara>
+                          </w:p>
+                          <w:p>
+                            <w:pPr>
+                              <w:spacing w:after="0"/>
+                              <w:rPr>
+                                <w:rFonts w:eastAsiaTheme="minorEastAsia"/>
+                                <w:sz w:val="20"/>
+                                <w:szCs w:val="20"/>
+                              </w:rPr>
+                            </w:pPr>
+                            <m:oMathPara>
+                              <m:oMathParaPr>
+                                <m:jc m:val="left"/>
+                              </m:oMathParaPr>
+                              <m:oMath>
+                                <m:f>
+                                  <m:fPr>
+                                    <m:ctrlPr>
+                                      <w:rPr>
+                                        <w:rFonts w:ascii="Cambria Math" w:hAnsi="Cambria Math"/>
+                                        <w:sz w:val="20"/>
+                                        <w:szCs w:val="20"/>
+                                      </w:rPr>
+                                    </m:ctrlPr>
+                                  </m:fPr>
+                                  <m:num>
+                                    <m:r>
+                                      <m:rPr>
+                                        <m:sty m:val="p"/>
+                                      </m:rPr>
+                                      <w:rPr>
+                                        <w:rFonts w:ascii="Cambria Math" w:hAnsi="Cambria Math"/>
+                                        <w:sz w:val="20"/>
+                                        <w:szCs w:val="20"/>
+                                      </w:rPr>
+                                      <m:t>∂</m:t>
+                                    </m:r>
+                                    <m:r>
+                                      <w:rPr>
+                                        <w:rFonts w:ascii="Cambria Math" w:hAnsi="Cambria Math"/>
+                                        <w:sz w:val="20"/>
+                                        <w:szCs w:val="20"/>
+                                      </w:rPr>
+                                      <m:t>L</m:t>
+                                    </m:r>
+                                  </m:num>
+                                  <m:den>
+                                    <m:r>
+                                      <m:rPr>
+                                        <m:sty m:val="p"/>
+                                      </m:rPr>
+                                      <w:rPr>
+                                        <w:rFonts w:ascii="Cambria Math" w:hAnsi="Cambria Math"/>
+                                        <w:sz w:val="20"/>
+                                        <w:szCs w:val="20"/>
+                                      </w:rPr>
+                                      <m:t>∂</m:t>
+                                    </m:r>
+                                    <m:sSub>
+                                      <m:sSubPr>
+                                        <m:ctrlPr>
+                                          <w:rPr>
+                                            <w:rFonts w:ascii="Cambria Math" w:hAnsi="Cambria Math"/>
+                                            <w:sz w:val="20"/>
+                                            <w:szCs w:val="20"/>
+                                          </w:rPr>
+                                        </m:ctrlPr>
+                                      </m:sSubPr>
+                                      <m:e>
+                                        <m:r>
+                                          <w:rPr>
+                                            <w:rFonts w:ascii="Cambria Math" w:hAnsi="Cambria Math"/>
+                                            <w:sz w:val="20"/>
+                                            <w:szCs w:val="20"/>
+                                          </w:rPr>
+                                          <m:t>x</m:t>
+                                        </m:r>
+                                      </m:e>
+                                      <m:sub>
+                                        <m:r>
+                                          <w:rPr>
+                                            <w:rFonts w:ascii="Cambria Math" w:hAnsi="Cambria Math"/>
+                                            <w:sz w:val="20"/>
+                                            <w:szCs w:val="20"/>
+                                          </w:rPr>
+                                          <m:t>2</m:t>
+                                        </m:r>
+                                      </m:sub>
+                                    </m:sSub>
+                                  </m:den>
+                                </m:f>
+                                <m:r>
+                                  <w:rPr>
+                                    <w:rFonts w:ascii="Cambria Math" w:hAnsi="Cambria Math"/>
+                                    <w:sz w:val="20"/>
+                                    <w:szCs w:val="20"/>
+                                  </w:rPr>
+                                  <m:t xml:space="preserve">= </m:t>
+                                </m:r>
+                                <m:r>
+                                  <w:rPr>
+                                    <w:rFonts w:ascii="Cambria Math" w:eastAsiaTheme="minorEastAsia" w:hAnsi="Cambria Math"/>
+                                    <w:sz w:val="20"/>
+                                    <w:szCs w:val="20"/>
+                                  </w:rPr>
+                                  <m:t>2y(</m:t>
+                                </m:r>
+                                <m:sSub>
+                                  <m:sSubPr>
+                                    <m:ctrlPr>
+                                      <w:rPr>
+                                        <w:rFonts w:ascii="Cambria Math" w:hAnsi="Cambria Math"/>
+                                        <w:sz w:val="20"/>
+                                        <w:szCs w:val="20"/>
+                                      </w:rPr>
+                                    </m:ctrlPr>
+                                  </m:sSubPr>
+                                  <m:e>
+                                    <m:r>
+                                      <w:rPr>
+                                        <w:rFonts w:ascii="Cambria Math" w:hAnsi="Cambria Math"/>
+                                        <w:sz w:val="20"/>
+                                        <w:szCs w:val="20"/>
+                                      </w:rPr>
+                                      <m:t>w</m:t>
+                                    </m:r>
+                                  </m:e>
+                                  <m:sub>
+                                    <m:r>
+                                      <w:rPr>
+                                        <w:rFonts w:ascii="Cambria Math" w:hAnsi="Cambria Math"/>
+                                        <w:sz w:val="20"/>
+                                        <w:szCs w:val="20"/>
+                                      </w:rPr>
+                                      <m:t>1</m:t>
+                                    </m:r>
+                                    <m:r>
+                                      <w:rPr>
+                                        <w:rFonts w:ascii="Cambria Math" w:hAnsi="Cambria Math"/>
+                                        <w:sz w:val="20"/>
+                                        <w:szCs w:val="20"/>
+                                      </w:rPr>
+                                      <m:t>2</m:t>
+                                    </m:r>
+                                  </m:sub>
+                                </m:sSub>
+                                <m:r>
+                                  <w:rPr>
+                                    <w:rFonts w:ascii="Cambria Math" w:eastAsiaTheme="minorEastAsia" w:hAnsi="Cambria Math"/>
+                                    <w:sz w:val="20"/>
+                                    <w:szCs w:val="20"/>
+                                  </w:rPr>
+                                  <m:t>+</m:t>
+                                </m:r>
+                                <m:sSub>
+                                  <m:sSubPr>
+                                    <m:ctrlPr>
+                                      <w:rPr>
+                                        <w:rFonts w:ascii="Cambria Math" w:hAnsi="Cambria Math"/>
+                                        <w:sz w:val="20"/>
+                                        <w:szCs w:val="20"/>
+                                      </w:rPr>
+                                    </m:ctrlPr>
+                                  </m:sSubPr>
+                                  <m:e>
+                                    <m:r>
+                                      <w:rPr>
+                                        <w:rFonts w:ascii="Cambria Math" w:hAnsi="Cambria Math"/>
+                                        <w:sz w:val="20"/>
+                                        <w:szCs w:val="20"/>
+                                      </w:rPr>
+                                      <m:t>w</m:t>
+                                    </m:r>
+                                  </m:e>
+                                  <m:sub>
+                                    <m:r>
+                                      <w:rPr>
+                                        <w:rFonts w:ascii="Cambria Math" w:hAnsi="Cambria Math"/>
+                                        <w:sz w:val="20"/>
+                                        <w:szCs w:val="20"/>
+                                      </w:rPr>
+                                      <m:t>2</m:t>
+                                    </m:r>
+                                    <m:r>
+                                      <w:rPr>
+                                        <w:rFonts w:ascii="Cambria Math" w:hAnsi="Cambria Math"/>
+                                        <w:sz w:val="20"/>
+                                        <w:szCs w:val="20"/>
+                                      </w:rPr>
+                                      <m:t>2</m:t>
+                                    </m:r>
+                                  </m:sub>
+                                </m:sSub>
+                                <m:r>
+                                  <w:rPr>
+                                    <w:rFonts w:ascii="Cambria Math" w:eastAsiaTheme="minorEastAsia" w:hAnsi="Cambria Math"/>
+                                    <w:sz w:val="20"/>
+                                    <w:szCs w:val="20"/>
+                                  </w:rPr>
+                                  <m:t xml:space="preserve">+ </m:t>
+                                </m:r>
+                                <m:sSub>
+                                  <m:sSubPr>
+                                    <m:ctrlPr>
+                                      <w:rPr>
+                                        <w:rFonts w:ascii="Cambria Math" w:hAnsi="Cambria Math"/>
+                                        <w:sz w:val="20"/>
+                                        <w:szCs w:val="20"/>
+                                      </w:rPr>
+                                    </m:ctrlPr>
+                                  </m:sSubPr>
+                                  <m:e>
+                                    <m:r>
+                                      <w:rPr>
+                                        <w:rFonts w:ascii="Cambria Math" w:hAnsi="Cambria Math"/>
+                                        <w:sz w:val="20"/>
+                                        <w:szCs w:val="20"/>
+                                      </w:rPr>
+                                      <m:t>w</m:t>
+                                    </m:r>
+                                  </m:e>
+                                  <m:sub>
+                                    <m:r>
+                                      <w:rPr>
+                                        <w:rFonts w:ascii="Cambria Math" w:hAnsi="Cambria Math"/>
+                                        <w:sz w:val="20"/>
+                                        <w:szCs w:val="20"/>
+                                      </w:rPr>
+                                      <m:t>3</m:t>
+                                    </m:r>
+                                    <m:r>
+                                      <w:rPr>
+                                        <w:rFonts w:ascii="Cambria Math" w:hAnsi="Cambria Math"/>
+                                        <w:sz w:val="20"/>
+                                        <w:szCs w:val="20"/>
+                                      </w:rPr>
+                                      <m:t>2</m:t>
+                                    </m:r>
+                                  </m:sub>
+                                </m:sSub>
+                                <m:r>
+                                  <w:rPr>
+                                    <w:rFonts w:ascii="Cambria Math" w:eastAsiaTheme="minorEastAsia" w:hAnsi="Cambria Math"/>
+                                    <w:sz w:val="20"/>
+                                    <w:szCs w:val="20"/>
+                                  </w:rPr>
+                                  <m:t xml:space="preserve"> )</m:t>
+                                </m:r>
+                              </m:oMath>
+                            </m:oMathPara>
+                          </w:p>
+                          <w:p>
+                            <w:pPr>
+                              <w:spacing w:after="0"/>
+                              <w:rPr>
+                                <w:rFonts w:eastAsiaTheme="minorEastAsia"/>
+                                <w:sz w:val="20"/>
+                                <w:szCs w:val="20"/>
+                              </w:rPr>
+                            </w:pPr>
+                            <m:oMathPara>
+                              <m:oMathParaPr>
+                                <m:jc m:val="left"/>
+                              </m:oMathParaPr>
+                              <m:oMath>
+                                <m:f>
+                                  <m:fPr>
+                                    <m:ctrlPr>
+                                      <w:rPr>
+                                        <w:rFonts w:ascii="Cambria Math" w:hAnsi="Cambria Math"/>
+                                        <w:sz w:val="20"/>
+                                        <w:szCs w:val="20"/>
+                                      </w:rPr>
+                                    </m:ctrlPr>
+                                  </m:fPr>
+                                  <m:num>
+                                    <m:r>
+                                      <m:rPr>
+                                        <m:sty m:val="p"/>
+                                      </m:rPr>
+                                      <w:rPr>
+                                        <w:rFonts w:ascii="Cambria Math" w:hAnsi="Cambria Math"/>
+                                        <w:sz w:val="20"/>
+                                        <w:szCs w:val="20"/>
+                                      </w:rPr>
+                                      <m:t>∂</m:t>
+                                    </m:r>
+                                    <m:r>
+                                      <w:rPr>
+                                        <w:rFonts w:ascii="Cambria Math" w:hAnsi="Cambria Math"/>
+                                        <w:sz w:val="20"/>
+                                        <w:szCs w:val="20"/>
+                                      </w:rPr>
+                                      <m:t>L</m:t>
+                                    </m:r>
+                                  </m:num>
+                                  <m:den>
+                                    <m:r>
+                                      <m:rPr>
+                                        <m:sty m:val="p"/>
+                                      </m:rPr>
+                                      <w:rPr>
+                                        <w:rFonts w:ascii="Cambria Math" w:hAnsi="Cambria Math"/>
+                                        <w:sz w:val="20"/>
+                                        <w:szCs w:val="20"/>
+                                      </w:rPr>
+                                      <m:t>∂</m:t>
+                                    </m:r>
+                                    <m:sSub>
+                                      <m:sSubPr>
+                                        <m:ctrlPr>
+                                          <w:rPr>
+                                            <w:rFonts w:ascii="Cambria Math" w:hAnsi="Cambria Math"/>
+                                            <w:sz w:val="20"/>
+                                            <w:szCs w:val="20"/>
+                                          </w:rPr>
+                                        </m:ctrlPr>
+                                      </m:sSubPr>
+                                      <m:e>
+                                        <m:r>
+                                          <w:rPr>
+                                            <w:rFonts w:ascii="Cambria Math" w:hAnsi="Cambria Math"/>
+                                            <w:sz w:val="20"/>
+                                            <w:szCs w:val="20"/>
+                                          </w:rPr>
+                                          <m:t>x</m:t>
+                                        </m:r>
+                                      </m:e>
+                                      <m:sub>
+                                        <m:r>
+                                          <w:rPr>
+                                            <w:rFonts w:ascii="Cambria Math" w:hAnsi="Cambria Math"/>
+                                            <w:sz w:val="20"/>
+                                            <w:szCs w:val="20"/>
+                                          </w:rPr>
+                                          <m:t>3</m:t>
+                                        </m:r>
+                                      </m:sub>
+                                    </m:sSub>
+                                  </m:den>
+                                </m:f>
+                                <m:r>
+                                  <w:rPr>
+                                    <w:rFonts w:ascii="Cambria Math" w:hAnsi="Cambria Math"/>
+                                    <w:sz w:val="20"/>
+                                    <w:szCs w:val="20"/>
+                                  </w:rPr>
+                                  <m:t xml:space="preserve">= </m:t>
+                                </m:r>
+                                <m:r>
+                                  <w:rPr>
+                                    <w:rFonts w:ascii="Cambria Math" w:eastAsiaTheme="minorEastAsia" w:hAnsi="Cambria Math"/>
+                                    <w:sz w:val="20"/>
+                                    <w:szCs w:val="20"/>
+                                  </w:rPr>
+                                  <m:t>2y(</m:t>
+                                </m:r>
+                                <m:sSub>
+                                  <m:sSubPr>
+                                    <m:ctrlPr>
+                                      <w:rPr>
+                                        <w:rFonts w:ascii="Cambria Math" w:hAnsi="Cambria Math"/>
+                                        <w:sz w:val="20"/>
+                                        <w:szCs w:val="20"/>
+                                      </w:rPr>
+                                    </m:ctrlPr>
+                                  </m:sSubPr>
+                                  <m:e>
+                                    <m:r>
+                                      <w:rPr>
+                                        <w:rFonts w:ascii="Cambria Math" w:hAnsi="Cambria Math"/>
+                                        <w:sz w:val="20"/>
+                                        <w:szCs w:val="20"/>
+                                      </w:rPr>
+                                      <m:t>w</m:t>
+                                    </m:r>
+                                  </m:e>
+                                  <m:sub>
+                                    <m:r>
+                                      <w:rPr>
+                                        <w:rFonts w:ascii="Cambria Math" w:hAnsi="Cambria Math"/>
+                                        <w:sz w:val="20"/>
+                                        <w:szCs w:val="20"/>
+                                      </w:rPr>
+                                      <m:t>1</m:t>
+                                    </m:r>
+                                    <m:r>
+                                      <w:rPr>
+                                        <w:rFonts w:ascii="Cambria Math" w:hAnsi="Cambria Math"/>
+                                        <w:sz w:val="20"/>
+                                        <w:szCs w:val="20"/>
+                                      </w:rPr>
+                                      <m:t>3</m:t>
+                                    </m:r>
+                                  </m:sub>
+                                </m:sSub>
+                                <m:r>
+                                  <w:rPr>
+                                    <w:rFonts w:ascii="Cambria Math" w:eastAsiaTheme="minorEastAsia" w:hAnsi="Cambria Math"/>
+                                    <w:sz w:val="20"/>
+                                    <w:szCs w:val="20"/>
+                                  </w:rPr>
+                                  <m:t>+</m:t>
+                                </m:r>
+                                <m:sSub>
+                                  <m:sSubPr>
+                                    <m:ctrlPr>
+                                      <w:rPr>
+                                        <w:rFonts w:ascii="Cambria Math" w:hAnsi="Cambria Math"/>
+                                        <w:sz w:val="20"/>
+                                        <w:szCs w:val="20"/>
+                                      </w:rPr>
+                                    </m:ctrlPr>
+                                  </m:sSubPr>
+                                  <m:e>
+                                    <m:r>
+                                      <w:rPr>
+                                        <w:rFonts w:ascii="Cambria Math" w:hAnsi="Cambria Math"/>
+                                        <w:sz w:val="20"/>
+                                        <w:szCs w:val="20"/>
+                                      </w:rPr>
+                                      <m:t>w</m:t>
+                                    </m:r>
+                                  </m:e>
+                                  <m:sub>
+                                    <m:r>
+                                      <w:rPr>
+                                        <w:rFonts w:ascii="Cambria Math" w:hAnsi="Cambria Math"/>
+                                        <w:sz w:val="20"/>
+                                        <w:szCs w:val="20"/>
+                                      </w:rPr>
+                                      <m:t>2</m:t>
+                                    </m:r>
+                                    <m:r>
+                                      <w:rPr>
+                                        <w:rFonts w:ascii="Cambria Math" w:hAnsi="Cambria Math"/>
+                                        <w:sz w:val="20"/>
+                                        <w:szCs w:val="20"/>
+                                      </w:rPr>
+                                      <m:t>3</m:t>
+                                    </m:r>
+                                  </m:sub>
+                                </m:sSub>
+                                <m:r>
+                                  <w:rPr>
+                                    <w:rFonts w:ascii="Cambria Math" w:eastAsiaTheme="minorEastAsia" w:hAnsi="Cambria Math"/>
+                                    <w:sz w:val="20"/>
+                                    <w:szCs w:val="20"/>
+                                  </w:rPr>
+                                  <m:t xml:space="preserve">+ </m:t>
+                                </m:r>
+                                <m:sSub>
+                                  <m:sSubPr>
+                                    <m:ctrlPr>
+                                      <w:rPr>
+                                        <w:rFonts w:ascii="Cambria Math" w:hAnsi="Cambria Math"/>
+                                        <w:sz w:val="20"/>
+                                        <w:szCs w:val="20"/>
+                                      </w:rPr>
+                                    </m:ctrlPr>
+                                  </m:sSubPr>
+                                  <m:e>
+                                    <m:r>
+                                      <w:rPr>
+                                        <w:rFonts w:ascii="Cambria Math" w:hAnsi="Cambria Math"/>
+                                        <w:sz w:val="20"/>
+                                        <w:szCs w:val="20"/>
+                                      </w:rPr>
+                                      <m:t>w</m:t>
+                                    </m:r>
+                                  </m:e>
+                                  <m:sub>
+                                    <m:r>
+                                      <w:rPr>
+                                        <w:rFonts w:ascii="Cambria Math" w:hAnsi="Cambria Math"/>
+                                        <w:sz w:val="20"/>
+                                        <w:szCs w:val="20"/>
+                                      </w:rPr>
+                                      <m:t>3</m:t>
+                                    </m:r>
+                                    <m:r>
+                                      <w:rPr>
+                                        <w:rFonts w:ascii="Cambria Math" w:hAnsi="Cambria Math"/>
+                                        <w:sz w:val="20"/>
+                                        <w:szCs w:val="20"/>
+                                      </w:rPr>
+                                      <m:t>3</m:t>
+                                    </m:r>
+                                  </m:sub>
+                                </m:sSub>
+                                <m:r>
+                                  <w:rPr>
+                                    <w:rFonts w:ascii="Cambria Math" w:eastAsiaTheme="minorEastAsia" w:hAnsi="Cambria Math"/>
+                                    <w:sz w:val="20"/>
+                                    <w:szCs w:val="20"/>
+                                  </w:rPr>
+                                  <m:t xml:space="preserve"> </m:t>
+                                </m:r>
+                                <m:r>
+                                  <w:rPr>
+                                    <w:rFonts w:ascii="Cambria Math" w:eastAsiaTheme="minorEastAsia" w:hAnsi="Cambria Math"/>
+                                    <w:sz w:val="20"/>
+                                    <w:szCs w:val="20"/>
+                                  </w:rPr>
+                                  <m:t>)</m:t>
+                                </m:r>
+                              </m:oMath>
+                            </m:oMathPara>
+                          </w:p>
+                          <w:p>
+                            <w:pPr>
+                              <w:spacing w:after="0"/>
+                              <w:rPr>
+                                <w:sz w:val="20"/>
+                                <w:szCs w:val="20"/>
+                              </w:rPr>
+                            </w:pPr>
+                            <m:oMathPara>
+                              <m:oMathParaPr>
+                                <m:jc m:val="left"/>
+                              </m:oMathParaPr>
+                              <m:oMath>
+                                <m:f>
+                                  <m:fPr>
+                                    <m:ctrlPr>
+                                      <w:rPr>
+                                        <w:rFonts w:ascii="Cambria Math" w:hAnsi="Cambria Math"/>
+                                        <w:sz w:val="20"/>
+                                        <w:szCs w:val="20"/>
+                                      </w:rPr>
+                                    </m:ctrlPr>
+                                  </m:fPr>
+                                  <m:num>
+                                    <m:r>
+                                      <m:rPr>
+                                        <m:sty m:val="p"/>
+                                      </m:rPr>
+                                      <w:rPr>
+                                        <w:rFonts w:ascii="Cambria Math" w:hAnsi="Cambria Math"/>
+                                        <w:sz w:val="20"/>
+                                        <w:szCs w:val="20"/>
+                                      </w:rPr>
+                                      <m:t>∂</m:t>
+                                    </m:r>
+                                    <m:r>
+                                      <w:rPr>
+                                        <w:rFonts w:ascii="Cambria Math" w:hAnsi="Cambria Math"/>
+                                        <w:sz w:val="20"/>
+                                        <w:szCs w:val="20"/>
+                                      </w:rPr>
+                                      <m:t>L</m:t>
+                                    </m:r>
+                                  </m:num>
+                                  <m:den>
+                                    <m:r>
+                                      <m:rPr>
+                                        <m:sty m:val="p"/>
+                                      </m:rPr>
+                                      <w:rPr>
+                                        <w:rFonts w:ascii="Cambria Math" w:hAnsi="Cambria Math"/>
+                                        <w:sz w:val="20"/>
+                                        <w:szCs w:val="20"/>
+                                      </w:rPr>
+                                      <m:t>∂</m:t>
+                                    </m:r>
+                                    <m:sSub>
+                                      <m:sSubPr>
+                                        <m:ctrlPr>
+                                          <w:rPr>
+                                            <w:rFonts w:ascii="Cambria Math" w:hAnsi="Cambria Math"/>
+                                            <w:sz w:val="20"/>
+                                            <w:szCs w:val="20"/>
+                                          </w:rPr>
+                                        </m:ctrlPr>
+                                      </m:sSubPr>
+                                      <m:e>
+                                        <m:r>
+                                          <w:rPr>
+                                            <w:rFonts w:ascii="Cambria Math" w:hAnsi="Cambria Math"/>
+                                            <w:sz w:val="20"/>
+                                            <w:szCs w:val="20"/>
+                                          </w:rPr>
+                                          <m:t>x</m:t>
+                                        </m:r>
+                                      </m:e>
+                                      <m:sub>
+                                        <m:r>
+                                          <w:rPr>
+                                            <w:rFonts w:ascii="Cambria Math" w:hAnsi="Cambria Math"/>
+                                            <w:sz w:val="20"/>
+                                            <w:szCs w:val="20"/>
+                                          </w:rPr>
+                                          <m:t>4</m:t>
+                                        </m:r>
+                                      </m:sub>
+                                    </m:sSub>
+                                  </m:den>
+                                </m:f>
+                                <m:r>
+                                  <w:rPr>
+                                    <w:rFonts w:ascii="Cambria Math" w:hAnsi="Cambria Math"/>
+                                    <w:sz w:val="20"/>
+                                    <w:szCs w:val="20"/>
+                                  </w:rPr>
+                                  <m:t xml:space="preserve">= </m:t>
+                                </m:r>
+                                <m:r>
+                                  <w:rPr>
+                                    <w:rFonts w:ascii="Cambria Math" w:eastAsiaTheme="minorEastAsia" w:hAnsi="Cambria Math"/>
+                                    <w:sz w:val="20"/>
+                                    <w:szCs w:val="20"/>
+                                  </w:rPr>
+                                  <m:t>2y(</m:t>
+                                </m:r>
+                                <m:sSub>
+                                  <m:sSubPr>
+                                    <m:ctrlPr>
+                                      <w:rPr>
+                                        <w:rFonts w:ascii="Cambria Math" w:hAnsi="Cambria Math"/>
+                                        <w:sz w:val="20"/>
+                                        <w:szCs w:val="20"/>
+                                      </w:rPr>
+                                    </m:ctrlPr>
+                                  </m:sSubPr>
+                                  <m:e>
+                                    <m:r>
+                                      <w:rPr>
+                                        <w:rFonts w:ascii="Cambria Math" w:hAnsi="Cambria Math"/>
+                                        <w:sz w:val="20"/>
+                                        <w:szCs w:val="20"/>
+                                      </w:rPr>
+                                      <m:t>w</m:t>
+                                    </m:r>
+                                  </m:e>
+                                  <m:sub>
+                                    <m:r>
+                                      <w:rPr>
+                                        <w:rFonts w:ascii="Cambria Math" w:hAnsi="Cambria Math"/>
+                                        <w:sz w:val="20"/>
+                                        <w:szCs w:val="20"/>
+                                      </w:rPr>
+                                      <m:t>1</m:t>
+                                    </m:r>
+                                    <m:r>
+                                      <w:rPr>
+                                        <w:rFonts w:ascii="Cambria Math" w:hAnsi="Cambria Math"/>
+                                        <w:sz w:val="20"/>
+                                        <w:szCs w:val="20"/>
+                                      </w:rPr>
+                                      <m:t>4</m:t>
+                                    </m:r>
+                                  </m:sub>
+                                </m:sSub>
+                                <m:r>
+                                  <w:rPr>
+                                    <w:rFonts w:ascii="Cambria Math" w:eastAsiaTheme="minorEastAsia" w:hAnsi="Cambria Math"/>
+                                    <w:sz w:val="20"/>
+                                    <w:szCs w:val="20"/>
+                                  </w:rPr>
+                                  <m:t>+</m:t>
+                                </m:r>
+                                <m:sSub>
+                                  <m:sSubPr>
+                                    <m:ctrlPr>
+                                      <w:rPr>
+                                        <w:rFonts w:ascii="Cambria Math" w:hAnsi="Cambria Math"/>
+                                        <w:sz w:val="20"/>
+                                        <w:szCs w:val="20"/>
+                                      </w:rPr>
+                                    </m:ctrlPr>
+                                  </m:sSubPr>
+                                  <m:e>
+                                    <m:r>
+                                      <w:rPr>
+                                        <w:rFonts w:ascii="Cambria Math" w:hAnsi="Cambria Math"/>
+                                        <w:sz w:val="20"/>
+                                        <w:szCs w:val="20"/>
+                                      </w:rPr>
+                                      <m:t>w</m:t>
+                                    </m:r>
+                                  </m:e>
+                                  <m:sub>
+                                    <m:r>
+                                      <w:rPr>
+                                        <w:rFonts w:ascii="Cambria Math" w:hAnsi="Cambria Math"/>
+                                        <w:sz w:val="20"/>
+                                        <w:szCs w:val="20"/>
+                                      </w:rPr>
+                                      <m:t>2</m:t>
+                                    </m:r>
+                                    <m:r>
+                                      <w:rPr>
+                                        <w:rFonts w:ascii="Cambria Math" w:hAnsi="Cambria Math"/>
+                                        <w:sz w:val="20"/>
+                                        <w:szCs w:val="20"/>
+                                      </w:rPr>
+                                      <m:t>4</m:t>
+                                    </m:r>
+                                  </m:sub>
+                                </m:sSub>
+                                <m:r>
+                                  <w:rPr>
+                                    <w:rFonts w:ascii="Cambria Math" w:eastAsiaTheme="minorEastAsia" w:hAnsi="Cambria Math"/>
+                                    <w:sz w:val="20"/>
+                                    <w:szCs w:val="20"/>
+                                  </w:rPr>
+                                  <m:t xml:space="preserve">+ </m:t>
+                                </m:r>
+                                <m:sSub>
+                                  <m:sSubPr>
+                                    <m:ctrlPr>
+                                      <w:rPr>
+                                        <w:rFonts w:ascii="Cambria Math" w:hAnsi="Cambria Math"/>
+                                        <w:sz w:val="20"/>
+                                        <w:szCs w:val="20"/>
+                                      </w:rPr>
+                                    </m:ctrlPr>
+                                  </m:sSubPr>
+                                  <m:e>
+                                    <m:r>
+                                      <w:rPr>
+                                        <w:rFonts w:ascii="Cambria Math" w:hAnsi="Cambria Math"/>
+                                        <w:sz w:val="20"/>
+                                        <w:szCs w:val="20"/>
+                                      </w:rPr>
+                                      <m:t>w</m:t>
+                                    </m:r>
+                                  </m:e>
+                                  <m:sub>
+                                    <m:r>
+                                      <w:rPr>
+                                        <w:rFonts w:ascii="Cambria Math" w:hAnsi="Cambria Math"/>
+                                        <w:sz w:val="20"/>
+                                        <w:szCs w:val="20"/>
+                                      </w:rPr>
+                                      <m:t>3</m:t>
+                                    </m:r>
+                                    <m:r>
+                                      <w:rPr>
+                                        <w:rFonts w:ascii="Cambria Math" w:hAnsi="Cambria Math"/>
+                                        <w:sz w:val="20"/>
+                                        <w:szCs w:val="20"/>
+                                      </w:rPr>
+                                      <m:t>4</m:t>
+                                    </m:r>
+                                  </m:sub>
+                                </m:sSub>
+                                <m:r>
+                                  <w:rPr>
+                                    <w:rFonts w:ascii="Cambria Math" w:eastAsiaTheme="minorEastAsia" w:hAnsi="Cambria Math"/>
+                                    <w:sz w:val="20"/>
+                                    <w:szCs w:val="20"/>
+                                  </w:rPr>
+                                  <m:t xml:space="preserve"> )</m:t>
+                                </m:r>
+                              </m:oMath>
+                            </m:oMathPara>
+                          </w:p>
+                          <w:p>
+                            <w:pPr>
+                              <w:spacing w:after="0"/>
+                              <w:rPr>
+                                <w:sz w:val="20"/>
+                                <w:szCs w:val="20"/>
+                              </w:rPr>
+                            </w:pPr>
+                            <w:r>
+                              <w:rPr>
+                                <w:rFonts w:eastAsiaTheme="minorEastAsia"/>
+                                <w:sz w:val="20"/>
+                                <w:szCs w:val="20"/>
+                              </w:rPr>
+                              <w:br/>
+                            </w:r>
+                          </w:p>
+                          <w:p>
+                            <w:pPr>
+                              <w:spacing w:after="0"/>
+                              <w:rPr>
+                                <w:sz w:val="20"/>
+                                <w:szCs w:val="20"/>
+                              </w:rPr>
+                            </w:pPr>
+                          </w:p>
+                          <w:p>
+                            <w:pPr>
+                              <w:spacing w:after="0"/>
+                              <w:rPr>
+                                <w:sz w:val="20"/>
+                                <w:szCs w:val="20"/>
+                              </w:rPr>
+                            </w:pPr>
+                          </w:p>
+                        </w:txbxContent>
+                      </wps:txbx>
+                      <wps:bodyPr rot="0" spcFirstLastPara="0" vertOverflow="overflow" horzOverflow="overflow" vert="horz" wrap="square" lIns="91440" tIns="45720" rIns="91440" bIns="45720" numCol="1" spcCol="0" rtlCol="0" fromWordArt="0" anchor="t" anchorCtr="0" forceAA="0" compatLnSpc="1">
+                        <a:prstTxWarp prst="textNoShape">
+                          <a:avLst/>
+                        </a:prstTxWarp>
+                        <a:noAutofit/>
+                      </wps:bodyPr>
+                    </wps:wsp>
+                  </a:graphicData>
+                </a:graphic>
+                <wp14:sizeRelV relativeFrom="margin">
+                  <wp14:pctHeight>0</wp14:pctHeight>
+                </wp14:sizeRelV>
+              </wp:anchor>
+            </w:drawing>
+          </mc:Choice>
+          <mc:Fallback>
+            <w:pict>
+              <v:shape w14:anchorId="50C6EEBA" id="Text Box 62" o:spid="_x0000_s1095" type="#_x0000_t202" style="position:absolute;margin-left:255.9pt;margin-top:.25pt;width:244.65pt;height:116.95pt;z-index:251746304;visibility:visible;mso-wrap-style:square;mso-height-percent:0;mso-wrap-distance-left:9pt;mso-wrap-distance-top:0;mso-wrap-distance-right:9pt;mso-wrap-distance-bottom:0;mso-position-horizontal:absolute;mso-position-horizontal-relative:text;mso-position-vertical:absolute;mso-position-vertical-relative:text;mso-height-percent:0;mso-height-relative:margin;v-text-anchor:top" o:gfxdata="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" fillcolor="white [3201]" stroked="f" strokeweight=".5pt">
+                <v:textbox>
+                  <w:txbxContent>
+                    <w:p>
+                      <w:pPr>
+                        <w:spacing w:after="0"/>
+                        <w:rPr>
+                          <w:rFonts w:eastAsiaTheme="minorEastAsia"/>
+                          <w:sz w:val="20"/>
+                          <w:szCs w:val="20"/>
+                        </w:rPr>
+                      </w:pPr>
+                      <m:oMathPara>
+                        <m:oMathParaPr>
+                          <m:jc m:val="left"/>
+                        </m:oMathParaPr>
+                        <m:oMath>
+                          <m:f>
+                            <m:fPr>
+                              <m:ctrlPr>
+                                <w:rPr>
+                                  <w:rFonts w:ascii="Cambria Math" w:hAnsi="Cambria Math"/>
+                                  <w:sz w:val="20"/>
+                                  <w:szCs w:val="20"/>
+                                </w:rPr>
+                              </m:ctrlPr>
+                            </m:fPr>
+                            <m:num>
+                              <m:r>
+                                <m:rPr>
+                                  <m:sty m:val="p"/>
+                                </m:rPr>
+                                <w:rPr>
+                                  <w:rFonts w:ascii="Cambria Math" w:hAnsi="Cambria Math"/>
+                                  <w:sz w:val="20"/>
+                                  <w:szCs w:val="20"/>
+                                </w:rPr>
+                                <m:t>∂</m:t>
+                              </m:r>
+                              <m:r>
+                                <w:rPr>
+                                  <w:rFonts w:ascii="Cambria Math" w:hAnsi="Cambria Math"/>
+                                  <w:sz w:val="20"/>
+                                  <w:szCs w:val="20"/>
+                                </w:rPr>
+                                <m:t>L</m:t>
+                              </m:r>
+                            </m:num>
+                            <m:den>
+                              <m:r>
+                                <m:rPr>
+                                  <m:sty m:val="p"/>
+                                </m:rPr>
+                                <w:rPr>
+                                  <w:rFonts w:ascii="Cambria Math" w:hAnsi="Cambria Math"/>
+                                  <w:sz w:val="20"/>
+                                  <w:szCs w:val="20"/>
+                                </w:rPr>
+                                <m:t>∂</m:t>
+                              </m:r>
+                              <m:sSub>
+                                <m:sSubPr>
+                                  <m:ctrlPr>
+                                    <w:rPr>
+                                      <w:rFonts w:ascii="Cambria Math" w:hAnsi="Cambria Math"/>
+                                      <w:sz w:val="20"/>
+                                      <w:szCs w:val="20"/>
+                                    </w:rPr>
+                                  </m:ctrlPr>
+                                </m:sSubPr>
+                                <m:e>
+                                  <m:r>
+                                    <w:rPr>
+                                      <w:rFonts w:ascii="Cambria Math" w:hAnsi="Cambria Math"/>
+                                      <w:sz w:val="20"/>
+                                      <w:szCs w:val="20"/>
+                                    </w:rPr>
+                                    <m:t>x</m:t>
+                                  </m:r>
+                                </m:e>
+                                <m:sub>
+                                  <m:r>
+                                    <w:rPr>
+                                      <w:rFonts w:ascii="Cambria Math" w:hAnsi="Cambria Math"/>
+                                      <w:sz w:val="20"/>
+                                      <w:szCs w:val="20"/>
+                                    </w:rPr>
+                                    <m:t>1</m:t>
+                                  </m:r>
+                                </m:sub>
+                              </m:sSub>
+                            </m:den>
+                          </m:f>
+                          <m:r>
+                            <w:rPr>
+                              <w:rFonts w:ascii="Cambria Math" w:hAnsi="Cambria Math"/>
+                              <w:sz w:val="20"/>
+                              <w:szCs w:val="20"/>
+                            </w:rPr>
+                            <m:t xml:space="preserve">= </m:t>
+                          </m:r>
+                          <m:r>
+                            <w:rPr>
+                              <w:rFonts w:ascii="Cambria Math" w:eastAsiaTheme="minorEastAsia" w:hAnsi="Cambria Math"/>
+                              <w:sz w:val="20"/>
+                              <w:szCs w:val="20"/>
+                            </w:rPr>
+                            <m:t>2y(</m:t>
+                          </m:r>
+                          <m:sSub>
+                            <m:sSubPr>
+                              <m:ctrlPr>
+                                <w:rPr>
+                                  <w:rFonts w:ascii="Cambria Math" w:hAnsi="Cambria Math"/>
+                                  <w:sz w:val="20"/>
+                                  <w:szCs w:val="20"/>
+                                </w:rPr>
+                              </m:ctrlPr>
+                            </m:sSubPr>
+                            <m:e>
+                              <m:r>
+                                <w:rPr>
+                                  <w:rFonts w:ascii="Cambria Math" w:hAnsi="Cambria Math"/>
+                                  <w:sz w:val="20"/>
+                                  <w:szCs w:val="20"/>
+                                </w:rPr>
+                                <m:t>w</m:t>
+                              </m:r>
+                            </m:e>
+                            <m:sub>
+                              <m:r>
+                                <w:rPr>
+                                  <w:rFonts w:ascii="Cambria Math" w:hAnsi="Cambria Math"/>
+                                  <w:sz w:val="20"/>
+                                  <w:szCs w:val="20"/>
+                                </w:rPr>
+                                <m:t>11</m:t>
+                              </m:r>
+                            </m:sub>
+                          </m:sSub>
+                          <m:r>
+                            <w:rPr>
+                              <w:rFonts w:ascii="Cambria Math" w:eastAsiaTheme="minorEastAsia" w:hAnsi="Cambria Math"/>
+                              <w:sz w:val="20"/>
+                              <w:szCs w:val="20"/>
+                            </w:rPr>
+                            <m:t>+</m:t>
+                          </m:r>
+                          <m:sSub>
+                            <m:sSubPr>
+                              <m:ctrlPr>
+                                <w:rPr>
+                                  <w:rFonts w:ascii="Cambria Math" w:hAnsi="Cambria Math"/>
+                                  <w:sz w:val="20"/>
+                                  <w:szCs w:val="20"/>
+                                </w:rPr>
+                              </m:ctrlPr>
+                            </m:sSubPr>
+                            <m:e>
+                              <m:r>
+                                <w:rPr>
+                                  <w:rFonts w:ascii="Cambria Math" w:hAnsi="Cambria Math"/>
+                                  <w:sz w:val="20"/>
+                                  <w:szCs w:val="20"/>
+                                </w:rPr>
+                                <m:t>w</m:t>
+                              </m:r>
+                            </m:e>
+                            <m:sub>
+                              <m:r>
+                                <w:rPr>
+                                  <w:rFonts w:ascii="Cambria Math" w:hAnsi="Cambria Math"/>
+                                  <w:sz w:val="20"/>
+                                  <w:szCs w:val="20"/>
+                                </w:rPr>
+                                <m:t>21</m:t>
+                              </m:r>
+                            </m:sub>
+                          </m:sSub>
+                          <m:r>
+                            <w:rPr>
+                              <w:rFonts w:ascii="Cambria Math" w:eastAsiaTheme="minorEastAsia" w:hAnsi="Cambria Math"/>
+                              <w:sz w:val="20"/>
+                              <w:szCs w:val="20"/>
+                            </w:rPr>
+                            <m:t xml:space="preserve">+ </m:t>
+                          </m:r>
+                          <m:sSub>
+                            <m:sSubPr>
+                              <m:ctrlPr>
+                                <w:rPr>
+                                  <w:rFonts w:ascii="Cambria Math" w:hAnsi="Cambria Math"/>
+                                  <w:sz w:val="20"/>
+                                  <w:szCs w:val="20"/>
+                                </w:rPr>
+                              </m:ctrlPr>
+                            </m:sSubPr>
+                            <m:e>
+                              <m:r>
+                                <w:rPr>
+                                  <w:rFonts w:ascii="Cambria Math" w:hAnsi="Cambria Math"/>
+                                  <w:sz w:val="20"/>
+                                  <w:szCs w:val="20"/>
+                                </w:rPr>
+                                <m:t>w</m:t>
+                              </m:r>
+                            </m:e>
+                            <m:sub>
+                              <m:r>
+                                <w:rPr>
+                                  <w:rFonts w:ascii="Cambria Math" w:hAnsi="Cambria Math"/>
+                                  <w:sz w:val="20"/>
+                                  <w:szCs w:val="20"/>
+                                </w:rPr>
+                                <m:t>31</m:t>
+                              </m:r>
+                            </m:sub>
+                          </m:sSub>
+                          <m:r>
+                            <w:rPr>
+                              <w:rFonts w:ascii="Cambria Math" w:eastAsiaTheme="minorEastAsia" w:hAnsi="Cambria Math"/>
+                              <w:sz w:val="20"/>
+                              <w:szCs w:val="20"/>
+                            </w:rPr>
+                            <m:t xml:space="preserve"> )</m:t>
+                          </m:r>
+                        </m:oMath>
+                      </m:oMathPara>
+                    </w:p>
+                    <w:p>
+                      <w:pPr>
+                        <w:spacing w:after="0"/>
+                        <w:rPr>
+                          <w:rFonts w:eastAsiaTheme="minorEastAsia"/>
+                          <w:sz w:val="20"/>
+                          <w:szCs w:val="20"/>
+                        </w:rPr>
+                      </w:pPr>
+                      <m:oMathPara>
+                        <m:oMathParaPr>
+                          <m:jc m:val="left"/>
+                        </m:oMathParaPr>
+                        <m:oMath>
+                          <m:f>
+                            <m:fPr>
+                              <m:ctrlPr>
+                                <w:rPr>
+                                  <w:rFonts w:ascii="Cambria Math" w:hAnsi="Cambria Math"/>
+                                  <w:sz w:val="20"/>
+                                  <w:szCs w:val="20"/>
+                                </w:rPr>
+                              </m:ctrlPr>
+                            </m:fPr>
+                            <m:num>
+                              <m:r>
+                                <m:rPr>
+                                  <m:sty m:val="p"/>
+                                </m:rPr>
+                                <w:rPr>
+                                  <w:rFonts w:ascii="Cambria Math" w:hAnsi="Cambria Math"/>
+                                  <w:sz w:val="20"/>
+                                  <w:szCs w:val="20"/>
+                                </w:rPr>
+                                <m:t>∂</m:t>
+                              </m:r>
+                              <m:r>
+                                <w:rPr>
+                                  <w:rFonts w:ascii="Cambria Math" w:hAnsi="Cambria Math"/>
+                                  <w:sz w:val="20"/>
+                                  <w:szCs w:val="20"/>
+                                </w:rPr>
+                                <m:t>L</m:t>
+                              </m:r>
+                            </m:num>
+                            <m:den>
+                              <m:r>
+                                <m:rPr>
+                                  <m:sty m:val="p"/>
+                                </m:rPr>
+                                <w:rPr>
+                                  <w:rFonts w:ascii="Cambria Math" w:hAnsi="Cambria Math"/>
+                                  <w:sz w:val="20"/>
+                                  <w:szCs w:val="20"/>
+                                </w:rPr>
+                                <m:t>∂</m:t>
+                              </m:r>
+                              <m:sSub>
+                                <m:sSubPr>
+                                  <m:ctrlPr>
+                                    <w:rPr>
+                                      <w:rFonts w:ascii="Cambria Math" w:hAnsi="Cambria Math"/>
+                                      <w:sz w:val="20"/>
+                                      <w:szCs w:val="20"/>
+                                    </w:rPr>
+                                  </m:ctrlPr>
+                                </m:sSubPr>
+                                <m:e>
+                                  <m:r>
+                                    <w:rPr>
+                                      <w:rFonts w:ascii="Cambria Math" w:hAnsi="Cambria Math"/>
+                                      <w:sz w:val="20"/>
+                                      <w:szCs w:val="20"/>
+                                    </w:rPr>
+                                    <m:t>x</m:t>
+                                  </m:r>
+                                </m:e>
+                                <m:sub>
+                                  <m:r>
+                                    <w:rPr>
+                                      <w:rFonts w:ascii="Cambria Math" w:hAnsi="Cambria Math"/>
+                                      <w:sz w:val="20"/>
+                                      <w:szCs w:val="20"/>
+                                    </w:rPr>
+                                    <m:t>2</m:t>
+                                  </m:r>
+                                </m:sub>
+                              </m:sSub>
+                            </m:den>
+                          </m:f>
+                          <m:r>
+                            <w:rPr>
+                              <w:rFonts w:ascii="Cambria Math" w:hAnsi="Cambria Math"/>
+                              <w:sz w:val="20"/>
+                              <w:szCs w:val="20"/>
+                            </w:rPr>
+                            <m:t xml:space="preserve">= </m:t>
+                          </m:r>
+                          <m:r>
+                            <w:rPr>
+                              <w:rFonts w:ascii="Cambria Math" w:eastAsiaTheme="minorEastAsia" w:hAnsi="Cambria Math"/>
+                              <w:sz w:val="20"/>
+                              <w:szCs w:val="20"/>
+                            </w:rPr>
+                            <m:t>2y(</m:t>
+                          </m:r>
+                          <m:sSub>
+                            <m:sSubPr>
+                              <m:ctrlPr>
+                                <w:rPr>
+                                  <w:rFonts w:ascii="Cambria Math" w:hAnsi="Cambria Math"/>
+                                  <w:sz w:val="20"/>
+                                  <w:szCs w:val="20"/>
+                                </w:rPr>
+                              </m:ctrlPr>
+                            </m:sSubPr>
+                            <m:e>
+                              <m:r>
+                                <w:rPr>
+                                  <w:rFonts w:ascii="Cambria Math" w:hAnsi="Cambria Math"/>
+                                  <w:sz w:val="20"/>
+                                  <w:szCs w:val="20"/>
+                                </w:rPr>
+                                <m:t>w</m:t>
+                              </m:r>
+                            </m:e>
+                            <m:sub>
+                              <m:r>
+                                <w:rPr>
+                                  <w:rFonts w:ascii="Cambria Math" w:hAnsi="Cambria Math"/>
+                                  <w:sz w:val="20"/>
+                                  <w:szCs w:val="20"/>
+                                </w:rPr>
+                                <m:t>1</m:t>
+                              </m:r>
+                              <m:r>
+                                <w:rPr>
+                                  <w:rFonts w:ascii="Cambria Math" w:hAnsi="Cambria Math"/>
+                                  <w:sz w:val="20"/>
+                                  <w:szCs w:val="20"/>
+                                </w:rPr>
+                                <m:t>2</m:t>
+                              </m:r>
+                            </m:sub>
+                          </m:sSub>
+                          <m:r>
+                            <w:rPr>
+                              <w:rFonts w:ascii="Cambria Math" w:eastAsiaTheme="minorEastAsia" w:hAnsi="Cambria Math"/>
+                              <w:sz w:val="20"/>
+                              <w:szCs w:val="20"/>
+                            </w:rPr>
+                            <m:t>+</m:t>
+                          </m:r>
+                          <m:sSub>
+                            <m:sSubPr>
+                              <m:ctrlPr>
+                                <w:rPr>
+                                  <w:rFonts w:ascii="Cambria Math" w:hAnsi="Cambria Math"/>
+                                  <w:sz w:val="20"/>
+                                  <w:szCs w:val="20"/>
+                                </w:rPr>
+                              </m:ctrlPr>
+                            </m:sSubPr>
+                            <m:e>
+                              <m:r>
+                                <w:rPr>
+                                  <w:rFonts w:ascii="Cambria Math" w:hAnsi="Cambria Math"/>
+                                  <w:sz w:val="20"/>
+                                  <w:szCs w:val="20"/>
+                                </w:rPr>
+                                <m:t>w</m:t>
+                              </m:r>
+                            </m:e>
+                            <m:sub>
+                              <m:r>
+                                <w:rPr>
+                                  <w:rFonts w:ascii="Cambria Math" w:hAnsi="Cambria Math"/>
+                                  <w:sz w:val="20"/>
+                                  <w:szCs w:val="20"/>
+                                </w:rPr>
+                                <m:t>2</m:t>
+                              </m:r>
+                              <m:r>
+                                <w:rPr>
+                                  <w:rFonts w:ascii="Cambria Math" w:hAnsi="Cambria Math"/>
+                                  <w:sz w:val="20"/>
+                                  <w:szCs w:val="20"/>
+                                </w:rPr>
+                                <m:t>2</m:t>
+                              </m:r>
+                            </m:sub>
+                          </m:sSub>
+                          <m:r>
+                            <w:rPr>
+                              <w:rFonts w:ascii="Cambria Math" w:eastAsiaTheme="minorEastAsia" w:hAnsi="Cambria Math"/>
+                              <w:sz w:val="20"/>
+                              <w:szCs w:val="20"/>
+                            </w:rPr>
+                            <m:t xml:space="preserve">+ </m:t>
+                          </m:r>
+                          <m:sSub>
+                            <m:sSubPr>
+                              <m:ctrlPr>
+                                <w:rPr>
+                                  <w:rFonts w:ascii="Cambria Math" w:hAnsi="Cambria Math"/>
+                                  <w:sz w:val="20"/>
+                                  <w:szCs w:val="20"/>
+                                </w:rPr>
+                              </m:ctrlPr>
+                            </m:sSubPr>
+                            <m:e>
+                              <m:r>
+                                <w:rPr>
+                                  <w:rFonts w:ascii="Cambria Math" w:hAnsi="Cambria Math"/>
+                                  <w:sz w:val="20"/>
+                                  <w:szCs w:val="20"/>
+                                </w:rPr>
+                                <m:t>w</m:t>
+                              </m:r>
+                            </m:e>
+                            <m:sub>
+                              <m:r>
+                                <w:rPr>
+                                  <w:rFonts w:ascii="Cambria Math" w:hAnsi="Cambria Math"/>
+                                  <w:sz w:val="20"/>
+                                  <w:szCs w:val="20"/>
+                                </w:rPr>
+                                <m:t>3</m:t>
+                              </m:r>
+                              <m:r>
+                                <w:rPr>
+                                  <w:rFonts w:ascii="Cambria Math" w:hAnsi="Cambria Math"/>
+                                  <w:sz w:val="20"/>
+                                  <w:szCs w:val="20"/>
+                                </w:rPr>
+                                <m:t>2</m:t>
+                              </m:r>
+                            </m:sub>
+                          </m:sSub>
+                          <m:r>
+                            <w:rPr>
+                              <w:rFonts w:ascii="Cambria Math" w:eastAsiaTheme="minorEastAsia" w:hAnsi="Cambria Math"/>
+                              <w:sz w:val="20"/>
+                              <w:szCs w:val="20"/>
+                            </w:rPr>
+                            <m:t xml:space="preserve"> )</m:t>
+                          </m:r>
+                        </m:oMath>
+                      </m:oMathPara>
+                    </w:p>
+                    <w:p>
+                      <w:pPr>
+                        <w:spacing w:after="0"/>
+                        <w:rPr>
+                          <w:rFonts w:eastAsiaTheme="minorEastAsia"/>
+                          <w:sz w:val="20"/>
+                          <w:szCs w:val="20"/>
+                        </w:rPr>
+                      </w:pPr>
+                      <m:oMathPara>
+                        <m:oMathParaPr>
+                          <m:jc m:val="left"/>
+                        </m:oMathParaPr>
+                        <m:oMath>
+                          <m:f>
+                            <m:fPr>
+                              <m:ctrlPr>
+                                <w:rPr>
+                                  <w:rFonts w:ascii="Cambria Math" w:hAnsi="Cambria Math"/>
+                                  <w:sz w:val="20"/>
+                                  <w:szCs w:val="20"/>
+                                </w:rPr>
+                              </m:ctrlPr>
+                            </m:fPr>
+                            <m:num>
+                              <m:r>
+                                <m:rPr>
+                                  <m:sty m:val="p"/>
+                                </m:rPr>
+                                <w:rPr>
+                                  <w:rFonts w:ascii="Cambria Math" w:hAnsi="Cambria Math"/>
+                                  <w:sz w:val="20"/>
+                                  <w:szCs w:val="20"/>
+                                </w:rPr>
+                                <m:t>∂</m:t>
+                              </m:r>
+                              <m:r>
+                                <w:rPr>
+                                  <w:rFonts w:ascii="Cambria Math" w:hAnsi="Cambria Math"/>
+                                  <w:sz w:val="20"/>
+                                  <w:szCs w:val="20"/>
+                                </w:rPr>
+                                <m:t>L</m:t>
+                              </m:r>
+                            </m:num>
+                            <m:den>
+                              <m:r>
+                                <m:rPr>
+                                  <m:sty m:val="p"/>
+                                </m:rPr>
+                                <w:rPr>
+                                  <w:rFonts w:ascii="Cambria Math" w:hAnsi="Cambria Math"/>
+                                  <w:sz w:val="20"/>
+                                  <w:szCs w:val="20"/>
+                                </w:rPr>
+                                <m:t>∂</m:t>
+                              </m:r>
+                              <m:sSub>
+                                <m:sSubPr>
+                                  <m:ctrlPr>
+                                    <w:rPr>
+                                      <w:rFonts w:ascii="Cambria Math" w:hAnsi="Cambria Math"/>
+                                      <w:sz w:val="20"/>
+                                      <w:szCs w:val="20"/>
+                                    </w:rPr>
+                                  </m:ctrlPr>
+                                </m:sSubPr>
+                                <m:e>
+                                  <m:r>
+                                    <w:rPr>
+                                      <w:rFonts w:ascii="Cambria Math" w:hAnsi="Cambria Math"/>
+                                      <w:sz w:val="20"/>
+                                      <w:szCs w:val="20"/>
+                                    </w:rPr>
+                                    <m:t>x</m:t>
+                                  </m:r>
+                                </m:e>
+                                <m:sub>
+                                  <m:r>
+                                    <w:rPr>
+                                      <w:rFonts w:ascii="Cambria Math" w:hAnsi="Cambria Math"/>
+                                      <w:sz w:val="20"/>
+                                      <w:szCs w:val="20"/>
+                                    </w:rPr>
+                                    <m:t>3</m:t>
+                                  </m:r>
+                                </m:sub>
+                              </m:sSub>
+                            </m:den>
+                          </m:f>
+                          <m:r>
+                            <w:rPr>
+                              <w:rFonts w:ascii="Cambria Math" w:hAnsi="Cambria Math"/>
+                              <w:sz w:val="20"/>
+                              <w:szCs w:val="20"/>
+                            </w:rPr>
+                            <m:t xml:space="preserve">= </m:t>
+                          </m:r>
+                          <m:r>
+                            <w:rPr>
+                              <w:rFonts w:ascii="Cambria Math" w:eastAsiaTheme="minorEastAsia" w:hAnsi="Cambria Math"/>
+                              <w:sz w:val="20"/>
+                              <w:szCs w:val="20"/>
+                            </w:rPr>
+                            <m:t>2y(</m:t>
+                          </m:r>
+                          <m:sSub>
+                            <m:sSubPr>
+                              <m:ctrlPr>
+                                <w:rPr>
+                                  <w:rFonts w:ascii="Cambria Math" w:hAnsi="Cambria Math"/>
+                                  <w:sz w:val="20"/>
+                                  <w:szCs w:val="20"/>
+                                </w:rPr>
+                              </m:ctrlPr>
+                            </m:sSubPr>
+                            <m:e>
+                              <m:r>
+                                <w:rPr>
+                                  <w:rFonts w:ascii="Cambria Math" w:hAnsi="Cambria Math"/>
+                                  <w:sz w:val="20"/>
+                                  <w:szCs w:val="20"/>
+                                </w:rPr>
+                                <m:t>w</m:t>
+                              </m:r>
+                            </m:e>
+                            <m:sub>
+                              <m:r>
+                                <w:rPr>
+                                  <w:rFonts w:ascii="Cambria Math" w:hAnsi="Cambria Math"/>
+                                  <w:sz w:val="20"/>
+                                  <w:szCs w:val="20"/>
+                                </w:rPr>
+                                <m:t>1</m:t>
+                              </m:r>
+                              <m:r>
+                                <w:rPr>
+                                  <w:rFonts w:ascii="Cambria Math" w:hAnsi="Cambria Math"/>
+                                  <w:sz w:val="20"/>
+                                  <w:szCs w:val="20"/>
+                                </w:rPr>
+                                <m:t>3</m:t>
+                              </m:r>
+                            </m:sub>
+                          </m:sSub>
+                          <m:r>
+                            <w:rPr>
+                              <w:rFonts w:ascii="Cambria Math" w:eastAsiaTheme="minorEastAsia" w:hAnsi="Cambria Math"/>
+                              <w:sz w:val="20"/>
+                              <w:szCs w:val="20"/>
+                            </w:rPr>
+                            <m:t>+</m:t>
+                          </m:r>
+                          <m:sSub>
+                            <m:sSubPr>
+                              <m:ctrlPr>
+                                <w:rPr>
+                                  <w:rFonts w:ascii="Cambria Math" w:hAnsi="Cambria Math"/>
+                                  <w:sz w:val="20"/>
+                                  <w:szCs w:val="20"/>
+                                </w:rPr>
+                              </m:ctrlPr>
+                            </m:sSubPr>
+                            <m:e>
+                              <m:r>
+                                <w:rPr>
+                                  <w:rFonts w:ascii="Cambria Math" w:hAnsi="Cambria Math"/>
+                                  <w:sz w:val="20"/>
+                                  <w:szCs w:val="20"/>
+                                </w:rPr>
+                                <m:t>w</m:t>
+                              </m:r>
+                            </m:e>
+                            <m:sub>
+                              <m:r>
+                                <w:rPr>
+                                  <w:rFonts w:ascii="Cambria Math" w:hAnsi="Cambria Math"/>
+                                  <w:sz w:val="20"/>
+                                  <w:szCs w:val="20"/>
+                                </w:rPr>
+                                <m:t>2</m:t>
+                              </m:r>
+                              <m:r>
+                                <w:rPr>
+                                  <w:rFonts w:ascii="Cambria Math" w:hAnsi="Cambria Math"/>
+                                  <w:sz w:val="20"/>
+                                  <w:szCs w:val="20"/>
+                                </w:rPr>
+                                <m:t>3</m:t>
+                              </m:r>
+                            </m:sub>
+                          </m:sSub>
+                          <m:r>
+                            <w:rPr>
+                              <w:rFonts w:ascii="Cambria Math" w:eastAsiaTheme="minorEastAsia" w:hAnsi="Cambria Math"/>
+                              <w:sz w:val="20"/>
+                              <w:szCs w:val="20"/>
+                            </w:rPr>
+                            <m:t xml:space="preserve">+ </m:t>
+                          </m:r>
+                          <m:sSub>
+                            <m:sSubPr>
+                              <m:ctrlPr>
+                                <w:rPr>
+                                  <w:rFonts w:ascii="Cambria Math" w:hAnsi="Cambria Math"/>
+                                  <w:sz w:val="20"/>
+                                  <w:szCs w:val="20"/>
+                                </w:rPr>
+                              </m:ctrlPr>
+                            </m:sSubPr>
+                            <m:e>
+                              <m:r>
+                                <w:rPr>
+                                  <w:rFonts w:ascii="Cambria Math" w:hAnsi="Cambria Math"/>
+                                  <w:sz w:val="20"/>
+                                  <w:szCs w:val="20"/>
+                                </w:rPr>
+                                <m:t>w</m:t>
+                              </m:r>
+                            </m:e>
+                            <m:sub>
+                              <m:r>
+                                <w:rPr>
+                                  <w:rFonts w:ascii="Cambria Math" w:hAnsi="Cambria Math"/>
+                                  <w:sz w:val="20"/>
+                                  <w:szCs w:val="20"/>
+                                </w:rPr>
+                                <m:t>3</m:t>
+                              </m:r>
+                              <m:r>
+                                <w:rPr>
+                                  <w:rFonts w:ascii="Cambria Math" w:hAnsi="Cambria Math"/>
+                                  <w:sz w:val="20"/>
+                                  <w:szCs w:val="20"/>
+                                </w:rPr>
+                                <m:t>3</m:t>
+                              </m:r>
+                            </m:sub>
+                          </m:sSub>
+                          <m:r>
+                            <w:rPr>
+                              <w:rFonts w:ascii="Cambria Math" w:eastAsiaTheme="minorEastAsia" w:hAnsi="Cambria Math"/>
+                              <w:sz w:val="20"/>
+                              <w:szCs w:val="20"/>
+                            </w:rPr>
+                            <m:t xml:space="preserve"> </m:t>
+                          </m:r>
+                          <m:r>
+                            <w:rPr>
+                              <w:rFonts w:ascii="Cambria Math" w:eastAsiaTheme="minorEastAsia" w:hAnsi="Cambria Math"/>
+                              <w:sz w:val="20"/>
+                              <w:szCs w:val="20"/>
+                            </w:rPr>
+                            <m:t>)</m:t>
+                          </m:r>
+                        </m:oMath>
+                      </m:oMathPara>
+                    </w:p>
+                    <w:p>
+                      <w:pPr>
+                        <w:spacing w:after="0"/>
+                        <w:rPr>
+                          <w:sz w:val="20"/>
+                          <w:szCs w:val="20"/>
+                        </w:rPr>
+                      </w:pPr>
+                      <m:oMathPara>
+                        <m:oMathParaPr>
+                          <m:jc m:val="left"/>
+                        </m:oMathParaPr>
+                        <m:oMath>
+                          <m:f>
+                            <m:fPr>
+                              <m:ctrlPr>
+                                <w:rPr>
+                                  <w:rFonts w:ascii="Cambria Math" w:hAnsi="Cambria Math"/>
+                                  <w:sz w:val="20"/>
+                                  <w:szCs w:val="20"/>
+                                </w:rPr>
+                              </m:ctrlPr>
+                            </m:fPr>
+                            <m:num>
+                              <m:r>
+                                <m:rPr>
+                                  <m:sty m:val="p"/>
+                                </m:rPr>
+                                <w:rPr>
+                                  <w:rFonts w:ascii="Cambria Math" w:hAnsi="Cambria Math"/>
+                                  <w:sz w:val="20"/>
+                                  <w:szCs w:val="20"/>
+                                </w:rPr>
+                                <m:t>∂</m:t>
+                              </m:r>
+                              <m:r>
+                                <w:rPr>
+                                  <w:rFonts w:ascii="Cambria Math" w:hAnsi="Cambria Math"/>
+                                  <w:sz w:val="20"/>
+                                  <w:szCs w:val="20"/>
+                                </w:rPr>
+                                <m:t>L</m:t>
+                              </m:r>
+                            </m:num>
+                            <m:den>
+                              <m:r>
+                                <m:rPr>
+                                  <m:sty m:val="p"/>
+                                </m:rPr>
+                                <w:rPr>
+                                  <w:rFonts w:ascii="Cambria Math" w:hAnsi="Cambria Math"/>
+                                  <w:sz w:val="20"/>
+                                  <w:szCs w:val="20"/>
+                                </w:rPr>
+                                <m:t>∂</m:t>
+                              </m:r>
+                              <m:sSub>
+                                <m:sSubPr>
+                                  <m:ctrlPr>
+                                    <w:rPr>
+                                      <w:rFonts w:ascii="Cambria Math" w:hAnsi="Cambria Math"/>
+                                      <w:sz w:val="20"/>
+                                      <w:szCs w:val="20"/>
+                                    </w:rPr>
+                                  </m:ctrlPr>
+                                </m:sSubPr>
+                                <m:e>
+                                  <m:r>
+                                    <w:rPr>
+                                      <w:rFonts w:ascii="Cambria Math" w:hAnsi="Cambria Math"/>
+                                      <w:sz w:val="20"/>
+                                      <w:szCs w:val="20"/>
+                                    </w:rPr>
+                                    <m:t>x</m:t>
+                                  </m:r>
+                                </m:e>
+                                <m:sub>
+                                  <m:r>
+                                    <w:rPr>
+                                      <w:rFonts w:ascii="Cambria Math" w:hAnsi="Cambria Math"/>
+                                      <w:sz w:val="20"/>
+                                      <w:szCs w:val="20"/>
+                                    </w:rPr>
+                                    <m:t>4</m:t>
+                                  </m:r>
+                                </m:sub>
+                              </m:sSub>
+                            </m:den>
+                          </m:f>
+                          <m:r>
+                            <w:rPr>
+                              <w:rFonts w:ascii="Cambria Math" w:hAnsi="Cambria Math"/>
+                              <w:sz w:val="20"/>
+                              <w:szCs w:val="20"/>
+                            </w:rPr>
+                            <m:t xml:space="preserve">= </m:t>
+                          </m:r>
+                          <m:r>
+                            <w:rPr>
+                              <w:rFonts w:ascii="Cambria Math" w:eastAsiaTheme="minorEastAsia" w:hAnsi="Cambria Math"/>
+                              <w:sz w:val="20"/>
+                              <w:szCs w:val="20"/>
+                            </w:rPr>
+                            <m:t>2y(</m:t>
+                          </m:r>
+                          <m:sSub>
+                            <m:sSubPr>
+                              <m:ctrlPr>
+                                <w:rPr>
+                                  <w:rFonts w:ascii="Cambria Math" w:hAnsi="Cambria Math"/>
+                                  <w:sz w:val="20"/>
+                                  <w:szCs w:val="20"/>
+                                </w:rPr>
+                              </m:ctrlPr>
+                            </m:sSubPr>
+                            <m:e>
+                              <m:r>
+                                <w:rPr>
+                                  <w:rFonts w:ascii="Cambria Math" w:hAnsi="Cambria Math"/>
+                                  <w:sz w:val="20"/>
+                                  <w:szCs w:val="20"/>
+                                </w:rPr>
+                                <m:t>w</m:t>
+                              </m:r>
+                            </m:e>
+                            <m:sub>
+                              <m:r>
+                                <w:rPr>
+                                  <w:rFonts w:ascii="Cambria Math" w:hAnsi="Cambria Math"/>
+                                  <w:sz w:val="20"/>
+                                  <w:szCs w:val="20"/>
+                                </w:rPr>
+                                <m:t>1</m:t>
+                              </m:r>
+                              <m:r>
+                                <w:rPr>
+                                  <w:rFonts w:ascii="Cambria Math" w:hAnsi="Cambria Math"/>
+                                  <w:sz w:val="20"/>
+                                  <w:szCs w:val="20"/>
+                                </w:rPr>
+                                <m:t>4</m:t>
+                              </m:r>
+                            </m:sub>
+                          </m:sSub>
+                          <m:r>
+                            <w:rPr>
+                              <w:rFonts w:ascii="Cambria Math" w:eastAsiaTheme="minorEastAsia" w:hAnsi="Cambria Math"/>
+                              <w:sz w:val="20"/>
+                              <w:szCs w:val="20"/>
+                            </w:rPr>
+                            <m:t>+</m:t>
+                          </m:r>
+                          <m:sSub>
+                            <m:sSubPr>
+                              <m:ctrlPr>
+                                <w:rPr>
+                                  <w:rFonts w:ascii="Cambria Math" w:hAnsi="Cambria Math"/>
+                                  <w:sz w:val="20"/>
+                                  <w:szCs w:val="20"/>
+                                </w:rPr>
+                              </m:ctrlPr>
+                            </m:sSubPr>
+                            <m:e>
+                              <m:r>
+                                <w:rPr>
+                                  <w:rFonts w:ascii="Cambria Math" w:hAnsi="Cambria Math"/>
+                                  <w:sz w:val="20"/>
+                                  <w:szCs w:val="20"/>
+                                </w:rPr>
+                                <m:t>w</m:t>
+                              </m:r>
+                            </m:e>
+                            <m:sub>
+                              <m:r>
+                                <w:rPr>
+                                  <w:rFonts w:ascii="Cambria Math" w:hAnsi="Cambria Math"/>
+                                  <w:sz w:val="20"/>
+                                  <w:szCs w:val="20"/>
+                                </w:rPr>
+                                <m:t>2</m:t>
+                              </m:r>
+                              <m:r>
+                                <w:rPr>
+                                  <w:rFonts w:ascii="Cambria Math" w:hAnsi="Cambria Math"/>
+                                  <w:sz w:val="20"/>
+                                  <w:szCs w:val="20"/>
+                                </w:rPr>
+                                <m:t>4</m:t>
+                              </m:r>
+                            </m:sub>
+                          </m:sSub>
+                          <m:r>
+                            <w:rPr>
+                              <w:rFonts w:ascii="Cambria Math" w:eastAsiaTheme="minorEastAsia" w:hAnsi="Cambria Math"/>
+                              <w:sz w:val="20"/>
+                              <w:szCs w:val="20"/>
+                            </w:rPr>
+                            <m:t xml:space="preserve">+ </m:t>
+                          </m:r>
+                          <m:sSub>
+                            <m:sSubPr>
+                              <m:ctrlPr>
+                                <w:rPr>
+                                  <w:rFonts w:ascii="Cambria Math" w:hAnsi="Cambria Math"/>
+                                  <w:sz w:val="20"/>
+                                  <w:szCs w:val="20"/>
+                                </w:rPr>
+                              </m:ctrlPr>
+                            </m:sSubPr>
+                            <m:e>
+                              <m:r>
+                                <w:rPr>
+                                  <w:rFonts w:ascii="Cambria Math" w:hAnsi="Cambria Math"/>
+                                  <w:sz w:val="20"/>
+                                  <w:szCs w:val="20"/>
+                                </w:rPr>
+                                <m:t>w</m:t>
+                              </m:r>
+                            </m:e>
+                            <m:sub>
+                              <m:r>
+                                <w:rPr>
+                                  <w:rFonts w:ascii="Cambria Math" w:hAnsi="Cambria Math"/>
+                                  <w:sz w:val="20"/>
+                                  <w:szCs w:val="20"/>
+                                </w:rPr>
+                                <m:t>3</m:t>
+                              </m:r>
+                              <m:r>
+                                <w:rPr>
+                                  <w:rFonts w:ascii="Cambria Math" w:hAnsi="Cambria Math"/>
+                                  <w:sz w:val="20"/>
+                                  <w:szCs w:val="20"/>
+                                </w:rPr>
+                                <m:t>4</m:t>
+                              </m:r>
+                            </m:sub>
+                          </m:sSub>
+                          <m:r>
+                            <w:rPr>
+                              <w:rFonts w:ascii="Cambria Math" w:eastAsiaTheme="minorEastAsia" w:hAnsi="Cambria Math"/>
+                              <w:sz w:val="20"/>
+                              <w:szCs w:val="20"/>
+                            </w:rPr>
+                            <m:t xml:space="preserve"> )</m:t>
+                          </m:r>
+                        </m:oMath>
+                      </m:oMathPara>
+                    </w:p>
+                    <w:p>
+                      <w:pPr>
+                        <w:spacing w:after="0"/>
+                        <w:rPr>
+                          <w:sz w:val="20"/>
+                          <w:szCs w:val="20"/>
+                        </w:rPr>
+                      </w:pPr>
+                      <w:r>
+                        <w:rPr>
+                          <w:rFonts w:eastAsiaTheme="minorEastAsia"/>
+                          <w:sz w:val="20"/>
+                          <w:szCs w:val="20"/>
+                        </w:rPr>
+                        <w:br/>
+                      </w:r>
+                    </w:p>
+                    <w:p>
+                      <w:pPr>
+                        <w:spacing w:after="0"/>
+                        <w:rPr>
+                          <w:sz w:val="20"/>
+                          <w:szCs w:val="20"/>
+                        </w:rPr>
+                      </w:pPr>
+                    </w:p>
+                    <w:p>
+                      <w:pPr>
+                        <w:spacing w:after="0"/>
+                        <w:rPr>
+                          <w:sz w:val="20"/>
+                          <w:szCs w:val="20"/>
+                        </w:rPr>
+                      </w:pPr>
+                    </w:p>
+                  </w:txbxContent>
+                </v:textbox>
+              </v:shape>
+            </w:pict>
+          </mc:Fallback>
+        </mc:AlternateContent>
+      </w:r>
+      <w:r>
+        <w:rPr>
+          <w:rFonts w:eastAsiaTheme="minorEastAsia"/>
+          <w:sz w:val="28"/>
+          <w:szCs w:val="28"/>
+        </w:rPr>
+        <w:t>Gradient of loss with inputs</w:t>
+      </w:r>
+    </w:p>
+    <w:p>
+      <w:pPr>
+        <w:spacing w:after="0"/>
+        <w:rPr>
+          <w:rFonts w:eastAsiaTheme="minorEastAsia"/>
+          <w:b/>
+          <w:bCs/>
+          <w:sz w:val="20"/>
+          <w:szCs w:val="20"/>
+        </w:rPr>
+      </w:pPr>
+      <m:oMathPara>
+        <m:oMathParaPr>
+          <m:jc m:val="left"/>
+        </m:oMathParaPr>
+        <m:oMath>
+          <m:f>
+            <m:fPr>
+              <m:ctrlPr>
+                <w:rPr>
+                  <w:rFonts w:ascii="Cambria Math" w:hAnsi="Cambria Math"/>
+                  <w:sz w:val="20"/>
+                  <w:szCs w:val="20"/>
+                </w:rPr>
+              </m:ctrlPr>
+            </m:fPr>
+            <m:num>
+              <m:r>
+                <m:rPr>
+                  <m:sty m:val="p"/>
+                </m:rPr>
+                <w:rPr>
+                  <w:rFonts w:ascii="Cambria Math" w:hAnsi="Cambria Math"/>
+                  <w:sz w:val="20"/>
+                  <w:szCs w:val="20"/>
+                </w:rPr>
+                <m:t>∂</m:t>
+              </m:r>
+              <m:r>
+                <w:rPr>
+                  <w:rFonts w:ascii="Cambria Math" w:hAnsi="Cambria Math"/>
+                  <w:sz w:val="20"/>
+                  <w:szCs w:val="20"/>
+                </w:rPr>
+                <m:t>L</m:t>
+              </m:r>
+            </m:num>
+            <m:den>
+              <m:r>
+                <m:rPr>
+                  <m:sty m:val="p"/>
+                </m:rPr>
+                <w:rPr>
+                  <w:rFonts w:ascii="Cambria Math" w:hAnsi="Cambria Math"/>
+                  <w:sz w:val="20"/>
+                  <w:szCs w:val="20"/>
+                </w:rPr>
+                <m:t>∂</m:t>
+              </m:r>
+              <m:sSub>
+                <m:sSubPr>
+                  <m:ctrlPr>
+                    <w:rPr>
+                      <w:rFonts w:ascii="Cambria Math" w:hAnsi="Cambria Math"/>
+                      <w:sz w:val="20"/>
+                      <w:szCs w:val="20"/>
+                    </w:rPr>
+                  </m:ctrlPr>
+                </m:sSubPr>
+                <m:e>
+                  <m:r>
+                    <w:rPr>
+                      <w:rFonts w:ascii="Cambria Math" w:hAnsi="Cambria Math"/>
+                      <w:sz w:val="20"/>
+                      <w:szCs w:val="20"/>
+                    </w:rPr>
+                    <m:t>x</m:t>
+                  </m:r>
+                </m:e>
+                <m:sub>
+                  <m:r>
+                    <w:rPr>
+                      <w:rFonts w:ascii="Cambria Math" w:hAnsi="Cambria Math"/>
+                      <w:sz w:val="20"/>
+                      <w:szCs w:val="20"/>
+                    </w:rPr>
+                    <m:t>1</m:t>
+                  </m:r>
+                </m:sub>
+              </m:sSub>
+            </m:den>
+          </m:f>
+          <m:r>
+            <w:rPr>
+              <w:rFonts w:ascii="Cambria Math" w:hAnsi="Cambria Math"/>
+              <w:sz w:val="20"/>
+              <w:szCs w:val="20"/>
+            </w:rPr>
+            <m:t>=</m:t>
+          </m:r>
+          <m:f>
+            <m:fPr>
+              <m:ctrlPr>
+                <w:rPr>
+                  <w:rFonts w:ascii="Cambria Math" w:hAnsi="Cambria Math"/>
+                  <w:sz w:val="20"/>
+                  <w:szCs w:val="20"/>
+                </w:rPr>
+              </m:ctrlPr>
+            </m:fPr>
+            <m:num>
+              <m:r>
+                <m:rPr>
+                  <m:sty m:val="p"/>
+                </m:rPr>
+                <w:rPr>
+                  <w:rFonts w:ascii="Cambria Math" w:hAnsi="Cambria Math"/>
+                  <w:sz w:val="20"/>
+                  <w:szCs w:val="20"/>
+                </w:rPr>
+                <m:t>∂</m:t>
+              </m:r>
+              <m:r>
+                <w:rPr>
+                  <w:rFonts w:ascii="Cambria Math" w:hAnsi="Cambria Math"/>
+                  <w:sz w:val="20"/>
+                  <w:szCs w:val="20"/>
+                </w:rPr>
+                <m:t>L</m:t>
+              </m:r>
+            </m:num>
+            <m:den>
+              <m:r>
+                <m:rPr>
+                  <m:sty m:val="p"/>
+                </m:rPr>
+                <w:rPr>
+                  <w:rFonts w:ascii="Cambria Math" w:hAnsi="Cambria Math"/>
+                  <w:sz w:val="20"/>
+                  <w:szCs w:val="20"/>
+                </w:rPr>
+                <m:t>∂</m:t>
+              </m:r>
+              <m:sSub>
+                <m:sSubPr>
+                  <m:ctrlPr>
+                    <w:rPr>
+                      <w:rFonts w:ascii="Cambria Math" w:hAnsi="Cambria Math"/>
+                      <w:sz w:val="20"/>
+                      <w:szCs w:val="20"/>
+                    </w:rPr>
+                  </m:ctrlPr>
+                </m:sSubPr>
+                <m:e>
+                  <m:r>
+                    <w:rPr>
+                      <w:rFonts w:ascii="Cambria Math" w:hAnsi="Cambria Math"/>
+                      <w:sz w:val="20"/>
+                      <w:szCs w:val="20"/>
+                    </w:rPr>
+                    <m:t>a</m:t>
+                  </m:r>
+                </m:e>
+                <m:sub>
+                  <m:r>
+                    <w:rPr>
+                      <w:rFonts w:ascii="Cambria Math" w:hAnsi="Cambria Math"/>
+                      <w:sz w:val="20"/>
+                      <w:szCs w:val="20"/>
+                    </w:rPr>
+                    <m:t>1</m:t>
+                  </m:r>
+                </m:sub>
+              </m:sSub>
+            </m:den>
+          </m:f>
+          <m:r>
+            <w:rPr>
+              <w:rFonts w:ascii="Cambria Math" w:hAnsi="Cambria Math"/>
+              <w:sz w:val="20"/>
+              <w:szCs w:val="20"/>
+            </w:rPr>
+            <m:t>⋅</m:t>
+          </m:r>
+          <m:f>
+            <m:fPr>
+              <m:ctrlPr>
+                <w:rPr>
+                  <w:rFonts w:ascii="Cambria Math" w:hAnsi="Cambria Math"/>
+                  <w:sz w:val="20"/>
+                  <w:szCs w:val="20"/>
+                </w:rPr>
+              </m:ctrlPr>
+            </m:fPr>
+            <m:num>
+              <m:r>
+                <m:rPr>
+                  <m:sty m:val="p"/>
+                </m:rPr>
+                <w:rPr>
+                  <w:rFonts w:ascii="Cambria Math" w:hAnsi="Cambria Math"/>
+                  <w:sz w:val="20"/>
+                  <w:szCs w:val="20"/>
+                </w:rPr>
+                <m:t>∂</m:t>
+              </m:r>
+              <m:sSub>
+                <m:sSubPr>
+                  <m:ctrlPr>
+                    <w:rPr>
+                      <w:rFonts w:ascii="Cambria Math" w:hAnsi="Cambria Math"/>
+                      <w:sz w:val="20"/>
+                      <w:szCs w:val="20"/>
+                    </w:rPr>
+                  </m:ctrlPr>
+                </m:sSubPr>
+                <m:e>
+                  <m:r>
+                    <w:rPr>
+                      <w:rFonts w:ascii="Cambria Math" w:hAnsi="Cambria Math"/>
+                      <w:sz w:val="20"/>
+                      <w:szCs w:val="20"/>
+                    </w:rPr>
+                    <m:t>a</m:t>
+                  </m:r>
+                </m:e>
+                <m:sub>
+                  <m:r>
+                    <w:rPr>
+                      <w:rFonts w:ascii="Cambria Math" w:hAnsi="Cambria Math"/>
+                      <w:sz w:val="20"/>
+                      <w:szCs w:val="20"/>
+                    </w:rPr>
+                    <m:t>1</m:t>
+                  </m:r>
+                </m:sub>
+              </m:sSub>
+            </m:num>
+            <m:den>
+              <m:r>
+                <m:rPr>
+                  <m:sty m:val="p"/>
+                </m:rPr>
+                <w:rPr>
+                  <w:rFonts w:ascii="Cambria Math" w:hAnsi="Cambria Math"/>
+                  <w:sz w:val="20"/>
+                  <w:szCs w:val="20"/>
+                </w:rPr>
+                <m:t>∂</m:t>
+              </m:r>
+              <m:sSub>
+                <m:sSubPr>
+                  <m:ctrlPr>
+                    <w:rPr>
+                      <w:rFonts w:ascii="Cambria Math" w:hAnsi="Cambria Math"/>
+                      <w:sz w:val="20"/>
+                      <w:szCs w:val="20"/>
+                    </w:rPr>
+                  </m:ctrlPr>
+                </m:sSubPr>
+                <m:e>
+                  <m:r>
+                    <w:rPr>
+                      <w:rFonts w:ascii="Cambria Math" w:hAnsi="Cambria Math"/>
+                      <w:sz w:val="20"/>
+                      <w:szCs w:val="20"/>
+                    </w:rPr>
+                    <m:t>x</m:t>
+                  </m:r>
+                </m:e>
+                <m:sub>
+                  <m:r>
+                    <w:rPr>
+                      <w:rFonts w:ascii="Cambria Math" w:hAnsi="Cambria Math"/>
+                      <w:sz w:val="20"/>
+                      <w:szCs w:val="20"/>
+                    </w:rPr>
+                    <m:t>1</m:t>
+                  </m:r>
+                </m:sub>
+              </m:sSub>
+            </m:den>
+          </m:f>
+          <m:r>
+            <w:rPr>
+              <w:rFonts w:ascii="Cambria Math" w:hAnsi="Cambria Math"/>
+              <w:sz w:val="20"/>
+              <w:szCs w:val="20"/>
+            </w:rPr>
+            <m:t xml:space="preserve">+ </m:t>
+          </m:r>
+          <m:f>
+            <m:fPr>
+              <m:ctrlPr>
+                <w:rPr>
+                  <w:rFonts w:ascii="Cambria Math" w:hAnsi="Cambria Math"/>
+                  <w:sz w:val="20"/>
+                  <w:szCs w:val="20"/>
+                </w:rPr>
+              </m:ctrlPr>
+            </m:fPr>
+            <m:num>
+              <m:r>
+                <m:rPr>
+                  <m:sty m:val="p"/>
+                </m:rPr>
+                <w:rPr>
+                  <w:rFonts w:ascii="Cambria Math" w:hAnsi="Cambria Math"/>
+                  <w:sz w:val="20"/>
+                  <w:szCs w:val="20"/>
+                </w:rPr>
+                <m:t>∂</m:t>
+              </m:r>
+              <m:r>
+                <w:rPr>
+                  <w:rFonts w:ascii="Cambria Math" w:hAnsi="Cambria Math"/>
+                  <w:sz w:val="20"/>
+                  <w:szCs w:val="20"/>
+                </w:rPr>
+                <m:t>L</m:t>
+              </m:r>
+            </m:num>
+            <m:den>
+              <m:r>
+                <m:rPr>
+                  <m:sty m:val="p"/>
+                </m:rPr>
+                <w:rPr>
+                  <w:rFonts w:ascii="Cambria Math" w:hAnsi="Cambria Math"/>
+                  <w:sz w:val="20"/>
+                  <w:szCs w:val="20"/>
+                </w:rPr>
+                <m:t>∂</m:t>
+              </m:r>
+              <m:sSub>
+                <m:sSubPr>
+                  <m:ctrlPr>
+                    <w:rPr>
+                      <w:rFonts w:ascii="Cambria Math" w:hAnsi="Cambria Math"/>
+                      <w:sz w:val="20"/>
+                      <w:szCs w:val="20"/>
+                    </w:rPr>
+                  </m:ctrlPr>
+                </m:sSubPr>
+                <m:e>
+                  <m:r>
+                    <w:rPr>
+                      <w:rFonts w:ascii="Cambria Math" w:hAnsi="Cambria Math"/>
+                      <w:sz w:val="20"/>
+                      <w:szCs w:val="20"/>
+                    </w:rPr>
+                    <m:t>a</m:t>
+                  </m:r>
+                </m:e>
+                <m:sub>
+                  <m:r>
+                    <w:rPr>
+                      <w:rFonts w:ascii="Cambria Math" w:hAnsi="Cambria Math"/>
+                      <w:sz w:val="20"/>
+                      <w:szCs w:val="20"/>
+                    </w:rPr>
+                    <m:t>2</m:t>
+                  </m:r>
+                </m:sub>
+              </m:sSub>
+            </m:den>
+          </m:f>
+          <m:r>
+            <w:rPr>
+              <w:rFonts w:ascii="Cambria Math" w:hAnsi="Cambria Math"/>
+              <w:sz w:val="20"/>
+              <w:szCs w:val="20"/>
+            </w:rPr>
+            <m:t>⋅</m:t>
+          </m:r>
+          <m:f>
+            <m:fPr>
+              <m:ctrlPr>
+                <w:rPr>
+                  <w:rFonts w:ascii="Cambria Math" w:hAnsi="Cambria Math"/>
+                  <w:sz w:val="20"/>
+                  <w:szCs w:val="20"/>
+                </w:rPr>
+              </m:ctrlPr>
+            </m:fPr>
+            <m:num>
+              <m:r>
+                <m:rPr>
+                  <m:sty m:val="p"/>
+                </m:rPr>
+                <w:rPr>
+                  <w:rFonts w:ascii="Cambria Math" w:hAnsi="Cambria Math"/>
+                  <w:sz w:val="20"/>
+                  <w:szCs w:val="20"/>
+                </w:rPr>
+                <m:t>∂</m:t>
+              </m:r>
+              <m:sSub>
+                <m:sSubPr>
+                  <m:ctrlPr>
+                    <w:rPr>
+                      <w:rFonts w:ascii="Cambria Math" w:hAnsi="Cambria Math"/>
+                      <w:sz w:val="20"/>
+                      <w:szCs w:val="20"/>
+                    </w:rPr>
+                  </m:ctrlPr>
+                </m:sSubPr>
+                <m:e>
+                  <m:r>
+                    <w:rPr>
+                      <w:rFonts w:ascii="Cambria Math" w:hAnsi="Cambria Math"/>
+                      <w:sz w:val="20"/>
+                      <w:szCs w:val="20"/>
+                    </w:rPr>
+                    <m:t>a</m:t>
+                  </m:r>
+                </m:e>
+                <m:sub>
+                  <m:r>
+                    <w:rPr>
+                      <w:rFonts w:ascii="Cambria Math" w:hAnsi="Cambria Math"/>
+                      <w:sz w:val="20"/>
+                      <w:szCs w:val="20"/>
+                    </w:rPr>
+                    <m:t>2</m:t>
+                  </m:r>
+                </m:sub>
+              </m:sSub>
+            </m:num>
+            <m:den>
+              <m:r>
+                <m:rPr>
+                  <m:sty m:val="p"/>
+                </m:rPr>
+                <w:rPr>
+                  <w:rFonts w:ascii="Cambria Math" w:hAnsi="Cambria Math"/>
+                  <w:sz w:val="20"/>
+                  <w:szCs w:val="20"/>
+                </w:rPr>
+                <m:t>∂</m:t>
+              </m:r>
+              <m:sSub>
+                <m:sSubPr>
+                  <m:ctrlPr>
+                    <w:rPr>
+                      <w:rFonts w:ascii="Cambria Math" w:hAnsi="Cambria Math"/>
+                      <w:sz w:val="20"/>
+                      <w:szCs w:val="20"/>
+                    </w:rPr>
+                  </m:ctrlPr>
+                </m:sSubPr>
+                <m:e>
+                  <m:r>
+                    <w:rPr>
+                      <w:rFonts w:ascii="Cambria Math" w:hAnsi="Cambria Math"/>
+                      <w:sz w:val="20"/>
+                      <w:szCs w:val="20"/>
+                    </w:rPr>
+                    <m:t>x</m:t>
+                  </m:r>
+                </m:e>
+                <m:sub>
+                  <m:r>
+                    <w:rPr>
+                      <w:rFonts w:ascii="Cambria Math" w:hAnsi="Cambria Math"/>
+                      <w:sz w:val="20"/>
+                      <w:szCs w:val="20"/>
+                    </w:rPr>
+                    <m:t>1</m:t>
+                  </m:r>
+                </m:sub>
+              </m:sSub>
+            </m:den>
+          </m:f>
+          <m:r>
+            <w:rPr>
+              <w:rFonts w:ascii="Cambria Math" w:hAnsi="Cambria Math"/>
+              <w:sz w:val="20"/>
+              <w:szCs w:val="20"/>
+            </w:rPr>
+            <m:t xml:space="preserve">+ </m:t>
+          </m:r>
+          <m:f>
+            <m:fPr>
+              <m:ctrlPr>
+                <w:rPr>
+                  <w:rFonts w:ascii="Cambria Math" w:hAnsi="Cambria Math"/>
+                  <w:sz w:val="20"/>
+                  <w:szCs w:val="20"/>
+                </w:rPr>
+              </m:ctrlPr>
+            </m:fPr>
+            <m:num>
+              <m:r>
+                <m:rPr>
+                  <m:sty m:val="p"/>
+                </m:rPr>
+                <w:rPr>
+                  <w:rFonts w:ascii="Cambria Math" w:hAnsi="Cambria Math"/>
+                  <w:sz w:val="20"/>
+                  <w:szCs w:val="20"/>
+                </w:rPr>
+                <m:t>∂</m:t>
+              </m:r>
+              <m:r>
+                <w:rPr>
+                  <w:rFonts w:ascii="Cambria Math" w:hAnsi="Cambria Math"/>
+                  <w:sz w:val="20"/>
+                  <w:szCs w:val="20"/>
+                </w:rPr>
+                <m:t>L</m:t>
+              </m:r>
+            </m:num>
+            <m:den>
+              <m:r>
+                <m:rPr>
+                  <m:sty m:val="p"/>
+                </m:rPr>
+                <w:rPr>
+                  <w:rFonts w:ascii="Cambria Math" w:hAnsi="Cambria Math"/>
+                  <w:sz w:val="20"/>
+                  <w:szCs w:val="20"/>
+                </w:rPr>
+                <m:t>∂</m:t>
+              </m:r>
+              <m:sSub>
+                <m:sSubPr>
+                  <m:ctrlPr>
+                    <w:rPr>
+                      <w:rFonts w:ascii="Cambria Math" w:hAnsi="Cambria Math"/>
+                      <w:sz w:val="20"/>
+                      <w:szCs w:val="20"/>
+                    </w:rPr>
+                  </m:ctrlPr>
+                </m:sSubPr>
+                <m:e>
+                  <m:r>
+                    <w:rPr>
+                      <w:rFonts w:ascii="Cambria Math" w:hAnsi="Cambria Math"/>
+                      <w:sz w:val="20"/>
+                      <w:szCs w:val="20"/>
+                    </w:rPr>
+                    <m:t>a</m:t>
+                  </m:r>
+                </m:e>
+                <m:sub>
+                  <m:r>
+                    <w:rPr>
+                      <w:rFonts w:ascii="Cambria Math" w:hAnsi="Cambria Math"/>
+                      <w:sz w:val="20"/>
+                      <w:szCs w:val="20"/>
+                    </w:rPr>
+                    <m:t>3</m:t>
+                  </m:r>
+                </m:sub>
+              </m:sSub>
+            </m:den>
+          </m:f>
+          <m:r>
+            <w:rPr>
+              <w:rFonts w:ascii="Cambria Math" w:hAnsi="Cambria Math"/>
+              <w:sz w:val="20"/>
+              <w:szCs w:val="20"/>
+            </w:rPr>
+            <m:t>⋅</m:t>
+          </m:r>
+          <m:f>
+            <m:fPr>
+              <m:ctrlPr>
+                <w:rPr>
+                  <w:rFonts w:ascii="Cambria Math" w:hAnsi="Cambria Math"/>
+                  <w:sz w:val="20"/>
+                  <w:szCs w:val="20"/>
+                </w:rPr>
+              </m:ctrlPr>
+            </m:fPr>
+            <m:num>
+              <m:r>
+                <m:rPr>
+                  <m:sty m:val="p"/>
+                </m:rPr>
+                <w:rPr>
+                  <w:rFonts w:ascii="Cambria Math" w:hAnsi="Cambria Math"/>
+                  <w:sz w:val="20"/>
+                  <w:szCs w:val="20"/>
+                </w:rPr>
+                <m:t>∂</m:t>
+              </m:r>
+              <m:sSub>
+                <m:sSubPr>
+                  <m:ctrlPr>
+                    <w:rPr>
+                      <w:rFonts w:ascii="Cambria Math" w:hAnsi="Cambria Math"/>
+                      <w:sz w:val="20"/>
+                      <w:szCs w:val="20"/>
+                    </w:rPr>
+                  </m:ctrlPr>
+                </m:sSubPr>
+                <m:e>
+                  <m:r>
+                    <w:rPr>
+                      <w:rFonts w:ascii="Cambria Math" w:hAnsi="Cambria Math"/>
+                      <w:sz w:val="20"/>
+                      <w:szCs w:val="20"/>
+                    </w:rPr>
+                    <m:t>a</m:t>
+                  </m:r>
+                </m:e>
+                <m:sub>
+                  <m:r>
+                    <w:rPr>
+                      <w:rFonts w:ascii="Cambria Math" w:hAnsi="Cambria Math"/>
+                      <w:sz w:val="20"/>
+                      <w:szCs w:val="20"/>
+                    </w:rPr>
+                    <m:t>3</m:t>
+                  </m:r>
+                </m:sub>
+              </m:sSub>
+            </m:num>
+            <m:den>
+              <m:r>
+                <m:rPr>
+                  <m:sty m:val="p"/>
+                </m:rPr>
+                <w:rPr>
+                  <w:rFonts w:ascii="Cambria Math" w:hAnsi="Cambria Math"/>
+                  <w:sz w:val="20"/>
+                  <w:szCs w:val="20"/>
+                </w:rPr>
+                <m:t>∂</m:t>
+              </m:r>
+              <m:sSub>
+                <m:sSubPr>
+                  <m:ctrlPr>
+                    <w:rPr>
+                      <w:rFonts w:ascii="Cambria Math" w:hAnsi="Cambria Math"/>
+                      <w:sz w:val="20"/>
+                      <w:szCs w:val="20"/>
+                    </w:rPr>
+                  </m:ctrlPr>
+                </m:sSubPr>
+                <m:e>
+                  <m:r>
+                    <w:rPr>
+                      <w:rFonts w:ascii="Cambria Math" w:hAnsi="Cambria Math"/>
+                      <w:sz w:val="20"/>
+                      <w:szCs w:val="20"/>
+                    </w:rPr>
+                    <m:t>x</m:t>
+                  </m:r>
+                </m:e>
+                <m:sub>
+                  <m:r>
+                    <w:rPr>
+                      <w:rFonts w:ascii="Cambria Math" w:hAnsi="Cambria Math"/>
+                      <w:sz w:val="20"/>
+                      <w:szCs w:val="20"/>
+                    </w:rPr>
+                    <m:t>1</m:t>
+                  </m:r>
+                </m:sub>
+              </m:sSub>
+            </m:den>
+          </m:f>
+        </m:oMath>
+      </m:oMathPara>
+    </w:p>
+    <w:p>
+      <w:pPr>
+        <w:spacing w:after="0"/>
+        <w:rPr>
+          <w:rFonts w:eastAsiaTheme="minorEastAsia"/>
+          <w:sz w:val="20"/>
+          <w:szCs w:val="20"/>
+        </w:rPr>
+      </w:pPr>
+      <m:oMathPara>
+        <m:oMathParaPr>
+          <m:jc m:val="left"/>
+        </m:oMathParaPr>
+        <m:oMath>
+          <m:r>
+            <m:rPr>
+              <m:sty m:val="bi"/>
+            </m:rPr>
+            <w:rPr>
+              <w:rFonts w:ascii="Cambria Math" w:hAnsi="Cambria Math"/>
+              <w:sz w:val="20"/>
+              <w:szCs w:val="20"/>
+            </w:rPr>
+            <m:t xml:space="preserve">        </m:t>
+          </m:r>
+          <m:r>
+            <m:rPr>
+              <m:sty m:val="bi"/>
+            </m:rPr>
+            <w:rPr>
+              <w:rFonts w:ascii="Cambria Math" w:hAnsi="Cambria Math"/>
+              <w:sz w:val="20"/>
+              <w:szCs w:val="20"/>
+            </w:rPr>
+            <m:t xml:space="preserve"> </m:t>
+          </m:r>
+          <m:r>
+            <m:rPr>
+              <m:sty m:val="bi"/>
+            </m:rPr>
+            <w:rPr>
+              <w:rFonts w:ascii="Cambria Math" w:hAnsi="Cambria Math"/>
+              <w:sz w:val="20"/>
+              <w:szCs w:val="20"/>
+            </w:rPr>
+            <m:t>=</m:t>
+          </m:r>
+          <m:f>
+            <m:fPr>
+              <m:ctrlPr>
+                <w:rPr>
+                  <w:rFonts w:ascii="Cambria Math" w:hAnsi="Cambria Math"/>
+                  <w:sz w:val="20"/>
+                  <w:szCs w:val="20"/>
+                </w:rPr>
+              </m:ctrlPr>
+            </m:fPr>
+            <m:num>
+              <m:r>
+                <m:rPr>
+                  <m:sty m:val="p"/>
+                </m:rPr>
+                <w:rPr>
+                  <w:rFonts w:ascii="Cambria Math" w:hAnsi="Cambria Math"/>
+                  <w:sz w:val="20"/>
+                  <w:szCs w:val="20"/>
+                </w:rPr>
+                <m:t>∂</m:t>
+              </m:r>
+              <m:r>
+                <w:rPr>
+                  <w:rFonts w:ascii="Cambria Math" w:hAnsi="Cambria Math"/>
+                  <w:sz w:val="20"/>
+                  <w:szCs w:val="20"/>
+                </w:rPr>
+                <m:t>L</m:t>
+              </m:r>
+            </m:num>
+            <m:den>
+              <m:r>
+                <m:rPr>
+                  <m:sty m:val="p"/>
+                </m:rPr>
+                <w:rPr>
+                  <w:rFonts w:ascii="Cambria Math" w:hAnsi="Cambria Math"/>
+                  <w:sz w:val="20"/>
+                  <w:szCs w:val="20"/>
+                </w:rPr>
+                <m:t>∂</m:t>
+              </m:r>
+              <m:sSub>
+                <m:sSubPr>
+                  <m:ctrlPr>
+                    <w:rPr>
+                      <w:rFonts w:ascii="Cambria Math" w:hAnsi="Cambria Math"/>
+                      <w:sz w:val="20"/>
+                      <w:szCs w:val="20"/>
+                    </w:rPr>
+                  </m:ctrlPr>
+                </m:sSubPr>
+                <m:e>
+                  <m:r>
+                    <w:rPr>
+                      <w:rFonts w:ascii="Cambria Math" w:hAnsi="Cambria Math"/>
+                      <w:sz w:val="20"/>
+                      <w:szCs w:val="20"/>
+                    </w:rPr>
+                    <m:t>a</m:t>
+                  </m:r>
+                </m:e>
+                <m:sub>
+                  <m:r>
+                    <w:rPr>
+                      <w:rFonts w:ascii="Cambria Math" w:hAnsi="Cambria Math"/>
+                      <w:sz w:val="20"/>
+                      <w:szCs w:val="20"/>
+                    </w:rPr>
+                    <m:t>1</m:t>
+                  </m:r>
+                </m:sub>
+              </m:sSub>
+            </m:den>
+          </m:f>
+          <m:r>
+            <w:rPr>
+              <w:rFonts w:ascii="Cambria Math" w:hAnsi="Cambria Math"/>
+              <w:sz w:val="20"/>
+              <w:szCs w:val="20"/>
+            </w:rPr>
+            <m:t>⋅</m:t>
+          </m:r>
+          <m:f>
+            <m:fPr>
+              <m:ctrlPr>
+                <w:rPr>
+                  <w:rFonts w:ascii="Cambria Math" w:hAnsi="Cambria Math"/>
+                  <w:sz w:val="20"/>
+                  <w:szCs w:val="20"/>
+                </w:rPr>
+              </m:ctrlPr>
+            </m:fPr>
+            <m:num>
+              <m:r>
+                <m:rPr>
+                  <m:sty m:val="p"/>
+                </m:rPr>
+                <w:rPr>
+                  <w:rFonts w:ascii="Cambria Math" w:hAnsi="Cambria Math"/>
+                  <w:sz w:val="20"/>
+                  <w:szCs w:val="20"/>
+                </w:rPr>
+                <m:t>∂</m:t>
+              </m:r>
+              <m:sSub>
+                <m:sSubPr>
+                  <m:ctrlPr>
+                    <w:rPr>
+                      <w:rFonts w:ascii="Cambria Math" w:hAnsi="Cambria Math"/>
+                      <w:sz w:val="20"/>
+                      <w:szCs w:val="20"/>
+                    </w:rPr>
+                  </m:ctrlPr>
+                </m:sSubPr>
+                <m:e>
+                  <m:r>
+                    <w:rPr>
+                      <w:rFonts w:ascii="Cambria Math" w:hAnsi="Cambria Math"/>
+                      <w:sz w:val="20"/>
+                      <w:szCs w:val="20"/>
+                    </w:rPr>
+                    <m:t>a</m:t>
+                  </m:r>
+                </m:e>
+                <m:sub>
+                  <m:r>
+                    <w:rPr>
+                      <w:rFonts w:ascii="Cambria Math" w:hAnsi="Cambria Math"/>
+                      <w:sz w:val="20"/>
+                      <w:szCs w:val="20"/>
+                    </w:rPr>
+                    <m:t>1</m:t>
+                  </m:r>
+                </m:sub>
+              </m:sSub>
+            </m:num>
+            <m:den>
+              <m:r>
+                <m:rPr>
+                  <m:sty m:val="p"/>
+                </m:rPr>
+                <w:rPr>
+                  <w:rFonts w:ascii="Cambria Math" w:hAnsi="Cambria Math"/>
+                  <w:sz w:val="20"/>
+                  <w:szCs w:val="20"/>
+                </w:rPr>
+                <m:t>∂</m:t>
+              </m:r>
+              <m:sSub>
+                <m:sSubPr>
+                  <m:ctrlPr>
+                    <w:rPr>
+                      <w:rFonts w:ascii="Cambria Math" w:hAnsi="Cambria Math"/>
+                      <w:sz w:val="20"/>
+                      <w:szCs w:val="20"/>
+                    </w:rPr>
+                  </m:ctrlPr>
+                </m:sSubPr>
+                <m:e>
+                  <m:r>
+                    <w:rPr>
+                      <w:rFonts w:ascii="Cambria Math" w:hAnsi="Cambria Math"/>
+                      <w:sz w:val="20"/>
+                      <w:szCs w:val="20"/>
+                    </w:rPr>
+                    <m:t>z</m:t>
+                  </m:r>
+                </m:e>
+                <m:sub>
+                  <m:r>
+                    <w:rPr>
+                      <w:rFonts w:ascii="Cambria Math" w:hAnsi="Cambria Math"/>
+                      <w:sz w:val="20"/>
+                      <w:szCs w:val="20"/>
+                    </w:rPr>
+                    <m:t>1</m:t>
+                  </m:r>
+                </m:sub>
+              </m:sSub>
+            </m:den>
+          </m:f>
+          <m:r>
+            <w:rPr>
+              <w:rFonts w:ascii="Cambria Math" w:hAnsi="Cambria Math"/>
+              <w:sz w:val="20"/>
+              <w:szCs w:val="20"/>
+            </w:rPr>
+            <m:t>⋅</m:t>
+          </m:r>
+          <m:f>
+            <m:fPr>
+              <m:ctrlPr>
+                <w:rPr>
+                  <w:rFonts w:ascii="Cambria Math" w:hAnsi="Cambria Math"/>
+                  <w:sz w:val="20"/>
+                  <w:szCs w:val="20"/>
+                </w:rPr>
+              </m:ctrlPr>
+            </m:fPr>
+            <m:num>
+              <m:r>
+                <m:rPr>
+                  <m:sty m:val="p"/>
+                </m:rPr>
+                <w:rPr>
+                  <w:rFonts w:ascii="Cambria Math" w:hAnsi="Cambria Math"/>
+                  <w:sz w:val="20"/>
+                  <w:szCs w:val="20"/>
+                </w:rPr>
+                <m:t>∂</m:t>
+              </m:r>
+              <m:sSub>
+                <m:sSubPr>
+                  <m:ctrlPr>
+                    <w:rPr>
+                      <w:rFonts w:ascii="Cambria Math" w:hAnsi="Cambria Math"/>
+                      <w:sz w:val="20"/>
+                      <w:szCs w:val="20"/>
+                    </w:rPr>
+                  </m:ctrlPr>
+                </m:sSubPr>
+                <m:e>
+                  <m:r>
+                    <w:rPr>
+                      <w:rFonts w:ascii="Cambria Math" w:hAnsi="Cambria Math"/>
+                      <w:sz w:val="20"/>
+                      <w:szCs w:val="20"/>
+                    </w:rPr>
+                    <m:t>z</m:t>
+                  </m:r>
+                </m:e>
+                <m:sub>
+                  <m:r>
+                    <w:rPr>
+                      <w:rFonts w:ascii="Cambria Math" w:hAnsi="Cambria Math"/>
+                      <w:sz w:val="20"/>
+                      <w:szCs w:val="20"/>
+                    </w:rPr>
+                    <m:t>1</m:t>
+                  </m:r>
+                </m:sub>
+              </m:sSub>
+            </m:num>
+            <m:den>
+              <m:r>
+                <m:rPr>
+                  <m:sty m:val="p"/>
+                </m:rPr>
+                <w:rPr>
+                  <w:rFonts w:ascii="Cambria Math" w:hAnsi="Cambria Math"/>
+                  <w:sz w:val="20"/>
+                  <w:szCs w:val="20"/>
+                </w:rPr>
+                <m:t>∂</m:t>
+              </m:r>
+              <m:sSub>
+                <m:sSubPr>
+                  <m:ctrlPr>
+                    <w:rPr>
+                      <w:rFonts w:ascii="Cambria Math" w:hAnsi="Cambria Math"/>
+                      <w:sz w:val="20"/>
+                      <w:szCs w:val="20"/>
+                    </w:rPr>
+                  </m:ctrlPr>
+                </m:sSubPr>
+                <m:e>
+                  <m:r>
+                    <w:rPr>
+                      <w:rFonts w:ascii="Cambria Math" w:hAnsi="Cambria Math"/>
+                      <w:sz w:val="20"/>
+                      <w:szCs w:val="20"/>
+                    </w:rPr>
+                    <m:t>x</m:t>
+                  </m:r>
+                </m:e>
+                <m:sub>
+                  <m:r>
+                    <w:rPr>
+                      <w:rFonts w:ascii="Cambria Math" w:hAnsi="Cambria Math"/>
+                      <w:sz w:val="20"/>
+                      <w:szCs w:val="20"/>
+                    </w:rPr>
+                    <m:t>1</m:t>
+                  </m:r>
+                </m:sub>
+              </m:sSub>
+            </m:den>
+          </m:f>
+          <m:r>
+            <w:rPr>
+              <w:rFonts w:ascii="Cambria Math" w:hAnsi="Cambria Math"/>
+              <w:sz w:val="20"/>
+              <w:szCs w:val="20"/>
+            </w:rPr>
+            <m:t xml:space="preserve">+ </m:t>
+          </m:r>
+          <m:f>
+            <m:fPr>
+              <m:ctrlPr>
+                <w:rPr>
+                  <w:rFonts w:ascii="Cambria Math" w:hAnsi="Cambria Math"/>
+                  <w:sz w:val="20"/>
+                  <w:szCs w:val="20"/>
+                </w:rPr>
+              </m:ctrlPr>
+            </m:fPr>
+            <m:num>
+              <m:r>
+                <m:rPr>
+                  <m:sty m:val="p"/>
+                </m:rPr>
+                <w:rPr>
+                  <w:rFonts w:ascii="Cambria Math" w:hAnsi="Cambria Math"/>
+                  <w:sz w:val="20"/>
+                  <w:szCs w:val="20"/>
+                </w:rPr>
+                <m:t>∂</m:t>
+              </m:r>
+              <m:r>
+                <w:rPr>
+                  <w:rFonts w:ascii="Cambria Math" w:hAnsi="Cambria Math"/>
+                  <w:sz w:val="20"/>
+                  <w:szCs w:val="20"/>
+                </w:rPr>
+                <m:t>L</m:t>
+              </m:r>
+            </m:num>
+            <m:den>
+              <m:r>
+                <m:rPr>
+                  <m:sty m:val="p"/>
+                </m:rPr>
+                <w:rPr>
+                  <w:rFonts w:ascii="Cambria Math" w:hAnsi="Cambria Math"/>
+                  <w:sz w:val="20"/>
+                  <w:szCs w:val="20"/>
+                </w:rPr>
+                <m:t>∂</m:t>
+              </m:r>
+              <m:sSub>
+                <m:sSubPr>
+                  <m:ctrlPr>
+                    <w:rPr>
+                      <w:rFonts w:ascii="Cambria Math" w:hAnsi="Cambria Math"/>
+                      <w:sz w:val="20"/>
+                      <w:szCs w:val="20"/>
+                    </w:rPr>
+                  </m:ctrlPr>
+                </m:sSubPr>
+                <m:e>
+                  <m:r>
+                    <w:rPr>
+                      <w:rFonts w:ascii="Cambria Math" w:hAnsi="Cambria Math"/>
+                      <w:sz w:val="20"/>
+                      <w:szCs w:val="20"/>
+                    </w:rPr>
+                    <m:t>a</m:t>
+                  </m:r>
+                </m:e>
+                <m:sub>
+                  <m:r>
+                    <w:rPr>
+                      <w:rFonts w:ascii="Cambria Math" w:hAnsi="Cambria Math"/>
+                      <w:sz w:val="20"/>
+                      <w:szCs w:val="20"/>
+                    </w:rPr>
+                    <m:t>2</m:t>
+                  </m:r>
+                </m:sub>
+              </m:sSub>
+            </m:den>
+          </m:f>
+          <m:r>
+            <w:rPr>
+              <w:rFonts w:ascii="Cambria Math" w:hAnsi="Cambria Math"/>
+              <w:sz w:val="20"/>
+              <w:szCs w:val="20"/>
+            </w:rPr>
+            <m:t>⋅</m:t>
+          </m:r>
+          <m:f>
+            <m:fPr>
+              <m:ctrlPr>
+                <w:rPr>
+                  <w:rFonts w:ascii="Cambria Math" w:hAnsi="Cambria Math"/>
+                  <w:sz w:val="20"/>
+                  <w:szCs w:val="20"/>
+                </w:rPr>
+              </m:ctrlPr>
+            </m:fPr>
+            <m:num>
+              <m:r>
+                <m:rPr>
+                  <m:sty m:val="p"/>
+                </m:rPr>
+                <w:rPr>
+                  <w:rFonts w:ascii="Cambria Math" w:hAnsi="Cambria Math"/>
+                  <w:sz w:val="20"/>
+                  <w:szCs w:val="20"/>
+                </w:rPr>
+                <m:t>∂</m:t>
+              </m:r>
+              <m:sSub>
+                <m:sSubPr>
+                  <m:ctrlPr>
+                    <w:rPr>
+                      <w:rFonts w:ascii="Cambria Math" w:hAnsi="Cambria Math"/>
+                      <w:sz w:val="20"/>
+                      <w:szCs w:val="20"/>
+                    </w:rPr>
+                  </m:ctrlPr>
+                </m:sSubPr>
+                <m:e>
+                  <m:r>
+                    <w:rPr>
+                      <w:rFonts w:ascii="Cambria Math" w:hAnsi="Cambria Math"/>
+                      <w:sz w:val="20"/>
+                      <w:szCs w:val="20"/>
+                    </w:rPr>
+                    <m:t>a</m:t>
+                  </m:r>
+                </m:e>
+                <m:sub>
+                  <m:r>
+                    <w:rPr>
+                      <w:rFonts w:ascii="Cambria Math" w:hAnsi="Cambria Math"/>
+                      <w:sz w:val="20"/>
+                      <w:szCs w:val="20"/>
+                    </w:rPr>
+                    <m:t>2</m:t>
+                  </m:r>
+                </m:sub>
+              </m:sSub>
+            </m:num>
+            <m:den>
+              <m:r>
+                <m:rPr>
+                  <m:sty m:val="p"/>
+                </m:rPr>
+                <w:rPr>
+                  <w:rFonts w:ascii="Cambria Math" w:hAnsi="Cambria Math"/>
+                  <w:sz w:val="20"/>
+                  <w:szCs w:val="20"/>
+                </w:rPr>
+                <m:t>∂</m:t>
+              </m:r>
+              <m:sSub>
+                <m:sSubPr>
+                  <m:ctrlPr>
+                    <w:rPr>
+                      <w:rFonts w:ascii="Cambria Math" w:hAnsi="Cambria Math"/>
+                      <w:sz w:val="20"/>
+                      <w:szCs w:val="20"/>
+                    </w:rPr>
+                  </m:ctrlPr>
+                </m:sSubPr>
+                <m:e>
+                  <m:r>
+                    <w:rPr>
+                      <w:rFonts w:ascii="Cambria Math" w:hAnsi="Cambria Math"/>
+                      <w:sz w:val="20"/>
+                      <w:szCs w:val="20"/>
+                    </w:rPr>
+                    <m:t>z</m:t>
+                  </m:r>
+                </m:e>
+                <m:sub>
+                  <m:r>
+                    <w:rPr>
+                      <w:rFonts w:ascii="Cambria Math" w:hAnsi="Cambria Math"/>
+                      <w:sz w:val="20"/>
+                      <w:szCs w:val="20"/>
+                    </w:rPr>
+                    <m:t>2</m:t>
+                  </m:r>
+                </m:sub>
+              </m:sSub>
+            </m:den>
+          </m:f>
+          <m:r>
+            <w:rPr>
+              <w:rFonts w:ascii="Cambria Math" w:hAnsi="Cambria Math"/>
+              <w:sz w:val="20"/>
+              <w:szCs w:val="20"/>
+            </w:rPr>
+            <m:t>⋅</m:t>
+          </m:r>
+          <m:f>
+            <m:fPr>
+              <m:ctrlPr>
+                <w:rPr>
+                  <w:rFonts w:ascii="Cambria Math" w:hAnsi="Cambria Math"/>
+                  <w:sz w:val="20"/>
+                  <w:szCs w:val="20"/>
+                </w:rPr>
+              </m:ctrlPr>
+            </m:fPr>
+            <m:num>
+              <m:r>
+                <m:rPr>
+                  <m:sty m:val="p"/>
+                </m:rPr>
+                <w:rPr>
+                  <w:rFonts w:ascii="Cambria Math" w:hAnsi="Cambria Math"/>
+                  <w:sz w:val="20"/>
+                  <w:szCs w:val="20"/>
+                </w:rPr>
+                <m:t>∂</m:t>
+              </m:r>
+              <m:sSub>
+                <m:sSubPr>
+                  <m:ctrlPr>
+                    <w:rPr>
+                      <w:rFonts w:ascii="Cambria Math" w:hAnsi="Cambria Math"/>
+                      <w:sz w:val="20"/>
+                      <w:szCs w:val="20"/>
+                    </w:rPr>
+                  </m:ctrlPr>
+                </m:sSubPr>
+                <m:e>
+                  <m:r>
+                    <w:rPr>
+                      <w:rFonts w:ascii="Cambria Math" w:hAnsi="Cambria Math"/>
+                      <w:sz w:val="20"/>
+                      <w:szCs w:val="20"/>
+                    </w:rPr>
+                    <m:t>z</m:t>
+                  </m:r>
+                </m:e>
+                <m:sub>
+                  <m:r>
+                    <w:rPr>
+                      <w:rFonts w:ascii="Cambria Math" w:hAnsi="Cambria Math"/>
+                      <w:sz w:val="20"/>
+                      <w:szCs w:val="20"/>
+                    </w:rPr>
+                    <m:t>2</m:t>
+                  </m:r>
+                </m:sub>
+              </m:sSub>
+            </m:num>
+            <m:den>
+              <m:r>
+                <m:rPr>
+                  <m:sty m:val="p"/>
+                </m:rPr>
+                <w:rPr>
+                  <w:rFonts w:ascii="Cambria Math" w:hAnsi="Cambria Math"/>
+                  <w:sz w:val="20"/>
+                  <w:szCs w:val="20"/>
+                </w:rPr>
+                <m:t>∂</m:t>
+              </m:r>
+              <m:sSub>
+                <m:sSubPr>
+                  <m:ctrlPr>
+                    <w:rPr>
+                      <w:rFonts w:ascii="Cambria Math" w:hAnsi="Cambria Math"/>
+                      <w:sz w:val="20"/>
+                      <w:szCs w:val="20"/>
+                    </w:rPr>
+                  </m:ctrlPr>
+                </m:sSubPr>
+                <m:e>
+                  <m:r>
+                    <w:rPr>
+                      <w:rFonts w:ascii="Cambria Math" w:hAnsi="Cambria Math"/>
+                      <w:sz w:val="20"/>
+                      <w:szCs w:val="20"/>
+                    </w:rPr>
+                    <m:t>x</m:t>
+                  </m:r>
+                </m:e>
+                <m:sub>
+                  <m:r>
+                    <w:rPr>
+                      <w:rFonts w:ascii="Cambria Math" w:hAnsi="Cambria Math"/>
+                      <w:sz w:val="20"/>
+                      <w:szCs w:val="20"/>
+                    </w:rPr>
+                    <m:t>1</m:t>
+                  </m:r>
+                </m:sub>
+              </m:sSub>
+            </m:den>
+          </m:f>
+          <m:r>
+            <w:rPr>
+              <w:rFonts w:ascii="Cambria Math" w:hAnsi="Cambria Math"/>
+              <w:sz w:val="20"/>
+              <w:szCs w:val="20"/>
+            </w:rPr>
+            <m:t xml:space="preserve">+ </m:t>
+          </m:r>
+          <m:f>
+            <m:fPr>
+              <m:ctrlPr>
+                <w:rPr>
+                  <w:rFonts w:ascii="Cambria Math" w:hAnsi="Cambria Math"/>
+                  <w:sz w:val="20"/>
+                  <w:szCs w:val="20"/>
+                </w:rPr>
+              </m:ctrlPr>
+            </m:fPr>
+            <m:num>
+              <m:r>
+                <m:rPr>
+                  <m:sty m:val="p"/>
+                </m:rPr>
+                <w:rPr>
+                  <w:rFonts w:ascii="Cambria Math" w:hAnsi="Cambria Math"/>
+                  <w:sz w:val="20"/>
+                  <w:szCs w:val="20"/>
+                </w:rPr>
+                <m:t>∂</m:t>
+              </m:r>
+              <m:r>
+                <w:rPr>
+                  <w:rFonts w:ascii="Cambria Math" w:hAnsi="Cambria Math"/>
+                  <w:sz w:val="20"/>
+                  <w:szCs w:val="20"/>
+                </w:rPr>
+                <m:t>L</m:t>
+              </m:r>
+            </m:num>
+            <m:den>
+              <m:r>
+                <m:rPr>
+                  <m:sty m:val="p"/>
+                </m:rPr>
+                <w:rPr>
+                  <w:rFonts w:ascii="Cambria Math" w:hAnsi="Cambria Math"/>
+                  <w:sz w:val="20"/>
+                  <w:szCs w:val="20"/>
+                </w:rPr>
+                <m:t>∂</m:t>
+              </m:r>
+              <m:sSub>
+                <m:sSubPr>
+                  <m:ctrlPr>
+                    <w:rPr>
+                      <w:rFonts w:ascii="Cambria Math" w:hAnsi="Cambria Math"/>
+                      <w:sz w:val="20"/>
+                      <w:szCs w:val="20"/>
+                    </w:rPr>
+                  </m:ctrlPr>
+                </m:sSubPr>
+                <m:e>
+                  <m:r>
+                    <w:rPr>
+                      <w:rFonts w:ascii="Cambria Math" w:hAnsi="Cambria Math"/>
+                      <w:sz w:val="20"/>
+                      <w:szCs w:val="20"/>
+                    </w:rPr>
+                    <m:t>a</m:t>
+                  </m:r>
+                </m:e>
+                <m:sub>
+                  <m:r>
+                    <w:rPr>
+                      <w:rFonts w:ascii="Cambria Math" w:hAnsi="Cambria Math"/>
+                      <w:sz w:val="20"/>
+                      <w:szCs w:val="20"/>
+                    </w:rPr>
+                    <m:t>3</m:t>
+                  </m:r>
+                </m:sub>
+              </m:sSub>
+            </m:den>
+          </m:f>
+          <m:r>
+            <w:rPr>
+              <w:rFonts w:ascii="Cambria Math" w:hAnsi="Cambria Math"/>
+              <w:sz w:val="20"/>
+              <w:szCs w:val="20"/>
+            </w:rPr>
+            <m:t>⋅</m:t>
+          </m:r>
+          <m:f>
+            <m:fPr>
+              <m:ctrlPr>
+                <w:rPr>
+                  <w:rFonts w:ascii="Cambria Math" w:hAnsi="Cambria Math"/>
+                  <w:sz w:val="20"/>
+                  <w:szCs w:val="20"/>
+                </w:rPr>
+              </m:ctrlPr>
+            </m:fPr>
+            <m:num>
+              <m:r>
+                <m:rPr>
+                  <m:sty m:val="p"/>
+                </m:rPr>
+                <w:rPr>
+                  <w:rFonts w:ascii="Cambria Math" w:hAnsi="Cambria Math"/>
+                  <w:sz w:val="20"/>
+                  <w:szCs w:val="20"/>
+                </w:rPr>
+                <m:t>∂</m:t>
+              </m:r>
+              <m:sSub>
+                <m:sSubPr>
+                  <m:ctrlPr>
+                    <w:rPr>
+                      <w:rFonts w:ascii="Cambria Math" w:hAnsi="Cambria Math"/>
+                      <w:sz w:val="20"/>
+                      <w:szCs w:val="20"/>
+                    </w:rPr>
+                  </m:ctrlPr>
+                </m:sSubPr>
+                <m:e>
+                  <m:r>
+                    <w:rPr>
+                      <w:rFonts w:ascii="Cambria Math" w:hAnsi="Cambria Math"/>
+                      <w:sz w:val="20"/>
+                      <w:szCs w:val="20"/>
+                    </w:rPr>
+                    <m:t>a</m:t>
+                  </m:r>
+                </m:e>
+                <m:sub>
+                  <m:r>
+                    <w:rPr>
+                      <w:rFonts w:ascii="Cambria Math" w:hAnsi="Cambria Math"/>
+                      <w:sz w:val="20"/>
+                      <w:szCs w:val="20"/>
+                    </w:rPr>
+                    <m:t>3</m:t>
+                  </m:r>
+                </m:sub>
+              </m:sSub>
+            </m:num>
+            <m:den>
+              <m:r>
+                <m:rPr>
+                  <m:sty m:val="p"/>
+                </m:rPr>
+                <w:rPr>
+                  <w:rFonts w:ascii="Cambria Math" w:hAnsi="Cambria Math"/>
+                  <w:sz w:val="20"/>
+                  <w:szCs w:val="20"/>
+                </w:rPr>
+                <m:t>∂</m:t>
+              </m:r>
+              <m:sSub>
+                <m:sSubPr>
+                  <m:ctrlPr>
+                    <w:rPr>
+                      <w:rFonts w:ascii="Cambria Math" w:hAnsi="Cambria Math"/>
+                      <w:sz w:val="20"/>
+                      <w:szCs w:val="20"/>
+                    </w:rPr>
+                  </m:ctrlPr>
+                </m:sSubPr>
+                <m:e>
+                  <m:r>
+                    <w:rPr>
+                      <w:rFonts w:ascii="Cambria Math" w:hAnsi="Cambria Math"/>
+                      <w:sz w:val="20"/>
+                      <w:szCs w:val="20"/>
+                    </w:rPr>
+                    <m:t>z</m:t>
+                  </m:r>
+                </m:e>
+                <m:sub>
+                  <m:r>
+                    <w:rPr>
+                      <w:rFonts w:ascii="Cambria Math" w:hAnsi="Cambria Math"/>
+                      <w:sz w:val="20"/>
+                      <w:szCs w:val="20"/>
+                    </w:rPr>
+                    <m:t>3</m:t>
+                  </m:r>
+                </m:sub>
+              </m:sSub>
+            </m:den>
+          </m:f>
+          <m:r>
+            <w:rPr>
+              <w:rFonts w:ascii="Cambria Math" w:hAnsi="Cambria Math"/>
+              <w:sz w:val="20"/>
+              <w:szCs w:val="20"/>
+            </w:rPr>
+            <m:t>⋅</m:t>
+          </m:r>
+          <m:f>
+            <m:fPr>
+              <m:ctrlPr>
+                <w:rPr>
+                  <w:rFonts w:ascii="Cambria Math" w:hAnsi="Cambria Math"/>
+                  <w:sz w:val="20"/>
+                  <w:szCs w:val="20"/>
+                </w:rPr>
+              </m:ctrlPr>
+            </m:fPr>
+            <m:num>
+              <m:r>
+                <m:rPr>
+                  <m:sty m:val="p"/>
+                </m:rPr>
+                <w:rPr>
+                  <w:rFonts w:ascii="Cambria Math" w:hAnsi="Cambria Math"/>
+                  <w:sz w:val="20"/>
+                  <w:szCs w:val="20"/>
+                </w:rPr>
+                <m:t>∂</m:t>
+              </m:r>
+              <m:sSub>
+                <m:sSubPr>
+                  <m:ctrlPr>
+                    <w:rPr>
+                      <w:rFonts w:ascii="Cambria Math" w:hAnsi="Cambria Math"/>
+                      <w:sz w:val="20"/>
+                      <w:szCs w:val="20"/>
+                    </w:rPr>
+                  </m:ctrlPr>
+                </m:sSubPr>
+                <m:e>
+                  <m:r>
+                    <w:rPr>
+                      <w:rFonts w:ascii="Cambria Math" w:hAnsi="Cambria Math"/>
+                      <w:sz w:val="20"/>
+                      <w:szCs w:val="20"/>
+                    </w:rPr>
+                    <m:t>z</m:t>
+                  </m:r>
+                </m:e>
+                <m:sub>
+                  <m:r>
+                    <w:rPr>
+                      <w:rFonts w:ascii="Cambria Math" w:hAnsi="Cambria Math"/>
+                      <w:sz w:val="20"/>
+                      <w:szCs w:val="20"/>
+                    </w:rPr>
+                    <m:t>3</m:t>
+                  </m:r>
+                </m:sub>
+              </m:sSub>
+            </m:num>
+            <m:den>
+              <m:r>
+                <m:rPr>
+                  <m:sty m:val="p"/>
+                </m:rPr>
+                <w:rPr>
+                  <w:rFonts w:ascii="Cambria Math" w:hAnsi="Cambria Math"/>
+                  <w:sz w:val="20"/>
+                  <w:szCs w:val="20"/>
+                </w:rPr>
+                <m:t>∂</m:t>
+              </m:r>
+              <m:sSub>
+                <m:sSubPr>
+                  <m:ctrlPr>
+                    <w:rPr>
+                      <w:rFonts w:ascii="Cambria Math" w:hAnsi="Cambria Math"/>
+                      <w:sz w:val="20"/>
+                      <w:szCs w:val="20"/>
+                    </w:rPr>
+                  </m:ctrlPr>
+                </m:sSubPr>
+                <m:e>
+                  <m:r>
+                    <w:rPr>
+                      <w:rFonts w:ascii="Cambria Math" w:hAnsi="Cambria Math"/>
+                      <w:sz w:val="20"/>
+                      <w:szCs w:val="20"/>
+                    </w:rPr>
+                    <m:t>x</m:t>
+                  </m:r>
+                </m:e>
+                <m:sub>
+                  <m:r>
+                    <w:rPr>
+                      <w:rFonts w:ascii="Cambria Math" w:hAnsi="Cambria Math"/>
+                      <w:sz w:val="20"/>
+                      <w:szCs w:val="20"/>
+                    </w:rPr>
+                    <m:t>1</m:t>
+                  </m:r>
+                </m:sub>
+              </m:sSub>
+            </m:den>
+          </m:f>
+        </m:oMath>
+      </m:oMathPara>
+    </w:p>
+    <w:p>
+      <w:pPr>
+        <w:spacing w:after="0"/>
+        <w:rPr>
+          <w:rFonts w:eastAsiaTheme="minorEastAsia"/>
+          <w:sz w:val="20"/>
+          <w:szCs w:val="20"/>
+        </w:rPr>
+      </w:pPr>
+      <w:r>
+        <w:rPr>
+          <w:rFonts w:eastAsiaTheme="minorEastAsia"/>
+          <w:sz w:val="20"/>
+          <w:szCs w:val="20"/>
+        </w:rPr>
+        <w:t xml:space="preserve">       </w:t>
+      </w:r>
+      <m:oMath>
+        <m:r>
+          <w:rPr>
+            <w:rFonts w:ascii="Cambria Math" w:eastAsiaTheme="minorEastAsia" w:hAnsi="Cambria Math"/>
+            <w:sz w:val="20"/>
+            <w:szCs w:val="20"/>
+          </w:rPr>
+          <m:t xml:space="preserve">  </m:t>
+        </m:r>
+        <m:r>
+          <m:rPr>
+            <m:sty m:val="bi"/>
+          </m:rPr>
+          <w:rPr>
+            <w:rFonts w:ascii="Cambria Math" w:hAnsi="Cambria Math"/>
+            <w:sz w:val="20"/>
+            <w:szCs w:val="20"/>
+          </w:rPr>
+          <m:t>=</m:t>
+        </m:r>
+        <m:r>
+          <w:rPr>
+            <w:rFonts w:ascii="Cambria Math" w:hAnsi="Cambria Math"/>
+            <w:sz w:val="20"/>
+            <w:szCs w:val="20"/>
+          </w:rPr>
+          <m:t>2y . 1 .</m:t>
+        </m:r>
+        <m:sSub>
+          <m:sSubPr>
+            <m:ctrlPr>
+              <w:rPr>
+                <w:rFonts w:ascii="Cambria Math" w:hAnsi="Cambria Math"/>
+                <w:sz w:val="20"/>
+                <w:szCs w:val="20"/>
+              </w:rPr>
+            </m:ctrlPr>
+          </m:sSubPr>
+          <m:e>
+            <m:r>
+              <w:rPr>
+                <w:rFonts w:ascii="Cambria Math" w:hAnsi="Cambria Math"/>
+                <w:sz w:val="20"/>
+                <w:szCs w:val="20"/>
+              </w:rPr>
+              <m:t>w</m:t>
+            </m:r>
+          </m:e>
+          <m:sub>
+            <m:r>
+              <w:rPr>
+                <w:rFonts w:ascii="Cambria Math" w:hAnsi="Cambria Math"/>
+                <w:sz w:val="20"/>
+                <w:szCs w:val="20"/>
+              </w:rPr>
+              <m:t>11</m:t>
+            </m:r>
+          </m:sub>
+        </m:sSub>
+        <m:r>
+          <w:rPr>
+            <w:rFonts w:ascii="Cambria Math" w:hAnsi="Cambria Math"/>
+            <w:sz w:val="20"/>
+            <w:szCs w:val="20"/>
+          </w:rPr>
+          <m:t xml:space="preserve">+2y . 1 . </m:t>
+        </m:r>
+        <m:sSub>
+          <m:sSubPr>
+            <m:ctrlPr>
+              <w:rPr>
+                <w:rFonts w:ascii="Cambria Math" w:hAnsi="Cambria Math"/>
+                <w:sz w:val="20"/>
+                <w:szCs w:val="20"/>
+              </w:rPr>
+            </m:ctrlPr>
+          </m:sSubPr>
+          <m:e>
+            <m:r>
+              <w:rPr>
+                <w:rFonts w:ascii="Cambria Math" w:hAnsi="Cambria Math"/>
+                <w:sz w:val="20"/>
+                <w:szCs w:val="20"/>
+              </w:rPr>
+              <m:t>w</m:t>
+            </m:r>
+          </m:e>
+          <m:sub>
+            <m:r>
+              <w:rPr>
+                <w:rFonts w:ascii="Cambria Math" w:hAnsi="Cambria Math"/>
+                <w:sz w:val="20"/>
+                <w:szCs w:val="20"/>
+              </w:rPr>
+              <m:t>2</m:t>
+            </m:r>
+            <m:r>
+              <w:rPr>
+                <w:rFonts w:ascii="Cambria Math" w:hAnsi="Cambria Math"/>
+                <w:sz w:val="20"/>
+                <w:szCs w:val="20"/>
+              </w:rPr>
+              <m:t>1</m:t>
+            </m:r>
+          </m:sub>
+        </m:sSub>
+        <m:r>
+          <w:rPr>
+            <w:rFonts w:ascii="Cambria Math" w:hAnsi="Cambria Math"/>
+            <w:sz w:val="20"/>
+            <w:szCs w:val="20"/>
+          </w:rPr>
+          <m:t xml:space="preserve">+2y . 1 . </m:t>
+        </m:r>
+        <m:sSub>
+          <m:sSubPr>
+            <m:ctrlPr>
+              <w:rPr>
+                <w:rFonts w:ascii="Cambria Math" w:hAnsi="Cambria Math"/>
+                <w:sz w:val="20"/>
+                <w:szCs w:val="20"/>
+              </w:rPr>
+            </m:ctrlPr>
+          </m:sSubPr>
+          <m:e>
+            <m:r>
+              <w:rPr>
+                <w:rFonts w:ascii="Cambria Math" w:hAnsi="Cambria Math"/>
+                <w:sz w:val="20"/>
+                <w:szCs w:val="20"/>
+              </w:rPr>
+              <m:t>w</m:t>
+            </m:r>
+          </m:e>
+          <m:sub>
+            <m:r>
+              <w:rPr>
+                <w:rFonts w:ascii="Cambria Math" w:hAnsi="Cambria Math"/>
+                <w:sz w:val="20"/>
+                <w:szCs w:val="20"/>
+              </w:rPr>
+              <m:t>3</m:t>
+            </m:r>
+            <m:r>
+              <w:rPr>
+                <w:rFonts w:ascii="Cambria Math" w:hAnsi="Cambria Math"/>
+                <w:sz w:val="20"/>
+                <w:szCs w:val="20"/>
+              </w:rPr>
+              <m:t>1</m:t>
+            </m:r>
+          </m:sub>
+        </m:sSub>
+      </m:oMath>
+    </w:p>
+    <w:p>
+      <w:pPr>
+        <w:spacing w:after="0"/>
+        <w:rPr>
+          <w:rFonts w:eastAsiaTheme="minorEastAsia"/>
+          <w:sz w:val="20"/>
+          <w:szCs w:val="20"/>
+        </w:rPr>
+      </w:pPr>
+      <m:oMathPara>
+        <m:oMathParaPr>
+          <m:jc m:val="left"/>
+        </m:oMathParaPr>
+        <m:oMath>
+          <m:r>
+            <m:rPr>
+              <m:sty m:val="bi"/>
+            </m:rPr>
+            <w:rPr>
+              <w:rFonts w:ascii="Cambria Math" w:hAnsi="Cambria Math"/>
+              <w:sz w:val="20"/>
+              <w:szCs w:val="20"/>
+            </w:rPr>
+            <m:t xml:space="preserve">         </m:t>
+          </m:r>
+          <m:r>
+            <m:rPr>
+              <m:sty m:val="bi"/>
+            </m:rPr>
+            <w:rPr>
+              <w:rFonts w:ascii="Cambria Math" w:hAnsi="Cambria Math"/>
+              <w:sz w:val="20"/>
+              <w:szCs w:val="20"/>
+            </w:rPr>
+            <m:t>=</m:t>
+          </m:r>
+          <m:r>
+            <w:rPr>
+              <w:rFonts w:ascii="Cambria Math" w:eastAsiaTheme="minorEastAsia" w:hAnsi="Cambria Math"/>
+              <w:sz w:val="20"/>
+              <w:szCs w:val="20"/>
+            </w:rPr>
+            <m:t>2y(</m:t>
+          </m:r>
+          <m:sSub>
+            <m:sSubPr>
+              <m:ctrlPr>
+                <w:rPr>
+                  <w:rFonts w:ascii="Cambria Math" w:hAnsi="Cambria Math"/>
+                  <w:sz w:val="20"/>
+                  <w:szCs w:val="20"/>
+                </w:rPr>
+              </m:ctrlPr>
+            </m:sSubPr>
+            <m:e>
+              <m:r>
+                <w:rPr>
+                  <w:rFonts w:ascii="Cambria Math" w:hAnsi="Cambria Math"/>
+                  <w:sz w:val="20"/>
+                  <w:szCs w:val="20"/>
+                </w:rPr>
+                <m:t>w</m:t>
+              </m:r>
+            </m:e>
+            <m:sub>
+              <m:r>
+                <w:rPr>
+                  <w:rFonts w:ascii="Cambria Math" w:hAnsi="Cambria Math"/>
+                  <w:sz w:val="20"/>
+                  <w:szCs w:val="20"/>
+                </w:rPr>
+                <m:t>11</m:t>
+              </m:r>
+            </m:sub>
+          </m:sSub>
+          <m:r>
+            <w:rPr>
+              <w:rFonts w:ascii="Cambria Math" w:eastAsiaTheme="minorEastAsia" w:hAnsi="Cambria Math"/>
+              <w:sz w:val="20"/>
+              <w:szCs w:val="20"/>
+            </w:rPr>
+            <m:t>+</m:t>
+          </m:r>
+          <m:sSub>
+            <m:sSubPr>
+              <m:ctrlPr>
+                <w:rPr>
+                  <w:rFonts w:ascii="Cambria Math" w:hAnsi="Cambria Math"/>
+                  <w:sz w:val="20"/>
+                  <w:szCs w:val="20"/>
+                </w:rPr>
+              </m:ctrlPr>
+            </m:sSubPr>
+            <m:e>
+              <m:r>
+                <w:rPr>
+                  <w:rFonts w:ascii="Cambria Math" w:hAnsi="Cambria Math"/>
+                  <w:sz w:val="20"/>
+                  <w:szCs w:val="20"/>
+                </w:rPr>
+                <m:t>w</m:t>
+              </m:r>
+            </m:e>
+            <m:sub>
+              <m:r>
+                <w:rPr>
+                  <w:rFonts w:ascii="Cambria Math" w:hAnsi="Cambria Math"/>
+                  <w:sz w:val="20"/>
+                  <w:szCs w:val="20"/>
+                </w:rPr>
+                <m:t>21</m:t>
+              </m:r>
+            </m:sub>
+          </m:sSub>
+          <m:r>
+            <w:rPr>
+              <w:rFonts w:ascii="Cambria Math" w:eastAsiaTheme="minorEastAsia" w:hAnsi="Cambria Math"/>
+              <w:sz w:val="20"/>
+              <w:szCs w:val="20"/>
+            </w:rPr>
+            <m:t xml:space="preserve">+ </m:t>
+          </m:r>
+          <m:sSub>
+            <m:sSubPr>
+              <m:ctrlPr>
+                <w:rPr>
+                  <w:rFonts w:ascii="Cambria Math" w:hAnsi="Cambria Math"/>
+                  <w:sz w:val="20"/>
+                  <w:szCs w:val="20"/>
+                </w:rPr>
+              </m:ctrlPr>
+            </m:sSubPr>
+            <m:e>
+              <m:r>
+                <w:rPr>
+                  <w:rFonts w:ascii="Cambria Math" w:hAnsi="Cambria Math"/>
+                  <w:sz w:val="20"/>
+                  <w:szCs w:val="20"/>
+                </w:rPr>
+                <m:t>w</m:t>
+              </m:r>
+            </m:e>
+            <m:sub>
+              <m:r>
+                <w:rPr>
+                  <w:rFonts w:ascii="Cambria Math" w:hAnsi="Cambria Math"/>
+                  <w:sz w:val="20"/>
+                  <w:szCs w:val="20"/>
+                </w:rPr>
+                <m:t>31</m:t>
+              </m:r>
+            </m:sub>
+          </m:sSub>
+          <m:r>
+            <w:rPr>
+              <w:rFonts w:ascii="Cambria Math" w:eastAsiaTheme="minorEastAsia" w:hAnsi="Cambria Math"/>
+              <w:sz w:val="20"/>
+              <w:szCs w:val="20"/>
+            </w:rPr>
+            <m:t xml:space="preserve"> )</m:t>
+          </m:r>
+        </m:oMath>
+      </m:oMathPara>
+    </w:p>
+    <w:p>
+      <w:pPr>
+        <w:spacing w:after="0"/>
+        <w:rPr>
+          <w:rFonts w:eastAsiaTheme="minorEastAsia"/>
+          <w:sz w:val="20"/>
+          <w:szCs w:val="20"/>
+        </w:rPr>
+      </w:pPr>
+    </w:p>
+    <w:p>
+      <w:pPr>
+        <w:rPr>
+          <w:rFonts w:eastAsiaTheme="minorEastAsia"/>
+          <w:sz w:val="28"/>
+          <w:szCs w:val="28"/>
+        </w:rPr>
+      </w:pPr>
+    </w:p>
+    <w:p>
+      <w:pPr>
+        <w:rPr>
+          <w:rFonts w:eastAsiaTheme="minorEastAsia"/>
+          <w:sz w:val="28"/>
+          <w:szCs w:val="28"/>
+        </w:rPr>
+      </w:pPr>
+    </w:p>
+    <w:p>
+      <w:pPr>
+        <w:rPr>
+          <w:rFonts w:eastAsiaTheme="minorEastAsia"/>
+          <w:sz w:val="28"/>
+          <w:szCs w:val="28"/>
+        </w:rPr>
+      </w:pPr>
+    </w:p>
+    <w:p>
+      <w:pPr>
+        <w:rPr>
+          <w:rFonts w:eastAsiaTheme="minorEastAsia"/>
+          <w:sz w:val="28"/>
+          <w:szCs w:val="28"/>
+        </w:rPr>
+      </w:pPr>
+      <w:r>
+        <w:rPr>
+          <w:rFonts w:eastAsiaTheme="minorEastAsia"/>
+          <w:sz w:val="28"/>
+          <w:szCs w:val="28"/>
+        </w:rPr>
+        <w:br w:type="page"/>
+      </w:r>
+    </w:p>
+    <w:p>
+      <w:pPr>
+        <w:rPr>
+          <w:rFonts w:eastAsiaTheme="minorEastAsia"/>
+          <w:sz w:val="28"/>
+          <w:szCs w:val="28"/>
+        </w:rPr>
+      </w:pPr>
+    </w:p>
+    <w:p>
+      <w:pPr>
+        <w:rPr>
+          <w:rFonts w:eastAsiaTheme="minorEastAsia"/>
+          <w:sz w:val="28"/>
+          <w:szCs w:val="28"/>
+        </w:rPr>
+      </w:pPr>
+    </w:p>
+    <w:p>
+      <w:pPr>
+        <w:rPr>
+          <w:rFonts w:eastAsiaTheme="minorEastAsia"/>
+          <w:sz w:val="28"/>
+          <w:szCs w:val="28"/>
+        </w:rPr>
+      </w:pPr>
+    </w:p>
+    <w:p>
+      <w:pPr>
+        <w:rPr>
+          <w:rFonts w:eastAsiaTheme="minorEastAsia"/>
+          <w:sz w:val="28"/>
+          <w:szCs w:val="28"/>
+        </w:rPr>
+      </w:pPr>
+    </w:p>
+    <w:p>
+      <w:pPr>
+        <w:rPr>
+          <w:rFonts w:eastAsiaTheme="minorEastAsia"/>
+          <w:sz w:val="28"/>
+          <w:szCs w:val="28"/>
+        </w:rPr>
+      </w:pPr>
+    </w:p>
+    <w:p>
+      <w:pPr>
+        <w:rPr>
+          <w:rFonts w:eastAsiaTheme="minorEastAsia"/>
+          <w:sz w:val="28"/>
+          <w:szCs w:val="28"/>
+        </w:rPr>
+      </w:pPr>
+    </w:p>
+    <w:p>
+      <w:pPr>
+        <w:rPr>
+          <w:rFonts w:eastAsiaTheme="minorEastAsia"/>
+          <w:sz w:val="28"/>
+          <w:szCs w:val="28"/>
+        </w:rPr>
+      </w:pPr>
+    </w:p>
+    <w:p>
+      <w:pPr>
+        <w:rPr>
+          <w:rFonts w:eastAsiaTheme="minorEastAsia"/>
+          <w:sz w:val="28"/>
+          <w:szCs w:val="28"/>
+        </w:rPr>
+      </w:pPr>
+    </w:p>
+    <w:p>
+      <w:pPr>
+        <w:rPr>
+          <w:rFonts w:eastAsiaTheme="minorEastAsia"/>
+          <w:sz w:val="28"/>
+          <w:szCs w:val="28"/>
+        </w:rPr>
+      </w:pPr>
+    </w:p>
+    <w:p>
+      <w:pPr>
+        <w:rPr>
+          <w:rFonts w:eastAsiaTheme="minorEastAsia"/>
+          <w:sz w:val="28"/>
+          <w:szCs w:val="28"/>
+        </w:rPr>
+      </w:pPr>
+    </w:p>
+    <w:p>
+      <w:pPr>
+        <w:rPr>
+          <w:rFonts w:eastAsiaTheme="minorEastAsia"/>
+          <w:b/>
+          <w:bCs/>
+        </w:rPr>
+      </w:pPr>
+      <w:r>
+        <w:rPr>
+          <w:rFonts w:ascii="Segoe UI Emoji" w:eastAsiaTheme="minorEastAsia" w:hAnsi="Segoe UI Emoji" w:cs="Segoe UI Emoji"/>
+          <w:b/>
+          <w:bCs/>
+        </w:rPr>
+        <w:t>🧮</w:t>
+      </w:r>
+      <w:r>
+        <w:rPr>
+          <w:rFonts w:eastAsiaTheme="minorEastAsia"/>
+          <w:b/>
+          <w:bCs/>
+        </w:rPr>
+        <w:t xml:space="preserve"> 1. Scalar Form (Corrected)</w:t>
+      </w:r>
+    </w:p>
+    <w:p>
+      <w:pPr>
+        <w:rPr>
+          <w:rFonts w:eastAsiaTheme="minorEastAsia"/>
+          <w:b/>
+          <w:bCs/>
+        </w:rPr>
+      </w:pPr>
+      <m:oMathPara>
+        <m:oMath>
+          <m:f>
+            <m:fPr>
+              <m:ctrlPr>
+                <w:rPr>
+                  <w:rFonts w:ascii="Cambria Math" w:eastAsiaTheme="minorEastAsia" w:hAnsi="Cambria Math"/>
+                  <w:b/>
+                  <w:bCs/>
+                </w:rPr>
+              </m:ctrlPr>
+            </m:fPr>
+            <m:num>
+              <m:r>
+                <m:rPr>
+                  <m:sty m:val="b"/>
+                </m:rPr>
+                <w:rPr>
+                  <w:rFonts w:ascii="Cambria Math" w:eastAsiaTheme="minorEastAsia" w:hAnsi="Cambria Math"/>
+                </w:rPr>
+                <m:t>∂</m:t>
+              </m:r>
+              <m:r>
+                <m:rPr>
+                  <m:sty m:val="bi"/>
+                </m:rPr>
+                <w:rPr>
+                  <w:rFonts w:ascii="Cambria Math" w:eastAsiaTheme="minorEastAsia" w:hAnsi="Cambria Math"/>
+                </w:rPr>
+                <m:t>L</m:t>
+              </m:r>
+            </m:num>
+            <m:den>
+              <m:r>
+                <m:rPr>
+                  <m:sty m:val="b"/>
+                </m:rPr>
+                <w:rPr>
+                  <w:rFonts w:ascii="Cambria Math" w:eastAsiaTheme="minorEastAsia" w:hAnsi="Cambria Math"/>
+                </w:rPr>
+                <m:t>∂</m:t>
+              </m:r>
+              <m:sSub>
+                <m:sSubPr>
+                  <m:ctrlPr>
+                    <w:rPr>
+                      <w:rFonts w:ascii="Cambria Math" w:eastAsiaTheme="minorEastAsia" w:hAnsi="Cambria Math"/>
+                      <w:b/>
+                      <w:bCs/>
+                    </w:rPr>
+                  </m:ctrlPr>
+                </m:sSubPr>
+                <m:e>
+                  <m:r>
+                    <m:rPr>
+                      <m:sty m:val="bi"/>
+                    </m:rPr>
+                    <w:rPr>
+                      <w:rFonts w:ascii="Cambria Math" w:eastAsiaTheme="minorEastAsia" w:hAnsi="Cambria Math"/>
+                    </w:rPr>
+                    <m:t>w</m:t>
+                  </m:r>
+                </m:e>
+                <m:sub>
+                  <m:r>
+                    <m:rPr>
+                      <m:sty m:val="bi"/>
+                    </m:rPr>
+                    <w:rPr>
+                      <w:rFonts w:ascii="Cambria Math" w:eastAsiaTheme="minorEastAsia" w:hAnsi="Cambria Math"/>
+                    </w:rPr>
+                    <m:t>1</m:t>
+                  </m:r>
+                  <m:r>
+                    <m:rPr>
+                      <m:sty m:val="bi"/>
+                    </m:rPr>
+                    <w:rPr>
+                      <w:rFonts w:ascii="Cambria Math" w:eastAsiaTheme="minorEastAsia" w:hAnsi="Cambria Math"/>
+                    </w:rPr>
+                    <m:t>j</m:t>
+                  </m:r>
+                </m:sub>
+              </m:sSub>
+            </m:den>
+          </m:f>
+          <m:r>
+            <m:rPr>
+              <m:sty m:val="bi"/>
+            </m:rPr>
+            <w:rPr>
+              <w:rFonts w:ascii="Cambria Math" w:eastAsiaTheme="minorEastAsia" w:hAnsi="Cambria Math"/>
+            </w:rPr>
+            <m:t>=</m:t>
+          </m:r>
+          <m:f>
+            <m:fPr>
+              <m:ctrlPr>
+                <w:rPr>
+                  <w:rFonts w:ascii="Cambria Math" w:eastAsiaTheme="minorEastAsia" w:hAnsi="Cambria Math"/>
+                  <w:b/>
+                  <w:bCs/>
+                </w:rPr>
+              </m:ctrlPr>
+            </m:fPr>
+            <m:num>
+              <m:r>
+                <m:rPr>
+                  <m:sty m:val="b"/>
+                </m:rPr>
+                <w:rPr>
+                  <w:rFonts w:ascii="Cambria Math" w:eastAsiaTheme="minorEastAsia" w:hAnsi="Cambria Math"/>
+                </w:rPr>
+                <m:t>∂</m:t>
+              </m:r>
+              <m:r>
+                <m:rPr>
+                  <m:sty m:val="bi"/>
+                </m:rPr>
+                <w:rPr>
+                  <w:rFonts w:ascii="Cambria Math" w:eastAsiaTheme="minorEastAsia" w:hAnsi="Cambria Math"/>
+                </w:rPr>
+                <m:t>L</m:t>
+              </m:r>
+            </m:num>
+            <m:den>
+              <m:r>
+                <m:rPr>
+                  <m:sty m:val="b"/>
+                </m:rPr>
+                <w:rPr>
+                  <w:rFonts w:ascii="Cambria Math" w:eastAsiaTheme="minorEastAsia" w:hAnsi="Cambria Math"/>
+                </w:rPr>
+                <m:t>∂</m:t>
+              </m:r>
+              <m:sSub>
+                <m:sSubPr>
+                  <m:ctrlPr>
+                    <w:rPr>
+                      <w:rFonts w:ascii="Cambria Math" w:eastAsiaTheme="minorEastAsia" w:hAnsi="Cambria Math"/>
+                      <w:b/>
+                      <w:bCs/>
+                    </w:rPr>
+                  </m:ctrlPr>
+                </m:sSubPr>
+                <m:e>
+                  <m:r>
+                    <m:rPr>
+                      <m:sty m:val="bi"/>
+                    </m:rPr>
+                    <w:rPr>
+                      <w:rFonts w:ascii="Cambria Math" w:eastAsiaTheme="minorEastAsia" w:hAnsi="Cambria Math"/>
+                    </w:rPr>
+                    <m:t>z</m:t>
+                  </m:r>
+                </m:e>
+                <m:sub>
+                  <m:r>
+                    <m:rPr>
+                      <m:sty m:val="bi"/>
+                    </m:rPr>
+                    <w:rPr>
+                      <w:rFonts w:ascii="Cambria Math" w:eastAsiaTheme="minorEastAsia" w:hAnsi="Cambria Math"/>
+                    </w:rPr>
+                    <m:t>1</m:t>
+                  </m:r>
+                </m:sub>
+              </m:sSub>
+            </m:den>
+          </m:f>
+          <m:r>
+            <m:rPr>
+              <m:sty m:val="bi"/>
+            </m:rPr>
+            <w:rPr>
+              <w:rFonts w:ascii="Cambria Math" w:eastAsiaTheme="minorEastAsia" w:hAnsi="Cambria Math"/>
+            </w:rPr>
+            <m:t>⋅</m:t>
+          </m:r>
+          <m:sSub>
+            <m:sSubPr>
+              <m:ctrlPr>
+                <w:rPr>
+                  <w:rFonts w:ascii="Cambria Math" w:eastAsiaTheme="minorEastAsia" w:hAnsi="Cambria Math"/>
+                  <w:b/>
+                  <w:bCs/>
+                </w:rPr>
+              </m:ctrlPr>
+            </m:sSubPr>
+            <m:e>
+              <m:r>
+                <m:rPr>
+                  <m:sty m:val="bi"/>
+                </m:rPr>
+                <w:rPr>
+                  <w:rFonts w:ascii="Cambria Math" w:eastAsiaTheme="minorEastAsia" w:hAnsi="Cambria Math"/>
+                </w:rPr>
+                <m:t>x</m:t>
+              </m:r>
+            </m:e>
+            <m:sub>
+              <m:r>
+                <m:rPr>
+                  <m:sty m:val="bi"/>
+                </m:rPr>
+                <w:rPr>
+                  <w:rFonts w:ascii="Cambria Math" w:eastAsiaTheme="minorEastAsia" w:hAnsi="Cambria Math"/>
+                </w:rPr>
+                <m:t>j</m:t>
+              </m:r>
+            </m:sub>
+          </m:sSub>
+          <m:r>
+            <m:rPr>
+              <m:nor/>
+            </m:rPr>
+            <w:rPr>
+              <w:rFonts w:eastAsiaTheme="minorEastAsia"/>
+              <w:b/>
+              <w:bCs/>
+            </w:rPr>
+            <m:t xml:space="preserve">for </m:t>
+          </m:r>
+          <m:r>
+            <m:rPr>
+              <m:sty m:val="bi"/>
+            </m:rPr>
+            <w:rPr>
+              <w:rFonts w:ascii="Cambria Math" w:eastAsiaTheme="minorEastAsia" w:hAnsi="Cambria Math"/>
+            </w:rPr>
+            <m:t>j=1,2,3,4</m:t>
+          </m:r>
+          <m:r>
+            <m:rPr>
+              <m:sty m:val="bi"/>
+            </m:rPr>
+            <w:rPr>
+              <w:rFonts w:eastAsiaTheme="minorEastAsia"/>
+            </w:rPr>
+            <w:br/>
+          </m:r>
+        </m:oMath>
+      </m:oMathPara>
+    </w:p>
+    <w:p>
+      <w:pPr>
+        <w:rPr>
+          <w:rFonts w:eastAsiaTheme="minorEastAsia"/>
+          <w:b/>
+          <w:bCs/>
+        </w:rPr>
+      </w:pPr>
+      <w:r>
+        <w:rPr>
+          <w:rFonts w:eastAsiaTheme="minorEastAsia"/>
+          <w:b/>
+          <w:bCs/>
+        </w:rPr>
+        <w:pict w14:anchorId="200639DA">
+          <v:rect id="_x0000_i1025" style="width:0;height:1.5pt" o:hralign="center" o:hrstd="t" o:hr="t" fillcolor="#a0a0a0" stroked="f"/>
+        </w:pict>
+      </w:r>
+    </w:p>
+    <w:p>
+      <w:pPr>
+        <w:rPr>
+          <w:rFonts w:eastAsiaTheme="minorEastAsia"/>
+          <w:b/>
+          <w:bCs/>
+        </w:rPr>
+      </w:pPr>
+      <w:r>
+        <w:rPr>
+          <w:rFonts w:ascii="Segoe UI Emoji" w:eastAsiaTheme="minorEastAsia" w:hAnsi="Segoe UI Emoji" w:cs="Segoe UI Emoji"/>
+          <w:b/>
+          <w:bCs/>
+        </w:rPr>
+        <w:t>🔢</w:t>
+      </w:r>
+      <w:r>
+        <w:rPr>
+          <w:rFonts w:eastAsiaTheme="minorEastAsia"/>
+          <w:b/>
+          <w:bCs/>
+        </w:rPr>
+        <w:t xml:space="preserve"> 2. Vector / Matrix Form</w:t>
+      </w:r>
+    </w:p>
+    <w:p>
+      <w:pPr>
+        <w:rPr>
+          <w:rFonts w:eastAsiaTheme="minorEastAsia"/>
+          <w:b/>
+          <w:bCs/>
+        </w:rPr>
+      </w:pPr>
+      <w:r>
+        <w:rPr>
+          <w:rFonts w:eastAsiaTheme="minorEastAsia"/>
+          <w:b/>
+          <w:bCs/>
+        </w:rPr>
+        <w:t>Let:</w:t>
+      </w:r>
     </w:p>
     <w:p>
       <w:pPr>
@@ -28622,11 +32377,11 @@
             <m:t>=δ</m:t>
           </m:r>
           <m:r>
+            <m:rPr>
+              <m:sty m:val="bi"/>
+            </m:rPr>
             <w:rPr>
               <w:rFonts w:eastAsiaTheme="minorEastAsia"/>
-              <w:b/>
-              <w:bCs/>
-              <w:i/>
             </w:rPr>
             <w:br/>
           </m:r>
@@ -28648,7 +32403,7 @@
           <w:bCs/>
         </w:rPr>
         <w:pict w14:anchorId="29E629ED">
-          <v:rect id="_x0000_i1062" style="width:0;height:1.5pt" o:hralign="center" o:hrstd="t" o:hr="t" fillcolor="#a0a0a0" stroked="f"/>
+          <v:rect id="_x0000_i1026" style="width:0;height:1.5pt" o:hralign="center" o:hrstd="t" o:hr="t" fillcolor="#a0a0a0" stroked="f"/>
         </w:pict>
       </w:r>
     </w:p>
@@ -28897,10 +32652,11 @@
             </m:e>
           </m:d>
           <m:r>
+            <m:rPr>
+              <m:sty m:val="b"/>
+            </m:rPr>
             <w:rPr>
               <w:rFonts w:eastAsiaTheme="minorEastAsia"/>
-              <w:b/>
-              <w:bCs/>
             </w:rPr>
             <w:br/>
           </m:r>
@@ -28922,7 +32678,7 @@
           <w:bCs/>
         </w:rPr>
         <w:pict w14:anchorId="7DE338BE">
-          <v:rect id="_x0000_i1063" style="width:0;height:1.5pt" o:hralign="center" o:hrstd="t" o:hr="t" fillcolor="#a0a0a0" stroked="f"/>
+          <v:rect id="_x0000_i1027" style="width:0;height:1.5pt" o:hralign="center" o:hrstd="t" o:hr="t" fillcolor="#a0a0a0" stroked="f"/>
         </w:pict>
       </w:r>
     </w:p>
@@ -29037,10 +32793,11 @@
             </m:e>
           </m:borderBox>
           <m:r>
+            <m:rPr>
+              <m:sty m:val="b"/>
+            </m:rPr>
             <w:rPr>
               <w:rFonts w:eastAsiaTheme="minorEastAsia"/>
-              <w:b/>
-              <w:bCs/>
             </w:rPr>
             <w:br/>
           </m:r>
@@ -29160,10 +32917,11 @@
             </m:den>
           </m:f>
           <m:r>
+            <m:rPr>
+              <m:sty m:val="b"/>
+            </m:rPr>
             <w:rPr>
               <w:rFonts w:eastAsiaTheme="minorEastAsia"/>
-              <w:b/>
-              <w:bCs/>
             </w:rPr>
             <w:br/>
           </m:r>
@@ -29185,7 +32943,7 @@
           <w:bCs/>
         </w:rPr>
         <w:pict w14:anchorId="1104D473">
-          <v:rect id="_x0000_i1064" style="width:0;height:1.5pt" o:hralign="center" o:hrstd="t" o:hr="t" fillcolor="#a0a0a0" stroked="f"/>
+          <v:rect id="_x0000_i1028" style="width:0;height:1.5pt" o:hralign="center" o:hrstd="t" o:hr="t" fillcolor="#a0a0a0" stroked="f"/>
         </w:pict>
       </w:r>
     </w:p>
@@ -29542,10 +33300,11 @@
             </m:e>
           </m:d>
           <m:r>
+            <m:rPr>
+              <m:sty m:val="b"/>
+            </m:rPr>
             <w:rPr>
               <w:rFonts w:eastAsiaTheme="minorEastAsia"/>
-              <w:b/>
-              <w:bCs/>
             </w:rPr>
             <w:br/>
           </m:r>
@@ -29567,7 +33326,7 @@
           <w:bCs/>
         </w:rPr>
         <w:pict w14:anchorId="01570A56">
-          <v:rect id="_x0000_i1065" style="width:0;height:1.5pt" o:hralign="center" o:hrstd="t" o:hr="t" fillcolor="#a0a0a0" stroked="f"/>
+          <v:rect id="_x0000_i1029" style="width:0;height:1.5pt" o:hralign="center" o:hrstd="t" o:hr="t" fillcolor="#a0a0a0" stroked="f"/>
         </w:pict>
       </w:r>
     </w:p>
@@ -29984,10 +33743,11 @@
             </m:den>
           </m:f>
           <m:r>
+            <m:rPr>
+              <m:sty m:val="b"/>
+            </m:rPr>
             <w:rPr>
               <w:rFonts w:eastAsiaTheme="minorEastAsia"/>
-              <w:b/>
-              <w:bCs/>
             </w:rPr>
             <w:br/>
           </m:r>
@@ -30098,10 +33858,11 @@
             <m:t>x</m:t>
           </m:r>
           <m:r>
+            <m:rPr>
+              <m:sty m:val="b"/>
+            </m:rPr>
             <w:rPr>
               <w:rFonts w:eastAsiaTheme="minorEastAsia"/>
-              <w:b/>
-              <w:bCs/>
             </w:rPr>
             <w:br/>
           </m:r>
@@ -30123,7 +33884,7 @@
           <w:bCs/>
         </w:rPr>
         <w:pict w14:anchorId="03342E75">
-          <v:rect id="_x0000_i1066" style="width:0;height:1.5pt" o:hralign="center" o:hrstd="t" o:hr="t" fillcolor="#a0a0a0" stroked="f"/>
+          <v:rect id="_x0000_i1030" style="width:0;height:1.5pt" o:hralign="center" o:hrstd="t" o:hr="t" fillcolor="#a0a0a0" stroked="f"/>
         </w:pict>
       </w:r>
     </w:p>
@@ -30283,10 +34044,11 @@
             </m:sup>
           </m:sSup>
           <m:r>
+            <m:rPr>
+              <m:sty m:val="b"/>
+            </m:rPr>
             <w:rPr>
               <w:rFonts w:eastAsiaTheme="minorEastAsia"/>
-              <w:b/>
-              <w:bCs/>
             </w:rPr>
             <w:br/>
           </m:r>
@@ -30691,6 +34453,9 @@
             </m:e>
           </m:d>
           <m:r>
+            <m:rPr>
+              <m:sty m:val="p"/>
+            </m:rPr>
             <w:rPr>
               <w:rFonts w:eastAsiaTheme="minorEastAsia"/>
             </w:rPr>
@@ -30876,6 +34641,9 @@
             </m:e>
           </m:borderBox>
           <m:r>
+            <m:rPr>
+              <m:sty m:val="p"/>
+            </m:rPr>
             <w:rPr>
               <w:rFonts w:eastAsiaTheme="minorEastAsia"/>
             </w:rPr>
@@ -32036,6 +35804,7 @@
   <w:style w:type="character" w:default="1" w:styleId="DefaultParagraphFont">
     <w:name w:val="Default Paragraph Font"/>
     <w:uiPriority w:val="1"/>
+    <w:semiHidden/>
     <w:unhideWhenUsed/>
   </w:style>
   <w:style w:type="table" w:default="1" w:styleId="TableNormal">
